--- a/docs/analisis de necesidades paln de empresa1.docx
+++ b/docs/analisis de necesidades paln de empresa1.docx
@@ -4983,6 +4983,4418 @@
         <w:rPr/>
       </w:r>
     </w:p>
+    <w:p>
+      <w:pPr>
+        <w:pStyle w:val="Ttulo1"/>
+        <w:bidi w:val="0"/>
+        <w:jc w:val="left"/>
+        <w:rPr/>
+      </w:pPr>
+      <w:r>
+        <w:rPr/>
+        <w:t>TRADEFLOW — BUSINESS PLAN + INVESTOR PLAN</w:t>
+      </w:r>
+    </w:p>
+    <w:p>
+      <w:pPr>
+        <w:pStyle w:val="Cuerpodetexto"/>
+        <w:bidi w:val="0"/>
+        <w:spacing w:lineRule="auto" w:line="276" w:before="0" w:after="140"/>
+        <w:jc w:val="left"/>
+        <w:rPr/>
+      </w:pPr>
+      <w:r>
+        <w:rPr/>
+        <w:t>Profesional, realista y preparado para:</w:t>
+      </w:r>
+    </w:p>
+    <w:p>
+      <w:pPr>
+        <w:pStyle w:val="Cuerpodetexto"/>
+        <w:numPr>
+          <w:ilvl w:val="0"/>
+          <w:numId w:val="29"/>
+        </w:numPr>
+        <w:tabs>
+          <w:tab w:val="clear" w:pos="709"/>
+          <w:tab w:val="left" w:pos="709" w:leader="none"/>
+        </w:tabs>
+        <w:bidi w:val="0"/>
+        <w:spacing w:before="0" w:after="0"/>
+        <w:ind w:left="709" w:hanging="283"/>
+        <w:jc w:val="left"/>
+        <w:rPr/>
+      </w:pPr>
+      <w:r>
+        <w:rPr/>
+        <w:t xml:space="preserve">inversores, </w:t>
+      </w:r>
+    </w:p>
+    <w:p>
+      <w:pPr>
+        <w:pStyle w:val="Cuerpodetexto"/>
+        <w:numPr>
+          <w:ilvl w:val="0"/>
+          <w:numId w:val="29"/>
+        </w:numPr>
+        <w:tabs>
+          <w:tab w:val="clear" w:pos="709"/>
+          <w:tab w:val="left" w:pos="709" w:leader="none"/>
+        </w:tabs>
+        <w:bidi w:val="0"/>
+        <w:spacing w:before="0" w:after="0"/>
+        <w:ind w:left="709" w:hanging="283"/>
+        <w:jc w:val="left"/>
+        <w:rPr/>
+      </w:pPr>
+      <w:r>
+        <w:rPr/>
+        <w:t xml:space="preserve">aceleradoras, </w:t>
+      </w:r>
+    </w:p>
+    <w:p>
+      <w:pPr>
+        <w:pStyle w:val="Cuerpodetexto"/>
+        <w:numPr>
+          <w:ilvl w:val="0"/>
+          <w:numId w:val="29"/>
+        </w:numPr>
+        <w:tabs>
+          <w:tab w:val="clear" w:pos="709"/>
+          <w:tab w:val="left" w:pos="709" w:leader="none"/>
+        </w:tabs>
+        <w:bidi w:val="0"/>
+        <w:spacing w:before="0" w:after="0"/>
+        <w:ind w:left="709" w:hanging="283"/>
+        <w:jc w:val="left"/>
+        <w:rPr/>
+      </w:pPr>
+      <w:r>
+        <w:rPr/>
+        <w:t xml:space="preserve">partners, </w:t>
+      </w:r>
+    </w:p>
+    <w:p>
+      <w:pPr>
+        <w:pStyle w:val="Cuerpodetexto"/>
+        <w:numPr>
+          <w:ilvl w:val="0"/>
+          <w:numId w:val="29"/>
+        </w:numPr>
+        <w:tabs>
+          <w:tab w:val="clear" w:pos="709"/>
+          <w:tab w:val="left" w:pos="709" w:leader="none"/>
+        </w:tabs>
+        <w:bidi w:val="0"/>
+        <w:spacing w:before="0" w:after="0"/>
+        <w:ind w:left="709" w:hanging="283"/>
+        <w:jc w:val="left"/>
+        <w:rPr/>
+      </w:pPr>
+      <w:r>
+        <w:rPr/>
+        <w:t xml:space="preserve">bancos, </w:t>
+      </w:r>
+    </w:p>
+    <w:p>
+      <w:pPr>
+        <w:pStyle w:val="Cuerpodetexto"/>
+        <w:numPr>
+          <w:ilvl w:val="0"/>
+          <w:numId w:val="29"/>
+        </w:numPr>
+        <w:tabs>
+          <w:tab w:val="clear" w:pos="709"/>
+          <w:tab w:val="left" w:pos="709" w:leader="none"/>
+        </w:tabs>
+        <w:bidi w:val="0"/>
+        <w:spacing w:before="0" w:after="0"/>
+        <w:ind w:left="709" w:hanging="283"/>
+        <w:jc w:val="left"/>
+        <w:rPr/>
+      </w:pPr>
+      <w:r>
+        <w:rPr/>
+        <w:t xml:space="preserve">ayudas ENISA, </w:t>
+      </w:r>
+    </w:p>
+    <w:p>
+      <w:pPr>
+        <w:pStyle w:val="Cuerpodetexto"/>
+        <w:numPr>
+          <w:ilvl w:val="0"/>
+          <w:numId w:val="29"/>
+        </w:numPr>
+        <w:tabs>
+          <w:tab w:val="clear" w:pos="709"/>
+          <w:tab w:val="left" w:pos="709" w:leader="none"/>
+        </w:tabs>
+        <w:bidi w:val="0"/>
+        <w:ind w:left="709" w:hanging="283"/>
+        <w:jc w:val="left"/>
+        <w:rPr/>
+      </w:pPr>
+      <w:r>
+        <w:rPr/>
+        <w:t xml:space="preserve">y sobre todo para darte dirección estratégica real. </w:t>
+      </w:r>
+    </w:p>
+    <w:p>
+      <w:pPr>
+        <w:pStyle w:val="Cuerpodetexto"/>
+        <w:bidi w:val="0"/>
+        <w:jc w:val="left"/>
+        <w:rPr/>
+      </w:pPr>
+      <w:r>
+        <w:rPr/>
+        <w:t>Tu documento actual ya cubre:</w:t>
+      </w:r>
+    </w:p>
+    <w:p>
+      <w:pPr>
+        <w:pStyle w:val="Cuerpodetexto"/>
+        <w:numPr>
+          <w:ilvl w:val="0"/>
+          <w:numId w:val="30"/>
+        </w:numPr>
+        <w:tabs>
+          <w:tab w:val="clear" w:pos="709"/>
+          <w:tab w:val="left" w:pos="709" w:leader="none"/>
+        </w:tabs>
+        <w:bidi w:val="0"/>
+        <w:spacing w:before="0" w:after="0"/>
+        <w:ind w:left="709" w:hanging="283"/>
+        <w:jc w:val="left"/>
+        <w:rPr/>
+      </w:pPr>
+      <w:r>
+        <w:rPr/>
+        <w:t xml:space="preserve">mercado, </w:t>
+      </w:r>
+    </w:p>
+    <w:p>
+      <w:pPr>
+        <w:pStyle w:val="Cuerpodetexto"/>
+        <w:numPr>
+          <w:ilvl w:val="0"/>
+          <w:numId w:val="30"/>
+        </w:numPr>
+        <w:tabs>
+          <w:tab w:val="clear" w:pos="709"/>
+          <w:tab w:val="left" w:pos="709" w:leader="none"/>
+        </w:tabs>
+        <w:bidi w:val="0"/>
+        <w:spacing w:before="0" w:after="0"/>
+        <w:ind w:left="709" w:hanging="283"/>
+        <w:jc w:val="left"/>
+        <w:rPr/>
+      </w:pPr>
+      <w:r>
+        <w:rPr/>
+        <w:t xml:space="preserve">producto, </w:t>
+      </w:r>
+    </w:p>
+    <w:p>
+      <w:pPr>
+        <w:pStyle w:val="Cuerpodetexto"/>
+        <w:numPr>
+          <w:ilvl w:val="0"/>
+          <w:numId w:val="30"/>
+        </w:numPr>
+        <w:tabs>
+          <w:tab w:val="clear" w:pos="709"/>
+          <w:tab w:val="left" w:pos="709" w:leader="none"/>
+        </w:tabs>
+        <w:bidi w:val="0"/>
+        <w:spacing w:before="0" w:after="0"/>
+        <w:ind w:left="709" w:hanging="283"/>
+        <w:jc w:val="left"/>
+        <w:rPr/>
+      </w:pPr>
+      <w:r>
+        <w:rPr/>
+        <w:t xml:space="preserve">GTM inicial, </w:t>
+      </w:r>
+    </w:p>
+    <w:p>
+      <w:pPr>
+        <w:pStyle w:val="Cuerpodetexto"/>
+        <w:numPr>
+          <w:ilvl w:val="0"/>
+          <w:numId w:val="30"/>
+        </w:numPr>
+        <w:tabs>
+          <w:tab w:val="clear" w:pos="709"/>
+          <w:tab w:val="left" w:pos="709" w:leader="none"/>
+        </w:tabs>
+        <w:bidi w:val="0"/>
+        <w:spacing w:before="0" w:after="0"/>
+        <w:ind w:left="709" w:hanging="283"/>
+        <w:jc w:val="left"/>
+        <w:rPr/>
+      </w:pPr>
+      <w:r>
+        <w:rPr/>
+        <w:t xml:space="preserve">roadmap, </w:t>
+      </w:r>
+    </w:p>
+    <w:p>
+      <w:pPr>
+        <w:pStyle w:val="Cuerpodetexto"/>
+        <w:numPr>
+          <w:ilvl w:val="0"/>
+          <w:numId w:val="30"/>
+        </w:numPr>
+        <w:tabs>
+          <w:tab w:val="clear" w:pos="709"/>
+          <w:tab w:val="left" w:pos="709" w:leader="none"/>
+        </w:tabs>
+        <w:bidi w:val="0"/>
+        <w:ind w:left="709" w:hanging="283"/>
+        <w:jc w:val="left"/>
+        <w:rPr/>
+      </w:pPr>
+      <w:r>
+        <w:rPr/>
+        <w:t xml:space="preserve">unit economics base. </w:t>
+      </w:r>
+    </w:p>
+    <w:p>
+      <w:pPr>
+        <w:pStyle w:val="Cuerpodetexto"/>
+        <w:bidi w:val="0"/>
+        <w:jc w:val="left"/>
+        <w:rPr/>
+      </w:pPr>
+      <w:r>
+        <w:rPr/>
+        <w:t>Ahora hay que convertir eso en un plan empresarial completo.</w:t>
+      </w:r>
+    </w:p>
+    <w:p>
+      <w:pPr>
+        <w:pStyle w:val="Lneahorizontal"/>
+        <w:suppressLineNumbers/>
+        <w:pBdr>
+          <w:bottom w:val="double" w:sz="2" w:space="0" w:color="808080"/>
+        </w:pBdr>
+        <w:bidi w:val="0"/>
+        <w:spacing w:before="0" w:after="283"/>
+        <w:jc w:val="left"/>
+        <w:rPr/>
+      </w:pPr>
+      <w:r>
+        <w:rPr/>
+      </w:r>
+    </w:p>
+    <w:p>
+      <w:pPr>
+        <w:pStyle w:val="Ttulo1"/>
+        <w:bidi w:val="0"/>
+        <w:jc w:val="left"/>
+        <w:rPr/>
+      </w:pPr>
+      <w:r>
+        <w:rPr/>
+        <w:t>LO QUE VAMOS A CONSTRUIR</w:t>
+      </w:r>
+    </w:p>
+    <w:p>
+      <w:pPr>
+        <w:pStyle w:val="Ttulo2"/>
+        <w:bidi w:val="0"/>
+        <w:jc w:val="left"/>
+        <w:rPr/>
+      </w:pPr>
+      <w:r>
+        <w:rPr/>
+        <w:t>DOCUMENTO 1 — Investor Business Plan (30–50 páginas)</w:t>
+      </w:r>
+    </w:p>
+    <w:p>
+      <w:pPr>
+        <w:pStyle w:val="Cuerpodetexto"/>
+        <w:bidi w:val="0"/>
+        <w:spacing w:lineRule="auto" w:line="276" w:before="0" w:after="140"/>
+        <w:jc w:val="left"/>
+        <w:rPr/>
+      </w:pPr>
+      <w:r>
+        <w:rPr/>
+        <w:t>El documento “serio”.</w:t>
+      </w:r>
+    </w:p>
+    <w:p>
+      <w:pPr>
+        <w:pStyle w:val="Cuerpodetexto"/>
+        <w:bidi w:val="0"/>
+        <w:spacing w:lineRule="auto" w:line="276" w:before="0" w:after="140"/>
+        <w:jc w:val="left"/>
+        <w:rPr/>
+      </w:pPr>
+      <w:r>
+        <w:rPr/>
+        <w:t>Incluye:</w:t>
+      </w:r>
+    </w:p>
+    <w:p>
+      <w:pPr>
+        <w:pStyle w:val="Ttulo3"/>
+        <w:bidi w:val="0"/>
+        <w:jc w:val="left"/>
+        <w:rPr/>
+      </w:pPr>
+      <w:r>
+        <w:rPr/>
+        <w:t>1. Executive Summary</w:t>
+      </w:r>
+    </w:p>
+    <w:p>
+      <w:pPr>
+        <w:pStyle w:val="Ttulo3"/>
+        <w:bidi w:val="0"/>
+        <w:jc w:val="left"/>
+        <w:rPr/>
+      </w:pPr>
+      <w:r>
+        <w:rPr/>
+        <w:t>2. Problema y mercado</w:t>
+      </w:r>
+    </w:p>
+    <w:p>
+      <w:pPr>
+        <w:pStyle w:val="Ttulo3"/>
+        <w:bidi w:val="0"/>
+        <w:jc w:val="left"/>
+        <w:rPr/>
+      </w:pPr>
+      <w:r>
+        <w:rPr/>
+        <w:t>3. Producto y visión</w:t>
+      </w:r>
+    </w:p>
+    <w:p>
+      <w:pPr>
+        <w:pStyle w:val="Ttulo3"/>
+        <w:bidi w:val="0"/>
+        <w:jc w:val="left"/>
+        <w:rPr/>
+      </w:pPr>
+      <w:r>
+        <w:rPr/>
+        <w:t>4. Modelo SaaS</w:t>
+      </w:r>
+    </w:p>
+    <w:p>
+      <w:pPr>
+        <w:pStyle w:val="Ttulo3"/>
+        <w:bidi w:val="0"/>
+        <w:jc w:val="left"/>
+        <w:rPr/>
+      </w:pPr>
+      <w:r>
+        <w:rPr/>
+        <w:t>5. Estrategia de crecimiento</w:t>
+      </w:r>
+    </w:p>
+    <w:p>
+      <w:pPr>
+        <w:pStyle w:val="Ttulo3"/>
+        <w:bidi w:val="0"/>
+        <w:jc w:val="left"/>
+        <w:rPr/>
+      </w:pPr>
+      <w:r>
+        <w:rPr/>
+        <w:t>6. Marketing y adquisición</w:t>
+      </w:r>
+    </w:p>
+    <w:p>
+      <w:pPr>
+        <w:pStyle w:val="Ttulo3"/>
+        <w:bidi w:val="0"/>
+        <w:jc w:val="left"/>
+        <w:rPr/>
+      </w:pPr>
+      <w:r>
+        <w:rPr/>
+        <w:t>7. Financial model</w:t>
+      </w:r>
+    </w:p>
+    <w:p>
+      <w:pPr>
+        <w:pStyle w:val="Ttulo3"/>
+        <w:bidi w:val="0"/>
+        <w:jc w:val="left"/>
+        <w:rPr/>
+      </w:pPr>
+      <w:r>
+        <w:rPr/>
+        <w:t>8. Escenarios financieros</w:t>
+      </w:r>
+    </w:p>
+    <w:p>
+      <w:pPr>
+        <w:pStyle w:val="Ttulo3"/>
+        <w:bidi w:val="0"/>
+        <w:jc w:val="left"/>
+        <w:rPr/>
+      </w:pPr>
+      <w:r>
+        <w:rPr/>
+        <w:t>9. Roadmap 24–36 meses</w:t>
+      </w:r>
+    </w:p>
+    <w:p>
+      <w:pPr>
+        <w:pStyle w:val="Ttulo3"/>
+        <w:bidi w:val="0"/>
+        <w:jc w:val="left"/>
+        <w:rPr/>
+      </w:pPr>
+      <w:r>
+        <w:rPr/>
+        <w:t>10. Estrategia de inversión</w:t>
+      </w:r>
+    </w:p>
+    <w:p>
+      <w:pPr>
+        <w:pStyle w:val="Ttulo3"/>
+        <w:bidi w:val="0"/>
+        <w:jc w:val="left"/>
+        <w:rPr/>
+      </w:pPr>
+      <w:r>
+        <w:rPr/>
+        <w:t>11. Riesgos</w:t>
+      </w:r>
+    </w:p>
+    <w:p>
+      <w:pPr>
+        <w:pStyle w:val="Ttulo3"/>
+        <w:bidi w:val="0"/>
+        <w:jc w:val="left"/>
+        <w:rPr/>
+      </w:pPr>
+      <w:r>
+        <w:rPr/>
+        <w:t>12. Moat y defensibilidad</w:t>
+      </w:r>
+    </w:p>
+    <w:p>
+      <w:pPr>
+        <w:pStyle w:val="Ttulo3"/>
+        <w:bidi w:val="0"/>
+        <w:jc w:val="left"/>
+        <w:rPr/>
+      </w:pPr>
+      <w:r>
+        <w:rPr/>
+        <w:t>13. Exit potential</w:t>
+      </w:r>
+    </w:p>
+    <w:p>
+      <w:pPr>
+        <w:pStyle w:val="Lneahorizontal"/>
+        <w:suppressLineNumbers/>
+        <w:pBdr>
+          <w:bottom w:val="double" w:sz="2" w:space="0" w:color="808080"/>
+        </w:pBdr>
+        <w:bidi w:val="0"/>
+        <w:spacing w:before="0" w:after="283"/>
+        <w:jc w:val="left"/>
+        <w:rPr/>
+      </w:pPr>
+      <w:r>
+        <w:rPr/>
+      </w:r>
+    </w:p>
+    <w:p>
+      <w:pPr>
+        <w:pStyle w:val="Ttulo1"/>
+        <w:bidi w:val="0"/>
+        <w:jc w:val="left"/>
+        <w:rPr/>
+      </w:pPr>
+      <w:r>
+        <w:rPr/>
+        <w:t>DOCUMENTO 2 — Financial Model</w:t>
+      </w:r>
+    </w:p>
+    <w:p>
+      <w:pPr>
+        <w:pStyle w:val="Cuerpodetexto"/>
+        <w:bidi w:val="0"/>
+        <w:spacing w:lineRule="auto" w:line="276" w:before="0" w:after="140"/>
+        <w:jc w:val="left"/>
+        <w:rPr/>
+      </w:pPr>
+      <w:r>
+        <w:rPr/>
+        <w:t>En Excel/Sheets.</w:t>
+      </w:r>
+    </w:p>
+    <w:p>
+      <w:pPr>
+        <w:pStyle w:val="Cuerpodetexto"/>
+        <w:bidi w:val="0"/>
+        <w:spacing w:lineRule="auto" w:line="276" w:before="0" w:after="140"/>
+        <w:jc w:val="left"/>
+        <w:rPr/>
+      </w:pPr>
+      <w:r>
+        <w:rPr/>
+        <w:t>Con:</w:t>
+      </w:r>
+    </w:p>
+    <w:p>
+      <w:pPr>
+        <w:pStyle w:val="Cuerpodetexto"/>
+        <w:numPr>
+          <w:ilvl w:val="0"/>
+          <w:numId w:val="31"/>
+        </w:numPr>
+        <w:tabs>
+          <w:tab w:val="clear" w:pos="709"/>
+          <w:tab w:val="left" w:pos="709" w:leader="none"/>
+        </w:tabs>
+        <w:bidi w:val="0"/>
+        <w:spacing w:before="0" w:after="0"/>
+        <w:ind w:left="709" w:hanging="283"/>
+        <w:jc w:val="left"/>
+        <w:rPr/>
+      </w:pPr>
+      <w:r>
+        <w:rPr/>
+        <w:t xml:space="preserve">ingresos mensuales, </w:t>
+      </w:r>
+    </w:p>
+    <w:p>
+      <w:pPr>
+        <w:pStyle w:val="Cuerpodetexto"/>
+        <w:numPr>
+          <w:ilvl w:val="0"/>
+          <w:numId w:val="31"/>
+        </w:numPr>
+        <w:tabs>
+          <w:tab w:val="clear" w:pos="709"/>
+          <w:tab w:val="left" w:pos="709" w:leader="none"/>
+        </w:tabs>
+        <w:bidi w:val="0"/>
+        <w:spacing w:before="0" w:after="0"/>
+        <w:ind w:left="709" w:hanging="283"/>
+        <w:jc w:val="left"/>
+        <w:rPr/>
+      </w:pPr>
+      <w:r>
+        <w:rPr/>
+        <w:t xml:space="preserve">MRR, </w:t>
+      </w:r>
+    </w:p>
+    <w:p>
+      <w:pPr>
+        <w:pStyle w:val="Cuerpodetexto"/>
+        <w:numPr>
+          <w:ilvl w:val="0"/>
+          <w:numId w:val="31"/>
+        </w:numPr>
+        <w:tabs>
+          <w:tab w:val="clear" w:pos="709"/>
+          <w:tab w:val="left" w:pos="709" w:leader="none"/>
+        </w:tabs>
+        <w:bidi w:val="0"/>
+        <w:spacing w:before="0" w:after="0"/>
+        <w:ind w:left="709" w:hanging="283"/>
+        <w:jc w:val="left"/>
+        <w:rPr/>
+      </w:pPr>
+      <w:r>
+        <w:rPr/>
+        <w:t xml:space="preserve">ARR, </w:t>
+      </w:r>
+    </w:p>
+    <w:p>
+      <w:pPr>
+        <w:pStyle w:val="Cuerpodetexto"/>
+        <w:numPr>
+          <w:ilvl w:val="0"/>
+          <w:numId w:val="31"/>
+        </w:numPr>
+        <w:tabs>
+          <w:tab w:val="clear" w:pos="709"/>
+          <w:tab w:val="left" w:pos="709" w:leader="none"/>
+        </w:tabs>
+        <w:bidi w:val="0"/>
+        <w:spacing w:before="0" w:after="0"/>
+        <w:ind w:left="709" w:hanging="283"/>
+        <w:jc w:val="left"/>
+        <w:rPr/>
+      </w:pPr>
+      <w:r>
+        <w:rPr/>
+        <w:t xml:space="preserve">churn, </w:t>
+      </w:r>
+    </w:p>
+    <w:p>
+      <w:pPr>
+        <w:pStyle w:val="Cuerpodetexto"/>
+        <w:numPr>
+          <w:ilvl w:val="0"/>
+          <w:numId w:val="31"/>
+        </w:numPr>
+        <w:tabs>
+          <w:tab w:val="clear" w:pos="709"/>
+          <w:tab w:val="left" w:pos="709" w:leader="none"/>
+        </w:tabs>
+        <w:bidi w:val="0"/>
+        <w:spacing w:before="0" w:after="0"/>
+        <w:ind w:left="709" w:hanging="283"/>
+        <w:jc w:val="left"/>
+        <w:rPr/>
+      </w:pPr>
+      <w:r>
+        <w:rPr/>
+        <w:t xml:space="preserve">CAC, </w:t>
+      </w:r>
+    </w:p>
+    <w:p>
+      <w:pPr>
+        <w:pStyle w:val="Cuerpodetexto"/>
+        <w:numPr>
+          <w:ilvl w:val="0"/>
+          <w:numId w:val="31"/>
+        </w:numPr>
+        <w:tabs>
+          <w:tab w:val="clear" w:pos="709"/>
+          <w:tab w:val="left" w:pos="709" w:leader="none"/>
+        </w:tabs>
+        <w:bidi w:val="0"/>
+        <w:spacing w:before="0" w:after="0"/>
+        <w:ind w:left="709" w:hanging="283"/>
+        <w:jc w:val="left"/>
+        <w:rPr/>
+      </w:pPr>
+      <w:r>
+        <w:rPr/>
+        <w:t xml:space="preserve">runway, </w:t>
+      </w:r>
+    </w:p>
+    <w:p>
+      <w:pPr>
+        <w:pStyle w:val="Cuerpodetexto"/>
+        <w:numPr>
+          <w:ilvl w:val="0"/>
+          <w:numId w:val="31"/>
+        </w:numPr>
+        <w:tabs>
+          <w:tab w:val="clear" w:pos="709"/>
+          <w:tab w:val="left" w:pos="709" w:leader="none"/>
+        </w:tabs>
+        <w:bidi w:val="0"/>
+        <w:spacing w:before="0" w:after="0"/>
+        <w:ind w:left="709" w:hanging="283"/>
+        <w:jc w:val="left"/>
+        <w:rPr/>
+      </w:pPr>
+      <w:r>
+        <w:rPr/>
+        <w:t xml:space="preserve">burn, </w:t>
+      </w:r>
+    </w:p>
+    <w:p>
+      <w:pPr>
+        <w:pStyle w:val="Cuerpodetexto"/>
+        <w:numPr>
+          <w:ilvl w:val="0"/>
+          <w:numId w:val="31"/>
+        </w:numPr>
+        <w:tabs>
+          <w:tab w:val="clear" w:pos="709"/>
+          <w:tab w:val="left" w:pos="709" w:leader="none"/>
+        </w:tabs>
+        <w:bidi w:val="0"/>
+        <w:spacing w:before="0" w:after="0"/>
+        <w:ind w:left="709" w:hanging="283"/>
+        <w:jc w:val="left"/>
+        <w:rPr/>
+      </w:pPr>
+      <w:r>
+        <w:rPr/>
+        <w:t xml:space="preserve">hiring plan, </w:t>
+      </w:r>
+    </w:p>
+    <w:p>
+      <w:pPr>
+        <w:pStyle w:val="Cuerpodetexto"/>
+        <w:numPr>
+          <w:ilvl w:val="0"/>
+          <w:numId w:val="31"/>
+        </w:numPr>
+        <w:tabs>
+          <w:tab w:val="clear" w:pos="709"/>
+          <w:tab w:val="left" w:pos="709" w:leader="none"/>
+        </w:tabs>
+        <w:bidi w:val="0"/>
+        <w:spacing w:before="0" w:after="0"/>
+        <w:ind w:left="709" w:hanging="283"/>
+        <w:jc w:val="left"/>
+        <w:rPr/>
+      </w:pPr>
+      <w:r>
+        <w:rPr/>
+        <w:t xml:space="preserve">cashflow, </w:t>
+      </w:r>
+    </w:p>
+    <w:p>
+      <w:pPr>
+        <w:pStyle w:val="Cuerpodetexto"/>
+        <w:numPr>
+          <w:ilvl w:val="0"/>
+          <w:numId w:val="31"/>
+        </w:numPr>
+        <w:tabs>
+          <w:tab w:val="clear" w:pos="709"/>
+          <w:tab w:val="left" w:pos="709" w:leader="none"/>
+        </w:tabs>
+        <w:bidi w:val="0"/>
+        <w:ind w:left="709" w:hanging="283"/>
+        <w:jc w:val="left"/>
+        <w:rPr/>
+      </w:pPr>
+      <w:r>
+        <w:rPr/>
+        <w:t xml:space="preserve">escenarios. </w:t>
+      </w:r>
+    </w:p>
+    <w:p>
+      <w:pPr>
+        <w:pStyle w:val="Lneahorizontal"/>
+        <w:bidi w:val="0"/>
+        <w:jc w:val="left"/>
+        <w:rPr/>
+      </w:pPr>
+      <w:r>
+        <w:rPr/>
+      </w:r>
+    </w:p>
+    <w:p>
+      <w:pPr>
+        <w:pStyle w:val="Ttulo1"/>
+        <w:bidi w:val="0"/>
+        <w:jc w:val="left"/>
+        <w:rPr/>
+      </w:pPr>
+      <w:r>
+        <w:rPr/>
+        <w:t>DOCUMENTO 3 — Investor Deck</w:t>
+      </w:r>
+    </w:p>
+    <w:p>
+      <w:pPr>
+        <w:pStyle w:val="Cuerpodetexto"/>
+        <w:bidi w:val="0"/>
+        <w:spacing w:lineRule="auto" w:line="276" w:before="0" w:after="140"/>
+        <w:jc w:val="left"/>
+        <w:rPr/>
+      </w:pPr>
+      <w:r>
+        <w:rPr/>
+        <w:t>10–15 slides:</w:t>
+      </w:r>
+    </w:p>
+    <w:p>
+      <w:pPr>
+        <w:pStyle w:val="Cuerpodetexto"/>
+        <w:numPr>
+          <w:ilvl w:val="0"/>
+          <w:numId w:val="32"/>
+        </w:numPr>
+        <w:tabs>
+          <w:tab w:val="clear" w:pos="709"/>
+          <w:tab w:val="left" w:pos="709" w:leader="none"/>
+        </w:tabs>
+        <w:bidi w:val="0"/>
+        <w:spacing w:before="0" w:after="0"/>
+        <w:ind w:left="709" w:hanging="283"/>
+        <w:jc w:val="left"/>
+        <w:rPr/>
+      </w:pPr>
+      <w:r>
+        <w:rPr/>
+        <w:t xml:space="preserve">problema, </w:t>
+      </w:r>
+    </w:p>
+    <w:p>
+      <w:pPr>
+        <w:pStyle w:val="Cuerpodetexto"/>
+        <w:numPr>
+          <w:ilvl w:val="0"/>
+          <w:numId w:val="32"/>
+        </w:numPr>
+        <w:tabs>
+          <w:tab w:val="clear" w:pos="709"/>
+          <w:tab w:val="left" w:pos="709" w:leader="none"/>
+        </w:tabs>
+        <w:bidi w:val="0"/>
+        <w:spacing w:before="0" w:after="0"/>
+        <w:ind w:left="709" w:hanging="283"/>
+        <w:jc w:val="left"/>
+        <w:rPr/>
+      </w:pPr>
+      <w:r>
+        <w:rPr/>
+        <w:t xml:space="preserve">solución, </w:t>
+      </w:r>
+    </w:p>
+    <w:p>
+      <w:pPr>
+        <w:pStyle w:val="Cuerpodetexto"/>
+        <w:numPr>
+          <w:ilvl w:val="0"/>
+          <w:numId w:val="32"/>
+        </w:numPr>
+        <w:tabs>
+          <w:tab w:val="clear" w:pos="709"/>
+          <w:tab w:val="left" w:pos="709" w:leader="none"/>
+        </w:tabs>
+        <w:bidi w:val="0"/>
+        <w:spacing w:before="0" w:after="0"/>
+        <w:ind w:left="709" w:hanging="283"/>
+        <w:jc w:val="left"/>
+        <w:rPr/>
+      </w:pPr>
+      <w:r>
+        <w:rPr/>
+        <w:t xml:space="preserve">mercado, </w:t>
+      </w:r>
+    </w:p>
+    <w:p>
+      <w:pPr>
+        <w:pStyle w:val="Cuerpodetexto"/>
+        <w:numPr>
+          <w:ilvl w:val="0"/>
+          <w:numId w:val="32"/>
+        </w:numPr>
+        <w:tabs>
+          <w:tab w:val="clear" w:pos="709"/>
+          <w:tab w:val="left" w:pos="709" w:leader="none"/>
+        </w:tabs>
+        <w:bidi w:val="0"/>
+        <w:spacing w:before="0" w:after="0"/>
+        <w:ind w:left="709" w:hanging="283"/>
+        <w:jc w:val="left"/>
+        <w:rPr/>
+      </w:pPr>
+      <w:r>
+        <w:rPr/>
+        <w:t xml:space="preserve">producto, </w:t>
+      </w:r>
+    </w:p>
+    <w:p>
+      <w:pPr>
+        <w:pStyle w:val="Cuerpodetexto"/>
+        <w:numPr>
+          <w:ilvl w:val="0"/>
+          <w:numId w:val="32"/>
+        </w:numPr>
+        <w:tabs>
+          <w:tab w:val="clear" w:pos="709"/>
+          <w:tab w:val="left" w:pos="709" w:leader="none"/>
+        </w:tabs>
+        <w:bidi w:val="0"/>
+        <w:spacing w:before="0" w:after="0"/>
+        <w:ind w:left="709" w:hanging="283"/>
+        <w:jc w:val="left"/>
+        <w:rPr/>
+      </w:pPr>
+      <w:r>
+        <w:rPr/>
+        <w:t xml:space="preserve">tracción, </w:t>
+      </w:r>
+    </w:p>
+    <w:p>
+      <w:pPr>
+        <w:pStyle w:val="Cuerpodetexto"/>
+        <w:numPr>
+          <w:ilvl w:val="0"/>
+          <w:numId w:val="32"/>
+        </w:numPr>
+        <w:tabs>
+          <w:tab w:val="clear" w:pos="709"/>
+          <w:tab w:val="left" w:pos="709" w:leader="none"/>
+        </w:tabs>
+        <w:bidi w:val="0"/>
+        <w:spacing w:before="0" w:after="0"/>
+        <w:ind w:left="709" w:hanging="283"/>
+        <w:jc w:val="left"/>
+        <w:rPr/>
+      </w:pPr>
+      <w:r>
+        <w:rPr/>
+        <w:t xml:space="preserve">moat, </w:t>
+      </w:r>
+    </w:p>
+    <w:p>
+      <w:pPr>
+        <w:pStyle w:val="Cuerpodetexto"/>
+        <w:numPr>
+          <w:ilvl w:val="0"/>
+          <w:numId w:val="32"/>
+        </w:numPr>
+        <w:tabs>
+          <w:tab w:val="clear" w:pos="709"/>
+          <w:tab w:val="left" w:pos="709" w:leader="none"/>
+        </w:tabs>
+        <w:bidi w:val="0"/>
+        <w:spacing w:before="0" w:after="0"/>
+        <w:ind w:left="709" w:hanging="283"/>
+        <w:jc w:val="left"/>
+        <w:rPr/>
+      </w:pPr>
+      <w:r>
+        <w:rPr/>
+        <w:t xml:space="preserve">modelo negocio, </w:t>
+      </w:r>
+    </w:p>
+    <w:p>
+      <w:pPr>
+        <w:pStyle w:val="Cuerpodetexto"/>
+        <w:numPr>
+          <w:ilvl w:val="0"/>
+          <w:numId w:val="32"/>
+        </w:numPr>
+        <w:tabs>
+          <w:tab w:val="clear" w:pos="709"/>
+          <w:tab w:val="left" w:pos="709" w:leader="none"/>
+        </w:tabs>
+        <w:bidi w:val="0"/>
+        <w:spacing w:before="0" w:after="0"/>
+        <w:ind w:left="709" w:hanging="283"/>
+        <w:jc w:val="left"/>
+        <w:rPr/>
+      </w:pPr>
+      <w:r>
+        <w:rPr/>
+        <w:t xml:space="preserve">GTM, </w:t>
+      </w:r>
+    </w:p>
+    <w:p>
+      <w:pPr>
+        <w:pStyle w:val="Cuerpodetexto"/>
+        <w:numPr>
+          <w:ilvl w:val="0"/>
+          <w:numId w:val="32"/>
+        </w:numPr>
+        <w:tabs>
+          <w:tab w:val="clear" w:pos="709"/>
+          <w:tab w:val="left" w:pos="709" w:leader="none"/>
+        </w:tabs>
+        <w:bidi w:val="0"/>
+        <w:spacing w:before="0" w:after="0"/>
+        <w:ind w:left="709" w:hanging="283"/>
+        <w:jc w:val="left"/>
+        <w:rPr/>
+      </w:pPr>
+      <w:r>
+        <w:rPr/>
+        <w:t xml:space="preserve">números, </w:t>
+      </w:r>
+    </w:p>
+    <w:p>
+      <w:pPr>
+        <w:pStyle w:val="Cuerpodetexto"/>
+        <w:numPr>
+          <w:ilvl w:val="0"/>
+          <w:numId w:val="32"/>
+        </w:numPr>
+        <w:tabs>
+          <w:tab w:val="clear" w:pos="709"/>
+          <w:tab w:val="left" w:pos="709" w:leader="none"/>
+        </w:tabs>
+        <w:bidi w:val="0"/>
+        <w:ind w:left="709" w:hanging="283"/>
+        <w:jc w:val="left"/>
+        <w:rPr/>
+      </w:pPr>
+      <w:r>
+        <w:rPr/>
+        <w:t xml:space="preserve">ask. </w:t>
+      </w:r>
+    </w:p>
+    <w:p>
+      <w:pPr>
+        <w:pStyle w:val="Lneahorizontal"/>
+        <w:bidi w:val="0"/>
+        <w:jc w:val="left"/>
+        <w:rPr/>
+      </w:pPr>
+      <w:r>
+        <w:rPr/>
+      </w:r>
+    </w:p>
+    <w:p>
+      <w:pPr>
+        <w:pStyle w:val="Ttulo1"/>
+        <w:bidi w:val="0"/>
+        <w:jc w:val="left"/>
+        <w:rPr/>
+      </w:pPr>
+      <w:r>
+        <w:rPr/>
+        <w:t>LO MÁS IMPORTANTE</w:t>
+      </w:r>
+    </w:p>
+    <w:p>
+      <w:pPr>
+        <w:pStyle w:val="Cuerpodetexto"/>
+        <w:bidi w:val="0"/>
+        <w:spacing w:lineRule="auto" w:line="276" w:before="0" w:after="140"/>
+        <w:jc w:val="left"/>
+        <w:rPr/>
+      </w:pPr>
+      <w:r>
+        <w:rPr/>
+        <w:t>No debes hacer un plan “corporativo”.</w:t>
+      </w:r>
+    </w:p>
+    <w:p>
+      <w:pPr>
+        <w:pStyle w:val="Cuerpodetexto"/>
+        <w:bidi w:val="0"/>
+        <w:spacing w:lineRule="auto" w:line="276" w:before="0" w:after="140"/>
+        <w:jc w:val="left"/>
+        <w:rPr/>
+      </w:pPr>
+      <w:r>
+        <w:rPr/>
+        <w:t>Debe parecer:</w:t>
+      </w:r>
+    </w:p>
+    <w:p>
+      <w:pPr>
+        <w:pStyle w:val="Ttulo1"/>
+        <w:bidi w:val="0"/>
+        <w:jc w:val="left"/>
+        <w:rPr/>
+      </w:pPr>
+      <w:r>
+        <w:rPr/>
+        <w:t>startup SaaS vertical AI</w:t>
+      </w:r>
+    </w:p>
+    <w:p>
+      <w:pPr>
+        <w:pStyle w:val="Cuerpodetexto"/>
+        <w:bidi w:val="0"/>
+        <w:spacing w:lineRule="auto" w:line="276" w:before="0" w:after="140"/>
+        <w:jc w:val="left"/>
+        <w:rPr/>
+      </w:pPr>
+      <w:r>
+        <w:rPr/>
+        <w:t>Porque eso cambia completamente:</w:t>
+      </w:r>
+    </w:p>
+    <w:p>
+      <w:pPr>
+        <w:pStyle w:val="Cuerpodetexto"/>
+        <w:numPr>
+          <w:ilvl w:val="0"/>
+          <w:numId w:val="33"/>
+        </w:numPr>
+        <w:tabs>
+          <w:tab w:val="clear" w:pos="709"/>
+          <w:tab w:val="left" w:pos="709" w:leader="none"/>
+        </w:tabs>
+        <w:bidi w:val="0"/>
+        <w:spacing w:before="0" w:after="0"/>
+        <w:ind w:left="709" w:hanging="283"/>
+        <w:jc w:val="left"/>
+        <w:rPr/>
+      </w:pPr>
+      <w:r>
+        <w:rPr/>
+        <w:t xml:space="preserve">valoración, </w:t>
+      </w:r>
+    </w:p>
+    <w:p>
+      <w:pPr>
+        <w:pStyle w:val="Cuerpodetexto"/>
+        <w:numPr>
+          <w:ilvl w:val="0"/>
+          <w:numId w:val="33"/>
+        </w:numPr>
+        <w:tabs>
+          <w:tab w:val="clear" w:pos="709"/>
+          <w:tab w:val="left" w:pos="709" w:leader="none"/>
+        </w:tabs>
+        <w:bidi w:val="0"/>
+        <w:spacing w:before="0" w:after="0"/>
+        <w:ind w:left="709" w:hanging="283"/>
+        <w:jc w:val="left"/>
+        <w:rPr/>
+      </w:pPr>
+      <w:r>
+        <w:rPr/>
+        <w:t xml:space="preserve">narrativa, </w:t>
+      </w:r>
+    </w:p>
+    <w:p>
+      <w:pPr>
+        <w:pStyle w:val="Cuerpodetexto"/>
+        <w:numPr>
+          <w:ilvl w:val="0"/>
+          <w:numId w:val="33"/>
+        </w:numPr>
+        <w:tabs>
+          <w:tab w:val="clear" w:pos="709"/>
+          <w:tab w:val="left" w:pos="709" w:leader="none"/>
+        </w:tabs>
+        <w:bidi w:val="0"/>
+        <w:ind w:left="709" w:hanging="283"/>
+        <w:jc w:val="left"/>
+        <w:rPr/>
+      </w:pPr>
+      <w:r>
+        <w:rPr/>
+        <w:t xml:space="preserve">interés de inversores. </w:t>
+      </w:r>
+    </w:p>
+    <w:p>
+      <w:pPr>
+        <w:pStyle w:val="Lneahorizontal"/>
+        <w:bidi w:val="0"/>
+        <w:jc w:val="left"/>
+        <w:rPr/>
+      </w:pPr>
+      <w:r>
+        <w:rPr/>
+      </w:r>
+    </w:p>
+    <w:p>
+      <w:pPr>
+        <w:pStyle w:val="Ttulo1"/>
+        <w:bidi w:val="0"/>
+        <w:jc w:val="left"/>
+        <w:rPr/>
+      </w:pPr>
+      <w:r>
+        <w:rPr/>
+        <w:t>TU POSICIONAMIENTO CORRECTO</w:t>
+      </w:r>
+    </w:p>
+    <w:p>
+      <w:pPr>
+        <w:pStyle w:val="Cuerpodetexto"/>
+        <w:bidi w:val="0"/>
+        <w:spacing w:lineRule="auto" w:line="276" w:before="0" w:after="140"/>
+        <w:jc w:val="left"/>
+        <w:rPr/>
+      </w:pPr>
+      <w:r>
+        <w:rPr/>
+        <w:t>NO:</w:t>
+      </w:r>
+    </w:p>
+    <w:p>
+      <w:pPr>
+        <w:pStyle w:val="Cita"/>
+        <w:bidi w:val="0"/>
+        <w:spacing w:before="0" w:after="283"/>
+        <w:ind w:left="567" w:right="567" w:hanging="0"/>
+        <w:jc w:val="left"/>
+        <w:rPr/>
+      </w:pPr>
+      <w:r>
+        <w:rPr/>
+        <w:t>“</w:t>
+      </w:r>
+      <w:r>
+        <w:rPr/>
+        <w:t>software para presupuestos”</w:t>
+      </w:r>
+    </w:p>
+    <w:p>
+      <w:pPr>
+        <w:pStyle w:val="Cuerpodetexto"/>
+        <w:bidi w:val="0"/>
+        <w:spacing w:lineRule="auto" w:line="276" w:before="0" w:after="140"/>
+        <w:jc w:val="left"/>
+        <w:rPr/>
+      </w:pPr>
+      <w:r>
+        <w:rPr/>
+        <w:t>SÍ:</w:t>
+      </w:r>
+    </w:p>
+    <w:p>
+      <w:pPr>
+        <w:pStyle w:val="Ttulo1"/>
+        <w:bidi w:val="0"/>
+        <w:jc w:val="left"/>
+        <w:rPr/>
+      </w:pPr>
+      <w:r>
+        <w:rPr/>
+        <w:t>“</w:t>
+      </w:r>
+      <w:r>
+        <w:rPr/>
+        <w:t>AI Operating System for Tradespeople”</w:t>
+      </w:r>
+    </w:p>
+    <w:p>
+      <w:pPr>
+        <w:pStyle w:val="Cuerpodetexto"/>
+        <w:bidi w:val="0"/>
+        <w:spacing w:lineRule="auto" w:line="276" w:before="0" w:after="140"/>
+        <w:jc w:val="left"/>
+        <w:rPr/>
+      </w:pPr>
+      <w:r>
+        <w:rPr/>
+        <w:t>o en español:</w:t>
+      </w:r>
+    </w:p>
+    <w:p>
+      <w:pPr>
+        <w:pStyle w:val="Ttulo1"/>
+        <w:bidi w:val="0"/>
+        <w:jc w:val="left"/>
+        <w:rPr/>
+      </w:pPr>
+      <w:r>
+        <w:rPr/>
+        <w:t>“</w:t>
+      </w:r>
+      <w:r>
+        <w:rPr/>
+        <w:t>El sistema operativo del instalador autónomo”</w:t>
+      </w:r>
+    </w:p>
+    <w:p>
+      <w:pPr>
+        <w:pStyle w:val="Cuerpodetexto"/>
+        <w:bidi w:val="0"/>
+        <w:spacing w:lineRule="auto" w:line="276" w:before="0" w:after="140"/>
+        <w:jc w:val="left"/>
+        <w:rPr/>
+      </w:pPr>
+      <w:r>
+        <w:rPr/>
+        <w:t>Eso es MUY potente.</w:t>
+      </w:r>
+    </w:p>
+    <w:p>
+      <w:pPr>
+        <w:pStyle w:val="Lneahorizontal"/>
+        <w:suppressLineNumbers/>
+        <w:pBdr>
+          <w:bottom w:val="double" w:sz="2" w:space="0" w:color="808080"/>
+        </w:pBdr>
+        <w:bidi w:val="0"/>
+        <w:spacing w:before="0" w:after="283"/>
+        <w:jc w:val="left"/>
+        <w:rPr/>
+      </w:pPr>
+      <w:r>
+        <w:rPr/>
+      </w:r>
+    </w:p>
+    <w:p>
+      <w:pPr>
+        <w:pStyle w:val="Ttulo1"/>
+        <w:bidi w:val="0"/>
+        <w:jc w:val="left"/>
+        <w:rPr/>
+      </w:pPr>
+      <w:r>
+        <w:rPr/>
+        <w:t>EL MODELO QUE YO HARÍA</w:t>
+      </w:r>
+    </w:p>
+    <w:p>
+      <w:pPr>
+        <w:pStyle w:val="Ttulo2"/>
+        <w:bidi w:val="0"/>
+        <w:jc w:val="left"/>
+        <w:rPr/>
+      </w:pPr>
+      <w:r>
+        <w:rPr/>
+        <w:t>Estrategia REALISTA</w:t>
+      </w:r>
+    </w:p>
+    <w:p>
+      <w:pPr>
+        <w:pStyle w:val="Ttulo1"/>
+        <w:bidi w:val="0"/>
+        <w:jc w:val="left"/>
+        <w:rPr/>
+      </w:pPr>
+      <w:r>
+        <w:rPr/>
+        <w:t>FASE 1 — PMF</w:t>
+      </w:r>
+    </w:p>
+    <w:p>
+      <w:pPr>
+        <w:pStyle w:val="Cuerpodetexto"/>
+        <w:bidi w:val="0"/>
+        <w:spacing w:lineRule="auto" w:line="276" w:before="0" w:after="140"/>
+        <w:jc w:val="left"/>
+        <w:rPr/>
+      </w:pPr>
+      <w:r>
+        <w:rPr/>
+        <w:t>0–100 clientes</w:t>
+      </w:r>
+    </w:p>
+    <w:p>
+      <w:pPr>
+        <w:pStyle w:val="Cuerpodetexto"/>
+        <w:bidi w:val="0"/>
+        <w:spacing w:lineRule="auto" w:line="276" w:before="0" w:after="140"/>
+        <w:jc w:val="left"/>
+        <w:rPr/>
+      </w:pPr>
+      <w:r>
+        <w:rPr/>
+        <w:t>Objetivo:</w:t>
+      </w:r>
+    </w:p>
+    <w:p>
+      <w:pPr>
+        <w:pStyle w:val="Cuerpodetexto"/>
+        <w:numPr>
+          <w:ilvl w:val="0"/>
+          <w:numId w:val="34"/>
+        </w:numPr>
+        <w:tabs>
+          <w:tab w:val="clear" w:pos="709"/>
+          <w:tab w:val="left" w:pos="709" w:leader="none"/>
+        </w:tabs>
+        <w:bidi w:val="0"/>
+        <w:spacing w:before="0" w:after="0"/>
+        <w:ind w:left="709" w:hanging="283"/>
+        <w:jc w:val="left"/>
+        <w:rPr/>
+      </w:pPr>
+      <w:r>
+        <w:rPr/>
+        <w:t xml:space="preserve">validar retención, </w:t>
+      </w:r>
+    </w:p>
+    <w:p>
+      <w:pPr>
+        <w:pStyle w:val="Cuerpodetexto"/>
+        <w:numPr>
+          <w:ilvl w:val="0"/>
+          <w:numId w:val="34"/>
+        </w:numPr>
+        <w:tabs>
+          <w:tab w:val="clear" w:pos="709"/>
+          <w:tab w:val="left" w:pos="709" w:leader="none"/>
+        </w:tabs>
+        <w:bidi w:val="0"/>
+        <w:spacing w:before="0" w:after="0"/>
+        <w:ind w:left="709" w:hanging="283"/>
+        <w:jc w:val="left"/>
+        <w:rPr/>
+      </w:pPr>
+      <w:r>
+        <w:rPr/>
+        <w:t xml:space="preserve">validar onboarding, </w:t>
+      </w:r>
+    </w:p>
+    <w:p>
+      <w:pPr>
+        <w:pStyle w:val="Cuerpodetexto"/>
+        <w:numPr>
+          <w:ilvl w:val="0"/>
+          <w:numId w:val="34"/>
+        </w:numPr>
+        <w:tabs>
+          <w:tab w:val="clear" w:pos="709"/>
+          <w:tab w:val="left" w:pos="709" w:leader="none"/>
+        </w:tabs>
+        <w:bidi w:val="0"/>
+        <w:ind w:left="709" w:hanging="283"/>
+        <w:jc w:val="left"/>
+        <w:rPr/>
+      </w:pPr>
+      <w:r>
+        <w:rPr/>
+        <w:t xml:space="preserve">validar canal. </w:t>
+      </w:r>
+    </w:p>
+    <w:p>
+      <w:pPr>
+        <w:pStyle w:val="Cuerpodetexto"/>
+        <w:bidi w:val="0"/>
+        <w:jc w:val="left"/>
+        <w:rPr/>
+      </w:pPr>
+      <w:r>
+        <w:rPr/>
+        <w:t>NO optimizar revenue todavía.</w:t>
+      </w:r>
+    </w:p>
+    <w:p>
+      <w:pPr>
+        <w:pStyle w:val="Lneahorizontal"/>
+        <w:suppressLineNumbers/>
+        <w:pBdr>
+          <w:bottom w:val="double" w:sz="2" w:space="0" w:color="808080"/>
+        </w:pBdr>
+        <w:bidi w:val="0"/>
+        <w:spacing w:before="0" w:after="283"/>
+        <w:jc w:val="left"/>
+        <w:rPr/>
+      </w:pPr>
+      <w:r>
+        <w:rPr/>
+      </w:r>
+    </w:p>
+    <w:p>
+      <w:pPr>
+        <w:pStyle w:val="Ttulo1"/>
+        <w:bidi w:val="0"/>
+        <w:jc w:val="left"/>
+        <w:rPr/>
+      </w:pPr>
+      <w:r>
+        <w:rPr/>
+        <w:t>FASE 2 — Growth Engine</w:t>
+      </w:r>
+    </w:p>
+    <w:p>
+      <w:pPr>
+        <w:pStyle w:val="Cuerpodetexto"/>
+        <w:bidi w:val="0"/>
+        <w:spacing w:lineRule="auto" w:line="276" w:before="0" w:after="140"/>
+        <w:jc w:val="left"/>
+        <w:rPr/>
+      </w:pPr>
+      <w:r>
+        <w:rPr/>
+        <w:t>100–500 clientes</w:t>
+      </w:r>
+    </w:p>
+    <w:p>
+      <w:pPr>
+        <w:pStyle w:val="Cuerpodetexto"/>
+        <w:bidi w:val="0"/>
+        <w:spacing w:lineRule="auto" w:line="276" w:before="0" w:after="140"/>
+        <w:jc w:val="left"/>
+        <w:rPr/>
+      </w:pPr>
+      <w:r>
+        <w:rPr/>
+        <w:t>Objetivo:</w:t>
+      </w:r>
+    </w:p>
+    <w:p>
+      <w:pPr>
+        <w:pStyle w:val="Cuerpodetexto"/>
+        <w:numPr>
+          <w:ilvl w:val="0"/>
+          <w:numId w:val="35"/>
+        </w:numPr>
+        <w:tabs>
+          <w:tab w:val="clear" w:pos="709"/>
+          <w:tab w:val="left" w:pos="709" w:leader="none"/>
+        </w:tabs>
+        <w:bidi w:val="0"/>
+        <w:spacing w:before="0" w:after="0"/>
+        <w:ind w:left="709" w:hanging="283"/>
+        <w:jc w:val="left"/>
+        <w:rPr/>
+      </w:pPr>
+      <w:r>
+        <w:rPr/>
+        <w:t xml:space="preserve">sistema adquisición repetible, </w:t>
+      </w:r>
+    </w:p>
+    <w:p>
+      <w:pPr>
+        <w:pStyle w:val="Cuerpodetexto"/>
+        <w:numPr>
+          <w:ilvl w:val="0"/>
+          <w:numId w:val="35"/>
+        </w:numPr>
+        <w:tabs>
+          <w:tab w:val="clear" w:pos="709"/>
+          <w:tab w:val="left" w:pos="709" w:leader="none"/>
+        </w:tabs>
+        <w:bidi w:val="0"/>
+        <w:spacing w:before="0" w:after="0"/>
+        <w:ind w:left="709" w:hanging="283"/>
+        <w:jc w:val="left"/>
+        <w:rPr/>
+      </w:pPr>
+      <w:r>
+        <w:rPr/>
+        <w:t xml:space="preserve">referral, </w:t>
+      </w:r>
+    </w:p>
+    <w:p>
+      <w:pPr>
+        <w:pStyle w:val="Cuerpodetexto"/>
+        <w:numPr>
+          <w:ilvl w:val="0"/>
+          <w:numId w:val="35"/>
+        </w:numPr>
+        <w:tabs>
+          <w:tab w:val="clear" w:pos="709"/>
+          <w:tab w:val="left" w:pos="709" w:leader="none"/>
+        </w:tabs>
+        <w:bidi w:val="0"/>
+        <w:spacing w:before="0" w:after="0"/>
+        <w:ind w:left="709" w:hanging="283"/>
+        <w:jc w:val="left"/>
+        <w:rPr/>
+      </w:pPr>
+      <w:r>
+        <w:rPr/>
+        <w:t xml:space="preserve">asociaciones, </w:t>
+      </w:r>
+    </w:p>
+    <w:p>
+      <w:pPr>
+        <w:pStyle w:val="Cuerpodetexto"/>
+        <w:numPr>
+          <w:ilvl w:val="0"/>
+          <w:numId w:val="35"/>
+        </w:numPr>
+        <w:tabs>
+          <w:tab w:val="clear" w:pos="709"/>
+          <w:tab w:val="left" w:pos="709" w:leader="none"/>
+        </w:tabs>
+        <w:bidi w:val="0"/>
+        <w:ind w:left="709" w:hanging="283"/>
+        <w:jc w:val="left"/>
+        <w:rPr/>
+      </w:pPr>
+      <w:r>
+        <w:rPr/>
+        <w:t xml:space="preserve">contenido. </w:t>
+      </w:r>
+    </w:p>
+    <w:p>
+      <w:pPr>
+        <w:pStyle w:val="Lneahorizontal"/>
+        <w:bidi w:val="0"/>
+        <w:jc w:val="left"/>
+        <w:rPr/>
+      </w:pPr>
+      <w:r>
+        <w:rPr/>
+      </w:r>
+    </w:p>
+    <w:p>
+      <w:pPr>
+        <w:pStyle w:val="Ttulo1"/>
+        <w:bidi w:val="0"/>
+        <w:jc w:val="left"/>
+        <w:rPr/>
+      </w:pPr>
+      <w:r>
+        <w:rPr/>
+        <w:t>FASE 3 — Escala</w:t>
+      </w:r>
+    </w:p>
+    <w:p>
+      <w:pPr>
+        <w:pStyle w:val="Cuerpodetexto"/>
+        <w:bidi w:val="0"/>
+        <w:spacing w:lineRule="auto" w:line="276" w:before="0" w:after="140"/>
+        <w:jc w:val="left"/>
+        <w:rPr/>
+      </w:pPr>
+      <w:r>
+        <w:rPr/>
+        <w:t>500–2.000 clientes</w:t>
+      </w:r>
+    </w:p>
+    <w:p>
+      <w:pPr>
+        <w:pStyle w:val="Cuerpodetexto"/>
+        <w:bidi w:val="0"/>
+        <w:spacing w:lineRule="auto" w:line="276" w:before="0" w:after="140"/>
+        <w:jc w:val="left"/>
+        <w:rPr/>
+      </w:pPr>
+      <w:r>
+        <w:rPr/>
+        <w:t>Objetivo:</w:t>
+      </w:r>
+    </w:p>
+    <w:p>
+      <w:pPr>
+        <w:pStyle w:val="Cuerpodetexto"/>
+        <w:numPr>
+          <w:ilvl w:val="0"/>
+          <w:numId w:val="36"/>
+        </w:numPr>
+        <w:tabs>
+          <w:tab w:val="clear" w:pos="709"/>
+          <w:tab w:val="left" w:pos="709" w:leader="none"/>
+        </w:tabs>
+        <w:bidi w:val="0"/>
+        <w:spacing w:before="0" w:after="0"/>
+        <w:ind w:left="709" w:hanging="283"/>
+        <w:jc w:val="left"/>
+        <w:rPr/>
+      </w:pPr>
+      <w:r>
+        <w:rPr/>
+        <w:t xml:space="preserve">equipo, </w:t>
+      </w:r>
+    </w:p>
+    <w:p>
+      <w:pPr>
+        <w:pStyle w:val="Cuerpodetexto"/>
+        <w:numPr>
+          <w:ilvl w:val="0"/>
+          <w:numId w:val="36"/>
+        </w:numPr>
+        <w:tabs>
+          <w:tab w:val="clear" w:pos="709"/>
+          <w:tab w:val="left" w:pos="709" w:leader="none"/>
+        </w:tabs>
+        <w:bidi w:val="0"/>
+        <w:spacing w:before="0" w:after="0"/>
+        <w:ind w:left="709" w:hanging="283"/>
+        <w:jc w:val="left"/>
+        <w:rPr/>
+      </w:pPr>
+      <w:r>
+        <w:rPr/>
+        <w:t xml:space="preserve">automatización, </w:t>
+      </w:r>
+    </w:p>
+    <w:p>
+      <w:pPr>
+        <w:pStyle w:val="Cuerpodetexto"/>
+        <w:numPr>
+          <w:ilvl w:val="0"/>
+          <w:numId w:val="36"/>
+        </w:numPr>
+        <w:tabs>
+          <w:tab w:val="clear" w:pos="709"/>
+          <w:tab w:val="left" w:pos="709" w:leader="none"/>
+        </w:tabs>
+        <w:bidi w:val="0"/>
+        <w:spacing w:before="0" w:after="0"/>
+        <w:ind w:left="709" w:hanging="283"/>
+        <w:jc w:val="left"/>
+        <w:rPr/>
+      </w:pPr>
+      <w:r>
+        <w:rPr/>
+        <w:t xml:space="preserve">inside sales, </w:t>
+      </w:r>
+    </w:p>
+    <w:p>
+      <w:pPr>
+        <w:pStyle w:val="Cuerpodetexto"/>
+        <w:numPr>
+          <w:ilvl w:val="0"/>
+          <w:numId w:val="36"/>
+        </w:numPr>
+        <w:tabs>
+          <w:tab w:val="clear" w:pos="709"/>
+          <w:tab w:val="left" w:pos="709" w:leader="none"/>
+        </w:tabs>
+        <w:bidi w:val="0"/>
+        <w:ind w:left="709" w:hanging="283"/>
+        <w:jc w:val="left"/>
+        <w:rPr/>
+      </w:pPr>
+      <w:r>
+        <w:rPr/>
+        <w:t xml:space="preserve">partnerships. </w:t>
+      </w:r>
+    </w:p>
+    <w:p>
+      <w:pPr>
+        <w:pStyle w:val="Lneahorizontal"/>
+        <w:bidi w:val="0"/>
+        <w:jc w:val="left"/>
+        <w:rPr/>
+      </w:pPr>
+      <w:r>
+        <w:rPr/>
+      </w:r>
+    </w:p>
+    <w:p>
+      <w:pPr>
+        <w:pStyle w:val="Ttulo1"/>
+        <w:bidi w:val="0"/>
+        <w:jc w:val="left"/>
+        <w:rPr/>
+      </w:pPr>
+      <w:r>
+        <w:rPr/>
+        <w:t>FASE 4 — Dominio vertical</w:t>
+      </w:r>
+    </w:p>
+    <w:p>
+      <w:pPr>
+        <w:pStyle w:val="Cuerpodetexto"/>
+        <w:bidi w:val="0"/>
+        <w:spacing w:lineRule="auto" w:line="276" w:before="0" w:after="140"/>
+        <w:jc w:val="left"/>
+        <w:rPr/>
+      </w:pPr>
+      <w:r>
+        <w:rPr/>
+        <w:t>2.000–10.000+</w:t>
+      </w:r>
+    </w:p>
+    <w:p>
+      <w:pPr>
+        <w:pStyle w:val="Cuerpodetexto"/>
+        <w:bidi w:val="0"/>
+        <w:spacing w:lineRule="auto" w:line="276" w:before="0" w:after="140"/>
+        <w:jc w:val="left"/>
+        <w:rPr/>
+      </w:pPr>
+      <w:r>
+        <w:rPr/>
+        <w:t>Objetivo:</w:t>
+      </w:r>
+    </w:p>
+    <w:p>
+      <w:pPr>
+        <w:pStyle w:val="Cuerpodetexto"/>
+        <w:numPr>
+          <w:ilvl w:val="0"/>
+          <w:numId w:val="37"/>
+        </w:numPr>
+        <w:tabs>
+          <w:tab w:val="clear" w:pos="709"/>
+          <w:tab w:val="left" w:pos="709" w:leader="none"/>
+        </w:tabs>
+        <w:bidi w:val="0"/>
+        <w:spacing w:before="0" w:after="0"/>
+        <w:ind w:left="709" w:hanging="283"/>
+        <w:jc w:val="left"/>
+        <w:rPr/>
+      </w:pPr>
+      <w:r>
+        <w:rPr/>
+        <w:t xml:space="preserve">moat de datos, </w:t>
+      </w:r>
+    </w:p>
+    <w:p>
+      <w:pPr>
+        <w:pStyle w:val="Cuerpodetexto"/>
+        <w:numPr>
+          <w:ilvl w:val="0"/>
+          <w:numId w:val="37"/>
+        </w:numPr>
+        <w:tabs>
+          <w:tab w:val="clear" w:pos="709"/>
+          <w:tab w:val="left" w:pos="709" w:leader="none"/>
+        </w:tabs>
+        <w:bidi w:val="0"/>
+        <w:spacing w:before="0" w:after="0"/>
+        <w:ind w:left="709" w:hanging="283"/>
+        <w:jc w:val="left"/>
+        <w:rPr/>
+      </w:pPr>
+      <w:r>
+        <w:rPr/>
+        <w:t xml:space="preserve">benchmark precios, </w:t>
+      </w:r>
+    </w:p>
+    <w:p>
+      <w:pPr>
+        <w:pStyle w:val="Cuerpodetexto"/>
+        <w:numPr>
+          <w:ilvl w:val="0"/>
+          <w:numId w:val="37"/>
+        </w:numPr>
+        <w:tabs>
+          <w:tab w:val="clear" w:pos="709"/>
+          <w:tab w:val="left" w:pos="709" w:leader="none"/>
+        </w:tabs>
+        <w:bidi w:val="0"/>
+        <w:spacing w:before="0" w:after="0"/>
+        <w:ind w:left="709" w:hanging="283"/>
+        <w:jc w:val="left"/>
+        <w:rPr/>
+      </w:pPr>
+      <w:r>
+        <w:rPr/>
+        <w:t xml:space="preserve">marketplace, </w:t>
+      </w:r>
+    </w:p>
+    <w:p>
+      <w:pPr>
+        <w:pStyle w:val="Cuerpodetexto"/>
+        <w:numPr>
+          <w:ilvl w:val="0"/>
+          <w:numId w:val="37"/>
+        </w:numPr>
+        <w:tabs>
+          <w:tab w:val="clear" w:pos="709"/>
+          <w:tab w:val="left" w:pos="709" w:leader="none"/>
+        </w:tabs>
+        <w:bidi w:val="0"/>
+        <w:spacing w:before="0" w:after="0"/>
+        <w:ind w:left="709" w:hanging="283"/>
+        <w:jc w:val="left"/>
+        <w:rPr/>
+      </w:pPr>
+      <w:r>
+        <w:rPr/>
+        <w:t xml:space="preserve">fintech, </w:t>
+      </w:r>
+    </w:p>
+    <w:p>
+      <w:pPr>
+        <w:pStyle w:val="Cuerpodetexto"/>
+        <w:numPr>
+          <w:ilvl w:val="0"/>
+          <w:numId w:val="37"/>
+        </w:numPr>
+        <w:tabs>
+          <w:tab w:val="clear" w:pos="709"/>
+          <w:tab w:val="left" w:pos="709" w:leader="none"/>
+        </w:tabs>
+        <w:bidi w:val="0"/>
+        <w:spacing w:before="0" w:after="0"/>
+        <w:ind w:left="709" w:hanging="283"/>
+        <w:jc w:val="left"/>
+        <w:rPr/>
+      </w:pPr>
+      <w:r>
+        <w:rPr/>
+        <w:t xml:space="preserve">seguros, </w:t>
+      </w:r>
+    </w:p>
+    <w:p>
+      <w:pPr>
+        <w:pStyle w:val="Cuerpodetexto"/>
+        <w:numPr>
+          <w:ilvl w:val="0"/>
+          <w:numId w:val="37"/>
+        </w:numPr>
+        <w:tabs>
+          <w:tab w:val="clear" w:pos="709"/>
+          <w:tab w:val="left" w:pos="709" w:leader="none"/>
+        </w:tabs>
+        <w:bidi w:val="0"/>
+        <w:ind w:left="709" w:hanging="283"/>
+        <w:jc w:val="left"/>
+        <w:rPr/>
+      </w:pPr>
+      <w:r>
+        <w:rPr/>
+        <w:t xml:space="preserve">proveedores. </w:t>
+      </w:r>
+    </w:p>
+    <w:p>
+      <w:pPr>
+        <w:pStyle w:val="Cuerpodetexto"/>
+        <w:bidi w:val="0"/>
+        <w:jc w:val="left"/>
+        <w:rPr/>
+      </w:pPr>
+      <w:r>
+        <w:rPr/>
+        <w:t>Aquí es donde TradeFlow se convierte en algo MUCHO más grande.</w:t>
+      </w:r>
+    </w:p>
+    <w:p>
+      <w:pPr>
+        <w:pStyle w:val="Lneahorizontal"/>
+        <w:suppressLineNumbers/>
+        <w:pBdr>
+          <w:bottom w:val="double" w:sz="2" w:space="0" w:color="808080"/>
+        </w:pBdr>
+        <w:bidi w:val="0"/>
+        <w:spacing w:before="0" w:after="283"/>
+        <w:jc w:val="left"/>
+        <w:rPr/>
+      </w:pPr>
+      <w:r>
+        <w:rPr/>
+      </w:r>
+    </w:p>
+    <w:p>
+      <w:pPr>
+        <w:pStyle w:val="Ttulo1"/>
+        <w:bidi w:val="0"/>
+        <w:jc w:val="left"/>
+        <w:rPr/>
+      </w:pPr>
+      <w:r>
+        <w:rPr/>
+        <w:t>IMPORTANTE: TU MAYOR ACTIVO</w:t>
+      </w:r>
+    </w:p>
+    <w:p>
+      <w:pPr>
+        <w:pStyle w:val="Cuerpodetexto"/>
+        <w:bidi w:val="0"/>
+        <w:spacing w:lineRule="auto" w:line="276" w:before="0" w:after="140"/>
+        <w:jc w:val="left"/>
+        <w:rPr/>
+      </w:pPr>
+      <w:r>
+        <w:rPr/>
+        <w:t>No es la IA.</w:t>
+      </w:r>
+    </w:p>
+    <w:p>
+      <w:pPr>
+        <w:pStyle w:val="Cuerpodetexto"/>
+        <w:bidi w:val="0"/>
+        <w:spacing w:lineRule="auto" w:line="276" w:before="0" w:after="140"/>
+        <w:jc w:val="left"/>
+        <w:rPr/>
+      </w:pPr>
+      <w:r>
+        <w:rPr/>
+        <w:t>Es esto:</w:t>
+      </w:r>
+    </w:p>
+    <w:p>
+      <w:pPr>
+        <w:pStyle w:val="Ttulo1"/>
+        <w:bidi w:val="0"/>
+        <w:jc w:val="left"/>
+        <w:rPr/>
+      </w:pPr>
+      <w:r>
+        <w:rPr/>
+        <w:t>El workflow completo por WhatsApp.</w:t>
+      </w:r>
+    </w:p>
+    <w:p>
+      <w:pPr>
+        <w:pStyle w:val="Cuerpodetexto"/>
+        <w:bidi w:val="0"/>
+        <w:spacing w:lineRule="auto" w:line="276" w:before="0" w:after="140"/>
+        <w:jc w:val="left"/>
+        <w:rPr/>
+      </w:pPr>
+      <w:r>
+        <w:rPr/>
+        <w:t>Eso es exactamente lo que:</w:t>
+      </w:r>
+    </w:p>
+    <w:p>
+      <w:pPr>
+        <w:pStyle w:val="Cuerpodetexto"/>
+        <w:numPr>
+          <w:ilvl w:val="0"/>
+          <w:numId w:val="38"/>
+        </w:numPr>
+        <w:tabs>
+          <w:tab w:val="clear" w:pos="709"/>
+          <w:tab w:val="left" w:pos="709" w:leader="none"/>
+        </w:tabs>
+        <w:bidi w:val="0"/>
+        <w:spacing w:before="0" w:after="0"/>
+        <w:ind w:left="709" w:hanging="283"/>
+        <w:jc w:val="left"/>
+        <w:rPr/>
+      </w:pPr>
+      <w:r>
+        <w:rPr/>
+        <w:t xml:space="preserve">los instaladores YA usan, </w:t>
+      </w:r>
+    </w:p>
+    <w:p>
+      <w:pPr>
+        <w:pStyle w:val="Cuerpodetexto"/>
+        <w:numPr>
+          <w:ilvl w:val="0"/>
+          <w:numId w:val="38"/>
+        </w:numPr>
+        <w:tabs>
+          <w:tab w:val="clear" w:pos="709"/>
+          <w:tab w:val="left" w:pos="709" w:leader="none"/>
+        </w:tabs>
+        <w:bidi w:val="0"/>
+        <w:spacing w:before="0" w:after="0"/>
+        <w:ind w:left="709" w:hanging="283"/>
+        <w:jc w:val="left"/>
+        <w:rPr/>
+      </w:pPr>
+      <w:r>
+        <w:rPr/>
+        <w:t xml:space="preserve">ningún SaaS tradicional entiende, </w:t>
+      </w:r>
+    </w:p>
+    <w:p>
+      <w:pPr>
+        <w:pStyle w:val="Cuerpodetexto"/>
+        <w:numPr>
+          <w:ilvl w:val="0"/>
+          <w:numId w:val="38"/>
+        </w:numPr>
+        <w:tabs>
+          <w:tab w:val="clear" w:pos="709"/>
+          <w:tab w:val="left" w:pos="709" w:leader="none"/>
+        </w:tabs>
+        <w:bidi w:val="0"/>
+        <w:ind w:left="709" w:hanging="283"/>
+        <w:jc w:val="left"/>
+        <w:rPr/>
+      </w:pPr>
+      <w:r>
+        <w:rPr/>
+        <w:t xml:space="preserve">y donde puedes crear lock-in brutal. </w:t>
+      </w:r>
+    </w:p>
+    <w:p>
+      <w:pPr>
+        <w:pStyle w:val="Lneahorizontal"/>
+        <w:bidi w:val="0"/>
+        <w:jc w:val="left"/>
+        <w:rPr/>
+      </w:pPr>
+      <w:r>
+        <w:rPr/>
+      </w:r>
+    </w:p>
+    <w:p>
+      <w:pPr>
+        <w:pStyle w:val="Ttulo1"/>
+        <w:bidi w:val="0"/>
+        <w:jc w:val="left"/>
+        <w:rPr/>
+      </w:pPr>
+      <w:r>
+        <w:rPr/>
+        <w:t>LOS 3 ESCENARIOS FINANCIEROS</w:t>
+      </w:r>
+    </w:p>
+    <w:p>
+      <w:pPr>
+        <w:pStyle w:val="Lneahorizontal"/>
+        <w:suppressLineNumbers/>
+        <w:pBdr>
+          <w:bottom w:val="double" w:sz="2" w:space="0" w:color="808080"/>
+        </w:pBdr>
+        <w:bidi w:val="0"/>
+        <w:spacing w:before="0" w:after="283"/>
+        <w:jc w:val="left"/>
+        <w:rPr/>
+      </w:pPr>
+      <w:r>
+        <w:rPr/>
+      </w:r>
+    </w:p>
+    <w:p>
+      <w:pPr>
+        <w:pStyle w:val="Ttulo1"/>
+        <w:bidi w:val="0"/>
+        <w:jc w:val="left"/>
+        <w:rPr/>
+      </w:pPr>
+      <w:r>
+        <w:rPr/>
+        <w:t>ESCENARIO PESIMISTA</w:t>
+      </w:r>
+    </w:p>
+    <w:p>
+      <w:pPr>
+        <w:pStyle w:val="Ttulo2"/>
+        <w:bidi w:val="0"/>
+        <w:jc w:val="left"/>
+        <w:rPr/>
+      </w:pPr>
+      <w:r>
+        <w:rPr/>
+        <w:t>Asume:</w:t>
+      </w:r>
+    </w:p>
+    <w:p>
+      <w:pPr>
+        <w:pStyle w:val="Cuerpodetexto"/>
+        <w:numPr>
+          <w:ilvl w:val="0"/>
+          <w:numId w:val="39"/>
+        </w:numPr>
+        <w:tabs>
+          <w:tab w:val="clear" w:pos="709"/>
+          <w:tab w:val="left" w:pos="709" w:leader="none"/>
+        </w:tabs>
+        <w:bidi w:val="0"/>
+        <w:spacing w:before="0" w:after="0"/>
+        <w:ind w:left="709" w:hanging="283"/>
+        <w:jc w:val="left"/>
+        <w:rPr/>
+      </w:pPr>
+      <w:r>
+        <w:rPr/>
+        <w:t xml:space="preserve">CAC alto </w:t>
+      </w:r>
+    </w:p>
+    <w:p>
+      <w:pPr>
+        <w:pStyle w:val="Cuerpodetexto"/>
+        <w:numPr>
+          <w:ilvl w:val="0"/>
+          <w:numId w:val="39"/>
+        </w:numPr>
+        <w:tabs>
+          <w:tab w:val="clear" w:pos="709"/>
+          <w:tab w:val="left" w:pos="709" w:leader="none"/>
+        </w:tabs>
+        <w:bidi w:val="0"/>
+        <w:spacing w:before="0" w:after="0"/>
+        <w:ind w:left="709" w:hanging="283"/>
+        <w:jc w:val="left"/>
+        <w:rPr/>
+      </w:pPr>
+      <w:r>
+        <w:rPr/>
+        <w:t xml:space="preserve">crecimiento lento </w:t>
+      </w:r>
+    </w:p>
+    <w:p>
+      <w:pPr>
+        <w:pStyle w:val="Cuerpodetexto"/>
+        <w:numPr>
+          <w:ilvl w:val="0"/>
+          <w:numId w:val="39"/>
+        </w:numPr>
+        <w:tabs>
+          <w:tab w:val="clear" w:pos="709"/>
+          <w:tab w:val="left" w:pos="709" w:leader="none"/>
+        </w:tabs>
+        <w:bidi w:val="0"/>
+        <w:spacing w:before="0" w:after="0"/>
+        <w:ind w:left="709" w:hanging="283"/>
+        <w:jc w:val="left"/>
+        <w:rPr/>
+      </w:pPr>
+      <w:r>
+        <w:rPr/>
+        <w:t xml:space="preserve">retención media </w:t>
+      </w:r>
+    </w:p>
+    <w:p>
+      <w:pPr>
+        <w:pStyle w:val="Cuerpodetexto"/>
+        <w:numPr>
+          <w:ilvl w:val="0"/>
+          <w:numId w:val="39"/>
+        </w:numPr>
+        <w:tabs>
+          <w:tab w:val="clear" w:pos="709"/>
+          <w:tab w:val="left" w:pos="709" w:leader="none"/>
+        </w:tabs>
+        <w:bidi w:val="0"/>
+        <w:spacing w:before="0" w:after="0"/>
+        <w:ind w:left="709" w:hanging="283"/>
+        <w:jc w:val="left"/>
+        <w:rPr/>
+      </w:pPr>
+      <w:r>
+        <w:rPr/>
+        <w:t xml:space="preserve">solo España </w:t>
+      </w:r>
+    </w:p>
+    <w:p>
+      <w:pPr>
+        <w:pStyle w:val="Cuerpodetexto"/>
+        <w:numPr>
+          <w:ilvl w:val="0"/>
+          <w:numId w:val="39"/>
+        </w:numPr>
+        <w:tabs>
+          <w:tab w:val="clear" w:pos="709"/>
+          <w:tab w:val="left" w:pos="709" w:leader="none"/>
+        </w:tabs>
+        <w:bidi w:val="0"/>
+        <w:ind w:left="709" w:hanging="283"/>
+        <w:jc w:val="left"/>
+        <w:rPr/>
+      </w:pPr>
+      <w:r>
+        <w:rPr/>
+        <w:t xml:space="preserve">bootstrap </w:t>
+      </w:r>
+    </w:p>
+    <w:p>
+      <w:pPr>
+        <w:pStyle w:val="Ttulo3"/>
+        <w:bidi w:val="0"/>
+        <w:jc w:val="left"/>
+        <w:rPr/>
+      </w:pPr>
+      <w:r>
+        <w:rPr/>
+        <w:t>Resultado:</w:t>
+      </w:r>
+    </w:p>
+    <w:p>
+      <w:pPr>
+        <w:pStyle w:val="Cuerpodetexto"/>
+        <w:numPr>
+          <w:ilvl w:val="0"/>
+          <w:numId w:val="40"/>
+        </w:numPr>
+        <w:tabs>
+          <w:tab w:val="clear" w:pos="709"/>
+          <w:tab w:val="left" w:pos="709" w:leader="none"/>
+        </w:tabs>
+        <w:bidi w:val="0"/>
+        <w:spacing w:before="0" w:after="0"/>
+        <w:ind w:left="709" w:hanging="283"/>
+        <w:jc w:val="left"/>
+        <w:rPr/>
+      </w:pPr>
+      <w:r>
+        <w:rPr/>
+        <w:t xml:space="preserve">150–250 clientes en 24 meses </w:t>
+      </w:r>
+    </w:p>
+    <w:p>
+      <w:pPr>
+        <w:pStyle w:val="Cuerpodetexto"/>
+        <w:numPr>
+          <w:ilvl w:val="0"/>
+          <w:numId w:val="40"/>
+        </w:numPr>
+        <w:tabs>
+          <w:tab w:val="clear" w:pos="709"/>
+          <w:tab w:val="left" w:pos="709" w:leader="none"/>
+        </w:tabs>
+        <w:bidi w:val="0"/>
+        <w:spacing w:before="0" w:after="0"/>
+        <w:ind w:left="709" w:hanging="283"/>
+        <w:jc w:val="left"/>
+        <w:rPr/>
+      </w:pPr>
+      <w:r>
+        <w:rPr/>
+        <w:t>€</w:t>
+      </w:r>
+      <w:r>
+        <w:rPr/>
+        <w:t xml:space="preserve">80k–150k ARR </w:t>
+      </w:r>
+    </w:p>
+    <w:p>
+      <w:pPr>
+        <w:pStyle w:val="Cuerpodetexto"/>
+        <w:numPr>
+          <w:ilvl w:val="0"/>
+          <w:numId w:val="40"/>
+        </w:numPr>
+        <w:tabs>
+          <w:tab w:val="clear" w:pos="709"/>
+          <w:tab w:val="left" w:pos="709" w:leader="none"/>
+        </w:tabs>
+        <w:bidi w:val="0"/>
+        <w:ind w:left="709" w:hanging="283"/>
+        <w:jc w:val="left"/>
+        <w:rPr/>
+      </w:pPr>
+      <w:r>
+        <w:rPr/>
+        <w:t xml:space="preserve">rentable pequeño negocio SaaS </w:t>
+      </w:r>
+    </w:p>
+    <w:p>
+      <w:pPr>
+        <w:pStyle w:val="Lneahorizontal"/>
+        <w:bidi w:val="0"/>
+        <w:jc w:val="left"/>
+        <w:rPr/>
+      </w:pPr>
+      <w:r>
+        <w:rPr/>
+      </w:r>
+    </w:p>
+    <w:p>
+      <w:pPr>
+        <w:pStyle w:val="Ttulo1"/>
+        <w:bidi w:val="0"/>
+        <w:jc w:val="left"/>
+        <w:rPr/>
+      </w:pPr>
+      <w:r>
+        <w:rPr/>
+        <w:t>ESCENARIO BASE</w:t>
+      </w:r>
+    </w:p>
+    <w:p>
+      <w:pPr>
+        <w:pStyle w:val="Ttulo2"/>
+        <w:bidi w:val="0"/>
+        <w:jc w:val="left"/>
+        <w:rPr/>
+      </w:pPr>
+      <w:r>
+        <w:rPr/>
+        <w:t>Asume:</w:t>
+      </w:r>
+    </w:p>
+    <w:p>
+      <w:pPr>
+        <w:pStyle w:val="Cuerpodetexto"/>
+        <w:numPr>
+          <w:ilvl w:val="0"/>
+          <w:numId w:val="41"/>
+        </w:numPr>
+        <w:tabs>
+          <w:tab w:val="clear" w:pos="709"/>
+          <w:tab w:val="left" w:pos="709" w:leader="none"/>
+        </w:tabs>
+        <w:bidi w:val="0"/>
+        <w:spacing w:before="0" w:after="0"/>
+        <w:ind w:left="709" w:hanging="283"/>
+        <w:jc w:val="left"/>
+        <w:rPr/>
+      </w:pPr>
+      <w:r>
+        <w:rPr/>
+        <w:t xml:space="preserve">PMF sólido </w:t>
+      </w:r>
+    </w:p>
+    <w:p>
+      <w:pPr>
+        <w:pStyle w:val="Cuerpodetexto"/>
+        <w:numPr>
+          <w:ilvl w:val="0"/>
+          <w:numId w:val="41"/>
+        </w:numPr>
+        <w:tabs>
+          <w:tab w:val="clear" w:pos="709"/>
+          <w:tab w:val="left" w:pos="709" w:leader="none"/>
+        </w:tabs>
+        <w:bidi w:val="0"/>
+        <w:spacing w:before="0" w:after="0"/>
+        <w:ind w:left="709" w:hanging="283"/>
+        <w:jc w:val="left"/>
+        <w:rPr/>
+      </w:pPr>
+      <w:r>
+        <w:rPr/>
+        <w:t xml:space="preserve">contenido funciona </w:t>
+      </w:r>
+    </w:p>
+    <w:p>
+      <w:pPr>
+        <w:pStyle w:val="Cuerpodetexto"/>
+        <w:numPr>
+          <w:ilvl w:val="0"/>
+          <w:numId w:val="41"/>
+        </w:numPr>
+        <w:tabs>
+          <w:tab w:val="clear" w:pos="709"/>
+          <w:tab w:val="left" w:pos="709" w:leader="none"/>
+        </w:tabs>
+        <w:bidi w:val="0"/>
+        <w:ind w:left="709" w:hanging="283"/>
+        <w:jc w:val="left"/>
+        <w:rPr/>
+      </w:pPr>
+      <w:r>
+        <w:rPr/>
+        <w:t xml:space="preserve">partnerships funcionan parcialmente </w:t>
+      </w:r>
+    </w:p>
+    <w:p>
+      <w:pPr>
+        <w:pStyle w:val="Ttulo3"/>
+        <w:bidi w:val="0"/>
+        <w:jc w:val="left"/>
+        <w:rPr/>
+      </w:pPr>
+      <w:r>
+        <w:rPr/>
+        <w:t>Resultado:</w:t>
+      </w:r>
+    </w:p>
+    <w:p>
+      <w:pPr>
+        <w:pStyle w:val="Cuerpodetexto"/>
+        <w:numPr>
+          <w:ilvl w:val="0"/>
+          <w:numId w:val="42"/>
+        </w:numPr>
+        <w:tabs>
+          <w:tab w:val="clear" w:pos="709"/>
+          <w:tab w:val="left" w:pos="709" w:leader="none"/>
+        </w:tabs>
+        <w:bidi w:val="0"/>
+        <w:spacing w:before="0" w:after="0"/>
+        <w:ind w:left="709" w:hanging="283"/>
+        <w:jc w:val="left"/>
+        <w:rPr/>
+      </w:pPr>
+      <w:r>
+        <w:rPr/>
+        <w:t xml:space="preserve">800–1.500 clientes </w:t>
+      </w:r>
+    </w:p>
+    <w:p>
+      <w:pPr>
+        <w:pStyle w:val="Cuerpodetexto"/>
+        <w:numPr>
+          <w:ilvl w:val="0"/>
+          <w:numId w:val="42"/>
+        </w:numPr>
+        <w:tabs>
+          <w:tab w:val="clear" w:pos="709"/>
+          <w:tab w:val="left" w:pos="709" w:leader="none"/>
+        </w:tabs>
+        <w:bidi w:val="0"/>
+        <w:spacing w:before="0" w:after="0"/>
+        <w:ind w:left="709" w:hanging="283"/>
+        <w:jc w:val="left"/>
+        <w:rPr/>
+      </w:pPr>
+      <w:r>
+        <w:rPr/>
+        <w:t>€</w:t>
+      </w:r>
+      <w:r>
+        <w:rPr/>
+        <w:t xml:space="preserve">500k–1M ARR </w:t>
+      </w:r>
+    </w:p>
+    <w:p>
+      <w:pPr>
+        <w:pStyle w:val="Cuerpodetexto"/>
+        <w:numPr>
+          <w:ilvl w:val="0"/>
+          <w:numId w:val="42"/>
+        </w:numPr>
+        <w:tabs>
+          <w:tab w:val="clear" w:pos="709"/>
+          <w:tab w:val="left" w:pos="709" w:leader="none"/>
+        </w:tabs>
+        <w:bidi w:val="0"/>
+        <w:spacing w:before="0" w:after="0"/>
+        <w:ind w:left="709" w:hanging="283"/>
+        <w:jc w:val="left"/>
+        <w:rPr/>
+      </w:pPr>
+      <w:r>
+        <w:rPr/>
+        <w:t xml:space="preserve">equipo 5–10 personas </w:t>
+      </w:r>
+    </w:p>
+    <w:p>
+      <w:pPr>
+        <w:pStyle w:val="Cuerpodetexto"/>
+        <w:numPr>
+          <w:ilvl w:val="0"/>
+          <w:numId w:val="42"/>
+        </w:numPr>
+        <w:tabs>
+          <w:tab w:val="clear" w:pos="709"/>
+          <w:tab w:val="left" w:pos="709" w:leader="none"/>
+        </w:tabs>
+        <w:bidi w:val="0"/>
+        <w:ind w:left="709" w:hanging="283"/>
+        <w:jc w:val="left"/>
+        <w:rPr/>
+      </w:pPr>
+      <w:r>
+        <w:rPr/>
+        <w:t xml:space="preserve">pre-seed/seed viable </w:t>
+      </w:r>
+    </w:p>
+    <w:p>
+      <w:pPr>
+        <w:pStyle w:val="Lneahorizontal"/>
+        <w:bidi w:val="0"/>
+        <w:jc w:val="left"/>
+        <w:rPr/>
+      </w:pPr>
+      <w:r>
+        <w:rPr/>
+      </w:r>
+    </w:p>
+    <w:p>
+      <w:pPr>
+        <w:pStyle w:val="Ttulo1"/>
+        <w:bidi w:val="0"/>
+        <w:jc w:val="left"/>
+        <w:rPr/>
+      </w:pPr>
+      <w:r>
+        <w:rPr/>
+        <w:t>ESCENARIO OPTIMISTA</w:t>
+      </w:r>
+    </w:p>
+    <w:p>
+      <w:pPr>
+        <w:pStyle w:val="Ttulo2"/>
+        <w:bidi w:val="0"/>
+        <w:jc w:val="left"/>
+        <w:rPr/>
+      </w:pPr>
+      <w:r>
+        <w:rPr/>
+        <w:t>Asume:</w:t>
+      </w:r>
+    </w:p>
+    <w:p>
+      <w:pPr>
+        <w:pStyle w:val="Cuerpodetexto"/>
+        <w:numPr>
+          <w:ilvl w:val="0"/>
+          <w:numId w:val="43"/>
+        </w:numPr>
+        <w:tabs>
+          <w:tab w:val="clear" w:pos="709"/>
+          <w:tab w:val="left" w:pos="709" w:leader="none"/>
+        </w:tabs>
+        <w:bidi w:val="0"/>
+        <w:spacing w:before="0" w:after="0"/>
+        <w:ind w:left="709" w:hanging="283"/>
+        <w:jc w:val="left"/>
+        <w:rPr/>
+      </w:pPr>
+      <w:r>
+        <w:rPr/>
+        <w:t xml:space="preserve">fuerte viralidad vertical </w:t>
+      </w:r>
+    </w:p>
+    <w:p>
+      <w:pPr>
+        <w:pStyle w:val="Cuerpodetexto"/>
+        <w:numPr>
+          <w:ilvl w:val="0"/>
+          <w:numId w:val="43"/>
+        </w:numPr>
+        <w:tabs>
+          <w:tab w:val="clear" w:pos="709"/>
+          <w:tab w:val="left" w:pos="709" w:leader="none"/>
+        </w:tabs>
+        <w:bidi w:val="0"/>
+        <w:spacing w:before="0" w:after="0"/>
+        <w:ind w:left="709" w:hanging="283"/>
+        <w:jc w:val="left"/>
+        <w:rPr/>
+      </w:pPr>
+      <w:r>
+        <w:rPr/>
+        <w:t xml:space="preserve">asociaciones </w:t>
+      </w:r>
+    </w:p>
+    <w:p>
+      <w:pPr>
+        <w:pStyle w:val="Cuerpodetexto"/>
+        <w:numPr>
+          <w:ilvl w:val="0"/>
+          <w:numId w:val="43"/>
+        </w:numPr>
+        <w:tabs>
+          <w:tab w:val="clear" w:pos="709"/>
+          <w:tab w:val="left" w:pos="709" w:leader="none"/>
+        </w:tabs>
+        <w:bidi w:val="0"/>
+        <w:spacing w:before="0" w:after="0"/>
+        <w:ind w:left="709" w:hanging="283"/>
+        <w:jc w:val="left"/>
+        <w:rPr/>
+      </w:pPr>
+      <w:r>
+        <w:rPr/>
+        <w:t xml:space="preserve">LATAM funciona </w:t>
+      </w:r>
+    </w:p>
+    <w:p>
+      <w:pPr>
+        <w:pStyle w:val="Cuerpodetexto"/>
+        <w:numPr>
+          <w:ilvl w:val="0"/>
+          <w:numId w:val="43"/>
+        </w:numPr>
+        <w:tabs>
+          <w:tab w:val="clear" w:pos="709"/>
+          <w:tab w:val="left" w:pos="709" w:leader="none"/>
+        </w:tabs>
+        <w:bidi w:val="0"/>
+        <w:ind w:left="709" w:hanging="283"/>
+        <w:jc w:val="left"/>
+        <w:rPr/>
+      </w:pPr>
+      <w:r>
+        <w:rPr/>
+        <w:t xml:space="preserve">referral fuerte </w:t>
+      </w:r>
+    </w:p>
+    <w:p>
+      <w:pPr>
+        <w:pStyle w:val="Ttulo3"/>
+        <w:bidi w:val="0"/>
+        <w:jc w:val="left"/>
+        <w:rPr/>
+      </w:pPr>
+      <w:r>
+        <w:rPr/>
+        <w:t>Resultado:</w:t>
+      </w:r>
+    </w:p>
+    <w:p>
+      <w:pPr>
+        <w:pStyle w:val="Cuerpodetexto"/>
+        <w:numPr>
+          <w:ilvl w:val="0"/>
+          <w:numId w:val="44"/>
+        </w:numPr>
+        <w:tabs>
+          <w:tab w:val="clear" w:pos="709"/>
+          <w:tab w:val="left" w:pos="709" w:leader="none"/>
+        </w:tabs>
+        <w:bidi w:val="0"/>
+        <w:spacing w:before="0" w:after="0"/>
+        <w:ind w:left="709" w:hanging="283"/>
+        <w:jc w:val="left"/>
+        <w:rPr/>
+      </w:pPr>
+      <w:r>
+        <w:rPr/>
+        <w:t xml:space="preserve">5.000–15.000 clientes </w:t>
+      </w:r>
+    </w:p>
+    <w:p>
+      <w:pPr>
+        <w:pStyle w:val="Cuerpodetexto"/>
+        <w:numPr>
+          <w:ilvl w:val="0"/>
+          <w:numId w:val="44"/>
+        </w:numPr>
+        <w:tabs>
+          <w:tab w:val="clear" w:pos="709"/>
+          <w:tab w:val="left" w:pos="709" w:leader="none"/>
+        </w:tabs>
+        <w:bidi w:val="0"/>
+        <w:spacing w:before="0" w:after="0"/>
+        <w:ind w:left="709" w:hanging="283"/>
+        <w:jc w:val="left"/>
+        <w:rPr/>
+      </w:pPr>
+      <w:r>
+        <w:rPr/>
+        <w:t>€</w:t>
+      </w:r>
+      <w:r>
+        <w:rPr/>
+        <w:t xml:space="preserve">3M–10M ARR </w:t>
+      </w:r>
+    </w:p>
+    <w:p>
+      <w:pPr>
+        <w:pStyle w:val="Cuerpodetexto"/>
+        <w:numPr>
+          <w:ilvl w:val="0"/>
+          <w:numId w:val="44"/>
+        </w:numPr>
+        <w:tabs>
+          <w:tab w:val="clear" w:pos="709"/>
+          <w:tab w:val="left" w:pos="709" w:leader="none"/>
+        </w:tabs>
+        <w:bidi w:val="0"/>
+        <w:spacing w:before="0" w:after="0"/>
+        <w:ind w:left="709" w:hanging="283"/>
+        <w:jc w:val="left"/>
+        <w:rPr/>
+      </w:pPr>
+      <w:r>
+        <w:rPr/>
+        <w:t xml:space="preserve">startup SaaS grande </w:t>
+      </w:r>
+    </w:p>
+    <w:p>
+      <w:pPr>
+        <w:pStyle w:val="Cuerpodetexto"/>
+        <w:numPr>
+          <w:ilvl w:val="0"/>
+          <w:numId w:val="44"/>
+        </w:numPr>
+        <w:tabs>
+          <w:tab w:val="clear" w:pos="709"/>
+          <w:tab w:val="left" w:pos="709" w:leader="none"/>
+        </w:tabs>
+        <w:bidi w:val="0"/>
+        <w:ind w:left="709" w:hanging="283"/>
+        <w:jc w:val="left"/>
+        <w:rPr/>
+      </w:pPr>
+      <w:r>
+        <w:rPr/>
+        <w:t xml:space="preserve">seed/Series A </w:t>
+      </w:r>
+    </w:p>
+    <w:p>
+      <w:pPr>
+        <w:pStyle w:val="Lneahorizontal"/>
+        <w:bidi w:val="0"/>
+        <w:jc w:val="left"/>
+        <w:rPr/>
+      </w:pPr>
+      <w:r>
+        <w:rPr/>
+      </w:r>
+    </w:p>
+    <w:p>
+      <w:pPr>
+        <w:pStyle w:val="Ttulo1"/>
+        <w:bidi w:val="0"/>
+        <w:jc w:val="left"/>
+        <w:rPr/>
+      </w:pPr>
+      <w:r>
+        <w:rPr/>
+        <w:t>MI OPINIÓN REALISTA</w:t>
+      </w:r>
+    </w:p>
+    <w:p>
+      <w:pPr>
+        <w:pStyle w:val="Cuerpodetexto"/>
+        <w:bidi w:val="0"/>
+        <w:spacing w:lineRule="auto" w:line="276" w:before="0" w:after="140"/>
+        <w:jc w:val="left"/>
+        <w:rPr/>
+      </w:pPr>
+      <w:r>
+        <w:rPr/>
+        <w:t>TradeFlow tiene potencial real porque:</w:t>
+      </w:r>
+    </w:p>
+    <w:p>
+      <w:pPr>
+        <w:pStyle w:val="Ttulo2"/>
+        <w:bidi w:val="0"/>
+        <w:jc w:val="left"/>
+        <w:rPr/>
+      </w:pPr>
+      <w:r>
+        <w:rPr/>
+        <w:t>1.</w:t>
+      </w:r>
+    </w:p>
+    <w:p>
+      <w:pPr>
+        <w:pStyle w:val="Cuerpodetexto"/>
+        <w:bidi w:val="0"/>
+        <w:spacing w:lineRule="auto" w:line="276" w:before="0" w:after="140"/>
+        <w:jc w:val="left"/>
+        <w:rPr/>
+      </w:pPr>
+      <w:r>
+        <w:rPr/>
+        <w:t>El nicho está MUY mal servido.</w:t>
+      </w:r>
+    </w:p>
+    <w:p>
+      <w:pPr>
+        <w:pStyle w:val="Ttulo2"/>
+        <w:bidi w:val="0"/>
+        <w:jc w:val="left"/>
+        <w:rPr/>
+      </w:pPr>
+      <w:r>
+        <w:rPr/>
+        <w:t>2.</w:t>
+      </w:r>
+    </w:p>
+    <w:p>
+      <w:pPr>
+        <w:pStyle w:val="Cuerpodetexto"/>
+        <w:bidi w:val="0"/>
+        <w:spacing w:lineRule="auto" w:line="276" w:before="0" w:after="140"/>
+        <w:jc w:val="left"/>
+        <w:rPr/>
+      </w:pPr>
+      <w:r>
+        <w:rPr/>
+        <w:t>El workflow móvil + WhatsApp es correcto.</w:t>
+      </w:r>
+    </w:p>
+    <w:p>
+      <w:pPr>
+        <w:pStyle w:val="Ttulo2"/>
+        <w:bidi w:val="0"/>
+        <w:jc w:val="left"/>
+        <w:rPr/>
+      </w:pPr>
+      <w:r>
+        <w:rPr/>
+        <w:t>3.</w:t>
+      </w:r>
+    </w:p>
+    <w:p>
+      <w:pPr>
+        <w:pStyle w:val="Cuerpodetexto"/>
+        <w:bidi w:val="0"/>
+        <w:spacing w:lineRule="auto" w:line="276" w:before="0" w:after="140"/>
+        <w:jc w:val="left"/>
+        <w:rPr/>
+      </w:pPr>
+      <w:r>
+        <w:rPr/>
+        <w:t>El dolor es diario y monetizable.</w:t>
+      </w:r>
+    </w:p>
+    <w:p>
+      <w:pPr>
+        <w:pStyle w:val="Ttulo2"/>
+        <w:bidi w:val="0"/>
+        <w:jc w:val="left"/>
+        <w:rPr/>
+      </w:pPr>
+      <w:r>
+        <w:rPr/>
+        <w:t>4.</w:t>
+      </w:r>
+    </w:p>
+    <w:p>
+      <w:pPr>
+        <w:pStyle w:val="Cuerpodetexto"/>
+        <w:bidi w:val="0"/>
+        <w:spacing w:lineRule="auto" w:line="276" w:before="0" w:after="140"/>
+        <w:jc w:val="left"/>
+        <w:rPr/>
+      </w:pPr>
+      <w:r>
+        <w:rPr/>
+        <w:t>El usuario NO quiere software complejo.</w:t>
+      </w:r>
+    </w:p>
+    <w:p>
+      <w:pPr>
+        <w:pStyle w:val="Ttulo2"/>
+        <w:bidi w:val="0"/>
+        <w:jc w:val="left"/>
+        <w:rPr/>
+      </w:pPr>
+      <w:r>
+        <w:rPr/>
+        <w:t>5.</w:t>
+      </w:r>
+    </w:p>
+    <w:p>
+      <w:pPr>
+        <w:pStyle w:val="Cuerpodetexto"/>
+        <w:bidi w:val="0"/>
+        <w:spacing w:lineRule="auto" w:line="276" w:before="0" w:after="140"/>
+        <w:jc w:val="left"/>
+        <w:rPr/>
+      </w:pPr>
+      <w:r>
+        <w:rPr/>
+        <w:t>La IA realmente reduce fricción aquí.</w:t>
+      </w:r>
+    </w:p>
+    <w:p>
+      <w:pPr>
+        <w:pStyle w:val="Lneahorizontal"/>
+        <w:suppressLineNumbers/>
+        <w:pBdr>
+          <w:bottom w:val="double" w:sz="2" w:space="0" w:color="808080"/>
+        </w:pBdr>
+        <w:bidi w:val="0"/>
+        <w:spacing w:before="0" w:after="283"/>
+        <w:jc w:val="left"/>
+        <w:rPr/>
+      </w:pPr>
+      <w:r>
+        <w:rPr/>
+      </w:r>
+    </w:p>
+    <w:p>
+      <w:pPr>
+        <w:pStyle w:val="Ttulo1"/>
+        <w:bidi w:val="0"/>
+        <w:jc w:val="left"/>
+        <w:rPr/>
+      </w:pPr>
+      <w:r>
+        <w:rPr/>
+        <w:t>DONDE PUEDES FALLAR</w:t>
+      </w:r>
+    </w:p>
+    <w:p>
+      <w:pPr>
+        <w:pStyle w:val="Cuerpodetexto"/>
+        <w:bidi w:val="0"/>
+        <w:spacing w:lineRule="auto" w:line="276" w:before="0" w:after="140"/>
+        <w:jc w:val="left"/>
+        <w:rPr/>
+      </w:pPr>
+      <w:r>
+        <w:rPr/>
+        <w:t>Y esto es importante.</w:t>
+      </w:r>
+    </w:p>
+    <w:p>
+      <w:pPr>
+        <w:pStyle w:val="Ttulo2"/>
+        <w:bidi w:val="0"/>
+        <w:jc w:val="left"/>
+        <w:rPr/>
+      </w:pPr>
+      <w:r>
+        <w:rPr/>
+        <w:t>El riesgo REAL no es técnico.</w:t>
+      </w:r>
+    </w:p>
+    <w:p>
+      <w:pPr>
+        <w:pStyle w:val="Cuerpodetexto"/>
+        <w:bidi w:val="0"/>
+        <w:spacing w:lineRule="auto" w:line="276" w:before="0" w:after="140"/>
+        <w:jc w:val="left"/>
+        <w:rPr/>
+      </w:pPr>
+      <w:r>
+        <w:rPr/>
+        <w:t>Es:</w:t>
+      </w:r>
+    </w:p>
+    <w:p>
+      <w:pPr>
+        <w:pStyle w:val="Ttulo1"/>
+        <w:bidi w:val="0"/>
+        <w:jc w:val="left"/>
+        <w:rPr/>
+      </w:pPr>
+      <w:r>
+        <w:rPr/>
+        <w:t>onboarding + adquisición.</w:t>
+      </w:r>
+    </w:p>
+    <w:p>
+      <w:pPr>
+        <w:pStyle w:val="Cuerpodetexto"/>
+        <w:bidi w:val="0"/>
+        <w:spacing w:lineRule="auto" w:line="276" w:before="0" w:after="140"/>
+        <w:jc w:val="left"/>
+        <w:rPr/>
+      </w:pPr>
+      <w:r>
+        <w:rPr/>
+        <w:t>Porque:</w:t>
+      </w:r>
+    </w:p>
+    <w:p>
+      <w:pPr>
+        <w:pStyle w:val="Cuerpodetexto"/>
+        <w:numPr>
+          <w:ilvl w:val="0"/>
+          <w:numId w:val="45"/>
+        </w:numPr>
+        <w:tabs>
+          <w:tab w:val="clear" w:pos="709"/>
+          <w:tab w:val="left" w:pos="709" w:leader="none"/>
+        </w:tabs>
+        <w:bidi w:val="0"/>
+        <w:spacing w:before="0" w:after="0"/>
+        <w:ind w:left="709" w:hanging="283"/>
+        <w:jc w:val="left"/>
+        <w:rPr/>
+      </w:pPr>
+      <w:r>
+        <w:rPr/>
+        <w:t xml:space="preserve">este usuario abandona rápido, </w:t>
+      </w:r>
+    </w:p>
+    <w:p>
+      <w:pPr>
+        <w:pStyle w:val="Cuerpodetexto"/>
+        <w:numPr>
+          <w:ilvl w:val="0"/>
+          <w:numId w:val="45"/>
+        </w:numPr>
+        <w:tabs>
+          <w:tab w:val="clear" w:pos="709"/>
+          <w:tab w:val="left" w:pos="709" w:leader="none"/>
+        </w:tabs>
+        <w:bidi w:val="0"/>
+        <w:spacing w:before="0" w:after="0"/>
+        <w:ind w:left="709" w:hanging="283"/>
+        <w:jc w:val="left"/>
+        <w:rPr/>
+      </w:pPr>
+      <w:r>
+        <w:rPr/>
+        <w:t xml:space="preserve">odia configuraciones, </w:t>
+      </w:r>
+    </w:p>
+    <w:p>
+      <w:pPr>
+        <w:pStyle w:val="Cuerpodetexto"/>
+        <w:numPr>
+          <w:ilvl w:val="0"/>
+          <w:numId w:val="45"/>
+        </w:numPr>
+        <w:tabs>
+          <w:tab w:val="clear" w:pos="709"/>
+          <w:tab w:val="left" w:pos="709" w:leader="none"/>
+        </w:tabs>
+        <w:bidi w:val="0"/>
+        <w:spacing w:before="0" w:after="0"/>
+        <w:ind w:left="709" w:hanging="283"/>
+        <w:jc w:val="left"/>
+        <w:rPr/>
+      </w:pPr>
+      <w:r>
+        <w:rPr/>
+        <w:t xml:space="preserve">no lee, </w:t>
+      </w:r>
+    </w:p>
+    <w:p>
+      <w:pPr>
+        <w:pStyle w:val="Cuerpodetexto"/>
+        <w:numPr>
+          <w:ilvl w:val="0"/>
+          <w:numId w:val="45"/>
+        </w:numPr>
+        <w:tabs>
+          <w:tab w:val="clear" w:pos="709"/>
+          <w:tab w:val="left" w:pos="709" w:leader="none"/>
+        </w:tabs>
+        <w:bidi w:val="0"/>
+        <w:ind w:left="709" w:hanging="283"/>
+        <w:jc w:val="left"/>
+        <w:rPr/>
+      </w:pPr>
+      <w:r>
+        <w:rPr/>
+        <w:t xml:space="preserve">no quiere aprender software. </w:t>
+      </w:r>
+    </w:p>
+    <w:p>
+      <w:pPr>
+        <w:pStyle w:val="Cuerpodetexto"/>
+        <w:bidi w:val="0"/>
+        <w:jc w:val="left"/>
+        <w:rPr/>
+      </w:pPr>
+      <w:r>
+        <w:rPr/>
+        <w:t>Por eso:</w:t>
+      </w:r>
+    </w:p>
+    <w:p>
+      <w:pPr>
+        <w:pStyle w:val="Ttulo1"/>
+        <w:bidi w:val="0"/>
+        <w:jc w:val="left"/>
+        <w:rPr/>
+      </w:pPr>
+      <w:r>
+        <w:rPr/>
+        <w:t>el onboarding debe ser absurdamente simple.</w:t>
+      </w:r>
+    </w:p>
+    <w:p>
+      <w:pPr>
+        <w:pStyle w:val="Lneahorizontal"/>
+        <w:suppressLineNumbers/>
+        <w:pBdr>
+          <w:bottom w:val="double" w:sz="2" w:space="0" w:color="808080"/>
+        </w:pBdr>
+        <w:bidi w:val="0"/>
+        <w:spacing w:before="0" w:after="283"/>
+        <w:jc w:val="left"/>
+        <w:rPr/>
+      </w:pPr>
+      <w:r>
+        <w:rPr/>
+      </w:r>
+    </w:p>
+    <w:p>
+      <w:pPr>
+        <w:pStyle w:val="Ttulo1"/>
+        <w:bidi w:val="0"/>
+        <w:jc w:val="left"/>
+        <w:rPr/>
+      </w:pPr>
+      <w:r>
+        <w:rPr/>
+        <w:t>MI RECOMENDACIÓN MÁS IMPORTANTE</w:t>
+      </w:r>
+    </w:p>
+    <w:p>
+      <w:pPr>
+        <w:pStyle w:val="Cuerpodetexto"/>
+        <w:bidi w:val="0"/>
+        <w:spacing w:lineRule="auto" w:line="276" w:before="0" w:after="140"/>
+        <w:jc w:val="left"/>
+        <w:rPr/>
+      </w:pPr>
+      <w:r>
+        <w:rPr/>
+        <w:t>Tu North Star debería ser:</w:t>
+      </w:r>
+    </w:p>
+    <w:p>
+      <w:pPr>
+        <w:pStyle w:val="Ttulo1"/>
+        <w:bidi w:val="0"/>
+        <w:jc w:val="left"/>
+        <w:rPr/>
+      </w:pPr>
+      <w:r>
+        <w:rPr/>
+        <w:t>“</w:t>
+      </w:r>
+      <w:r>
+        <w:rPr/>
+        <w:t>Tiempo hasta primer presupuesto enviado”</w:t>
+      </w:r>
+    </w:p>
+    <w:p>
+      <w:pPr>
+        <w:pStyle w:val="Cuerpodetexto"/>
+        <w:bidi w:val="0"/>
+        <w:spacing w:lineRule="auto" w:line="276" w:before="0" w:after="140"/>
+        <w:jc w:val="left"/>
+        <w:rPr/>
+      </w:pPr>
+      <w:r>
+        <w:rPr/>
+        <w:t>Ahora mismo en el documento dices:</w:t>
+        <w:br/>
+        <w:t xml:space="preserve">&lt; 10 minutos. </w:t>
+      </w:r>
+    </w:p>
+    <w:p>
+      <w:pPr>
+        <w:pStyle w:val="Cuerpodetexto"/>
+        <w:bidi w:val="0"/>
+        <w:spacing w:lineRule="auto" w:line="276" w:before="0" w:after="140"/>
+        <w:jc w:val="left"/>
+        <w:rPr/>
+      </w:pPr>
+      <w:r>
+        <w:rPr/>
+        <w:t>Yo intentaría:</w:t>
+      </w:r>
+    </w:p>
+    <w:p>
+      <w:pPr>
+        <w:pStyle w:val="Ttulo1"/>
+        <w:bidi w:val="0"/>
+        <w:jc w:val="left"/>
+        <w:rPr/>
+      </w:pPr>
+      <w:r>
+        <w:rPr/>
+        <w:t>menos de 3 minutos.</w:t>
+      </w:r>
+    </w:p>
+    <w:p>
+      <w:pPr>
+        <w:pStyle w:val="Cuerpodetexto"/>
+        <w:bidi w:val="0"/>
+        <w:spacing w:lineRule="auto" w:line="276" w:before="0" w:after="140"/>
+        <w:jc w:val="left"/>
+        <w:rPr/>
+      </w:pPr>
+      <w:r>
+        <w:rPr/>
+        <w:t>Eso cambia radicalmente:</w:t>
+      </w:r>
+    </w:p>
+    <w:p>
+      <w:pPr>
+        <w:pStyle w:val="Cuerpodetexto"/>
+        <w:numPr>
+          <w:ilvl w:val="0"/>
+          <w:numId w:val="46"/>
+        </w:numPr>
+        <w:tabs>
+          <w:tab w:val="clear" w:pos="709"/>
+          <w:tab w:val="left" w:pos="709" w:leader="none"/>
+        </w:tabs>
+        <w:bidi w:val="0"/>
+        <w:spacing w:before="0" w:after="0"/>
+        <w:ind w:left="709" w:hanging="283"/>
+        <w:jc w:val="left"/>
+        <w:rPr/>
+      </w:pPr>
+      <w:r>
+        <w:rPr/>
+        <w:t xml:space="preserve">activación, </w:t>
+      </w:r>
+    </w:p>
+    <w:p>
+      <w:pPr>
+        <w:pStyle w:val="Cuerpodetexto"/>
+        <w:numPr>
+          <w:ilvl w:val="0"/>
+          <w:numId w:val="46"/>
+        </w:numPr>
+        <w:tabs>
+          <w:tab w:val="clear" w:pos="709"/>
+          <w:tab w:val="left" w:pos="709" w:leader="none"/>
+        </w:tabs>
+        <w:bidi w:val="0"/>
+        <w:spacing w:before="0" w:after="0"/>
+        <w:ind w:left="709" w:hanging="283"/>
+        <w:jc w:val="left"/>
+        <w:rPr/>
+      </w:pPr>
+      <w:r>
+        <w:rPr/>
+        <w:t xml:space="preserve">retención, </w:t>
+      </w:r>
+    </w:p>
+    <w:p>
+      <w:pPr>
+        <w:pStyle w:val="Cuerpodetexto"/>
+        <w:numPr>
+          <w:ilvl w:val="0"/>
+          <w:numId w:val="46"/>
+        </w:numPr>
+        <w:tabs>
+          <w:tab w:val="clear" w:pos="709"/>
+          <w:tab w:val="left" w:pos="709" w:leader="none"/>
+        </w:tabs>
+        <w:bidi w:val="0"/>
+        <w:ind w:left="709" w:hanging="283"/>
+        <w:jc w:val="left"/>
+        <w:rPr/>
+      </w:pPr>
+      <w:r>
+        <w:rPr/>
+        <w:t xml:space="preserve">viralidad. </w:t>
+      </w:r>
+    </w:p>
+    <w:p>
+      <w:pPr>
+        <w:pStyle w:val="Lneahorizontal"/>
+        <w:bidi w:val="0"/>
+        <w:jc w:val="left"/>
+        <w:rPr/>
+      </w:pPr>
+      <w:r>
+        <w:rPr/>
+      </w:r>
+    </w:p>
+    <w:p>
+      <w:pPr>
+        <w:pStyle w:val="Ttulo1"/>
+        <w:bidi w:val="0"/>
+        <w:jc w:val="left"/>
+        <w:rPr/>
+      </w:pPr>
+      <w:r>
+        <w:rPr/>
+        <w:t>ESTRATEGIA DE INVERSIÓN QUE HARÍA YO</w:t>
+      </w:r>
+    </w:p>
+    <w:p>
+      <w:pPr>
+        <w:pStyle w:val="Cuerpodetexto"/>
+        <w:bidi w:val="0"/>
+        <w:spacing w:lineRule="auto" w:line="276" w:before="0" w:after="140"/>
+        <w:jc w:val="left"/>
+        <w:rPr/>
+      </w:pPr>
+      <w:r>
+        <w:rPr/>
+        <w:t>NO levantar ahora.</w:t>
+      </w:r>
+    </w:p>
+    <w:p>
+      <w:pPr>
+        <w:pStyle w:val="Cuerpodetexto"/>
+        <w:bidi w:val="0"/>
+        <w:spacing w:lineRule="auto" w:line="276" w:before="0" w:after="140"/>
+        <w:jc w:val="left"/>
+        <w:rPr/>
+      </w:pPr>
+      <w:r>
+        <w:rPr/>
+        <w:t>Primero:</w:t>
+      </w:r>
+    </w:p>
+    <w:p>
+      <w:pPr>
+        <w:pStyle w:val="Cuerpodetexto"/>
+        <w:numPr>
+          <w:ilvl w:val="0"/>
+          <w:numId w:val="47"/>
+        </w:numPr>
+        <w:tabs>
+          <w:tab w:val="clear" w:pos="709"/>
+          <w:tab w:val="left" w:pos="709" w:leader="none"/>
+        </w:tabs>
+        <w:bidi w:val="0"/>
+        <w:spacing w:before="0" w:after="0"/>
+        <w:ind w:left="709" w:hanging="283"/>
+        <w:jc w:val="left"/>
+        <w:rPr/>
+      </w:pPr>
+      <w:r>
+        <w:rPr/>
+        <w:t xml:space="preserve">beta, </w:t>
+      </w:r>
+    </w:p>
+    <w:p>
+      <w:pPr>
+        <w:pStyle w:val="Cuerpodetexto"/>
+        <w:numPr>
+          <w:ilvl w:val="0"/>
+          <w:numId w:val="47"/>
+        </w:numPr>
+        <w:tabs>
+          <w:tab w:val="clear" w:pos="709"/>
+          <w:tab w:val="left" w:pos="709" w:leader="none"/>
+        </w:tabs>
+        <w:bidi w:val="0"/>
+        <w:spacing w:before="0" w:after="0"/>
+        <w:ind w:left="709" w:hanging="283"/>
+        <w:jc w:val="left"/>
+        <w:rPr/>
+      </w:pPr>
+      <w:r>
+        <w:rPr/>
+        <w:t xml:space="preserve">retención, </w:t>
+      </w:r>
+    </w:p>
+    <w:p>
+      <w:pPr>
+        <w:pStyle w:val="Cuerpodetexto"/>
+        <w:numPr>
+          <w:ilvl w:val="0"/>
+          <w:numId w:val="47"/>
+        </w:numPr>
+        <w:tabs>
+          <w:tab w:val="clear" w:pos="709"/>
+          <w:tab w:val="left" w:pos="709" w:leader="none"/>
+        </w:tabs>
+        <w:bidi w:val="0"/>
+        <w:spacing w:before="0" w:after="0"/>
+        <w:ind w:left="709" w:hanging="283"/>
+        <w:jc w:val="left"/>
+        <w:rPr/>
+      </w:pPr>
+      <w:r>
+        <w:rPr/>
+        <w:t xml:space="preserve">usuarios reales, </w:t>
+      </w:r>
+    </w:p>
+    <w:p>
+      <w:pPr>
+        <w:pStyle w:val="Cuerpodetexto"/>
+        <w:numPr>
+          <w:ilvl w:val="0"/>
+          <w:numId w:val="47"/>
+        </w:numPr>
+        <w:tabs>
+          <w:tab w:val="clear" w:pos="709"/>
+          <w:tab w:val="left" w:pos="709" w:leader="none"/>
+        </w:tabs>
+        <w:bidi w:val="0"/>
+        <w:ind w:left="709" w:hanging="283"/>
+        <w:jc w:val="left"/>
+        <w:rPr/>
+      </w:pPr>
+      <w:r>
+        <w:rPr/>
+        <w:t xml:space="preserve">20–50 pagos. </w:t>
+      </w:r>
+    </w:p>
+    <w:p>
+      <w:pPr>
+        <w:pStyle w:val="Cuerpodetexto"/>
+        <w:bidi w:val="0"/>
+        <w:jc w:val="left"/>
+        <w:rPr/>
+      </w:pPr>
+      <w:r>
+        <w:rPr/>
+        <w:t>Después:</w:t>
+        <w:br/>
+        <w:t>levantar:</w:t>
+      </w:r>
+    </w:p>
+    <w:p>
+      <w:pPr>
+        <w:pStyle w:val="Ttulo1"/>
+        <w:bidi w:val="0"/>
+        <w:jc w:val="left"/>
+        <w:rPr/>
+      </w:pPr>
+      <w:r>
+        <w:rPr/>
+        <w:t>€</w:t>
+      </w:r>
+      <w:r>
+        <w:rPr/>
+        <w:t>150k–400k pre-seed.</w:t>
+      </w:r>
+    </w:p>
+    <w:p>
+      <w:pPr>
+        <w:pStyle w:val="Cuerpodetexto"/>
+        <w:bidi w:val="0"/>
+        <w:spacing w:lineRule="auto" w:line="276" w:before="0" w:after="140"/>
+        <w:jc w:val="left"/>
+        <w:rPr/>
+      </w:pPr>
+      <w:r>
+        <w:rPr/>
+        <w:t>Con eso ya puedes:</w:t>
+      </w:r>
+    </w:p>
+    <w:p>
+      <w:pPr>
+        <w:pStyle w:val="Cuerpodetexto"/>
+        <w:numPr>
+          <w:ilvl w:val="0"/>
+          <w:numId w:val="48"/>
+        </w:numPr>
+        <w:tabs>
+          <w:tab w:val="clear" w:pos="709"/>
+          <w:tab w:val="left" w:pos="709" w:leader="none"/>
+        </w:tabs>
+        <w:bidi w:val="0"/>
+        <w:spacing w:before="0" w:after="0"/>
+        <w:ind w:left="709" w:hanging="283"/>
+        <w:jc w:val="left"/>
+        <w:rPr/>
+      </w:pPr>
+      <w:r>
+        <w:rPr/>
+        <w:t xml:space="preserve">contratar 1–2 personas, </w:t>
+      </w:r>
+    </w:p>
+    <w:p>
+      <w:pPr>
+        <w:pStyle w:val="Cuerpodetexto"/>
+        <w:numPr>
+          <w:ilvl w:val="0"/>
+          <w:numId w:val="48"/>
+        </w:numPr>
+        <w:tabs>
+          <w:tab w:val="clear" w:pos="709"/>
+          <w:tab w:val="left" w:pos="709" w:leader="none"/>
+        </w:tabs>
+        <w:bidi w:val="0"/>
+        <w:spacing w:before="0" w:after="0"/>
+        <w:ind w:left="709" w:hanging="283"/>
+        <w:jc w:val="left"/>
+        <w:rPr/>
+      </w:pPr>
+      <w:r>
+        <w:rPr/>
+        <w:t xml:space="preserve">acelerar contenido, </w:t>
+      </w:r>
+    </w:p>
+    <w:p>
+      <w:pPr>
+        <w:pStyle w:val="Cuerpodetexto"/>
+        <w:numPr>
+          <w:ilvl w:val="0"/>
+          <w:numId w:val="48"/>
+        </w:numPr>
+        <w:tabs>
+          <w:tab w:val="clear" w:pos="709"/>
+          <w:tab w:val="left" w:pos="709" w:leader="none"/>
+        </w:tabs>
+        <w:bidi w:val="0"/>
+        <w:spacing w:before="0" w:after="0"/>
+        <w:ind w:left="709" w:hanging="283"/>
+        <w:jc w:val="left"/>
+        <w:rPr/>
+      </w:pPr>
+      <w:r>
+        <w:rPr/>
+        <w:t xml:space="preserve">partnerships, </w:t>
+      </w:r>
+    </w:p>
+    <w:p>
+      <w:pPr>
+        <w:pStyle w:val="Cuerpodetexto"/>
+        <w:numPr>
+          <w:ilvl w:val="0"/>
+          <w:numId w:val="48"/>
+        </w:numPr>
+        <w:tabs>
+          <w:tab w:val="clear" w:pos="709"/>
+          <w:tab w:val="left" w:pos="709" w:leader="none"/>
+        </w:tabs>
+        <w:bidi w:val="0"/>
+        <w:ind w:left="709" w:hanging="283"/>
+        <w:jc w:val="left"/>
+        <w:rPr/>
+      </w:pPr>
+      <w:r>
+        <w:rPr/>
+        <w:t xml:space="preserve">crecimiento. </w:t>
+      </w:r>
+    </w:p>
+    <w:p>
+      <w:pPr>
+        <w:pStyle w:val="Lneahorizontal"/>
+        <w:bidi w:val="0"/>
+        <w:jc w:val="left"/>
+        <w:rPr/>
+      </w:pPr>
+      <w:r>
+        <w:rPr/>
+      </w:r>
+    </w:p>
+    <w:p>
+      <w:pPr>
+        <w:pStyle w:val="Ttulo1"/>
+        <w:bidi w:val="0"/>
+        <w:jc w:val="left"/>
+        <w:rPr/>
+      </w:pPr>
+      <w:r>
+        <w:rPr/>
+        <w:t>LOS NÚMEROS QUE HARÁN QUE TE ESCUCHEN</w:t>
+      </w:r>
+    </w:p>
+    <w:p>
+      <w:pPr>
+        <w:pStyle w:val="Cuerpodetexto"/>
+        <w:bidi w:val="0"/>
+        <w:spacing w:lineRule="auto" w:line="276" w:before="0" w:after="140"/>
+        <w:jc w:val="left"/>
+        <w:rPr/>
+      </w:pPr>
+      <w:r>
+        <w:rPr/>
+        <w:t>No:</w:t>
+        <w:br/>
+        <w:t>“tenemos IA”.</w:t>
+      </w:r>
+    </w:p>
+    <w:p>
+      <w:pPr>
+        <w:pStyle w:val="Cuerpodetexto"/>
+        <w:bidi w:val="0"/>
+        <w:spacing w:lineRule="auto" w:line="276" w:before="0" w:after="140"/>
+        <w:jc w:val="left"/>
+        <w:rPr/>
+      </w:pPr>
+      <w:r>
+        <w:rPr/>
+        <w:t>Sí:</w:t>
+      </w:r>
+    </w:p>
+    <w:p>
+      <w:pPr>
+        <w:pStyle w:val="Cuerpodetexto"/>
+        <w:numPr>
+          <w:ilvl w:val="0"/>
+          <w:numId w:val="49"/>
+        </w:numPr>
+        <w:tabs>
+          <w:tab w:val="clear" w:pos="709"/>
+          <w:tab w:val="left" w:pos="709" w:leader="none"/>
+        </w:tabs>
+        <w:bidi w:val="0"/>
+        <w:spacing w:before="0" w:after="0"/>
+        <w:ind w:left="709" w:hanging="283"/>
+        <w:jc w:val="left"/>
+        <w:rPr/>
+      </w:pPr>
+      <w:r>
+        <w:rPr/>
+        <w:t xml:space="preserve">78% retención semana 4 </w:t>
+      </w:r>
+    </w:p>
+    <w:p>
+      <w:pPr>
+        <w:pStyle w:val="Cuerpodetexto"/>
+        <w:numPr>
+          <w:ilvl w:val="0"/>
+          <w:numId w:val="49"/>
+        </w:numPr>
+        <w:tabs>
+          <w:tab w:val="clear" w:pos="709"/>
+          <w:tab w:val="left" w:pos="709" w:leader="none"/>
+        </w:tabs>
+        <w:bidi w:val="0"/>
+        <w:spacing w:before="0" w:after="0"/>
+        <w:ind w:left="709" w:hanging="283"/>
+        <w:jc w:val="left"/>
+        <w:rPr/>
+      </w:pPr>
+      <w:r>
+        <w:rPr/>
+        <w:t xml:space="preserve">CAC €42 </w:t>
+      </w:r>
+    </w:p>
+    <w:p>
+      <w:pPr>
+        <w:pStyle w:val="Cuerpodetexto"/>
+        <w:numPr>
+          <w:ilvl w:val="0"/>
+          <w:numId w:val="49"/>
+        </w:numPr>
+        <w:tabs>
+          <w:tab w:val="clear" w:pos="709"/>
+          <w:tab w:val="left" w:pos="709" w:leader="none"/>
+        </w:tabs>
+        <w:bidi w:val="0"/>
+        <w:spacing w:before="0" w:after="0"/>
+        <w:ind w:left="709" w:hanging="283"/>
+        <w:jc w:val="left"/>
+        <w:rPr/>
+      </w:pPr>
+      <w:r>
+        <w:rPr/>
+        <w:t xml:space="preserve">payback 2 meses </w:t>
+      </w:r>
+    </w:p>
+    <w:p>
+      <w:pPr>
+        <w:pStyle w:val="Cuerpodetexto"/>
+        <w:numPr>
+          <w:ilvl w:val="0"/>
+          <w:numId w:val="49"/>
+        </w:numPr>
+        <w:tabs>
+          <w:tab w:val="clear" w:pos="709"/>
+          <w:tab w:val="left" w:pos="709" w:leader="none"/>
+        </w:tabs>
+        <w:bidi w:val="0"/>
+        <w:spacing w:before="0" w:after="0"/>
+        <w:ind w:left="709" w:hanging="283"/>
+        <w:jc w:val="left"/>
+        <w:rPr/>
+      </w:pPr>
+      <w:r>
+        <w:rPr/>
+        <w:t xml:space="preserve">15 presupuestos/mes por usuario </w:t>
+      </w:r>
+    </w:p>
+    <w:p>
+      <w:pPr>
+        <w:pStyle w:val="Cuerpodetexto"/>
+        <w:numPr>
+          <w:ilvl w:val="0"/>
+          <w:numId w:val="49"/>
+        </w:numPr>
+        <w:tabs>
+          <w:tab w:val="clear" w:pos="709"/>
+          <w:tab w:val="left" w:pos="709" w:leader="none"/>
+        </w:tabs>
+        <w:bidi w:val="0"/>
+        <w:spacing w:before="0" w:after="0"/>
+        <w:ind w:left="709" w:hanging="283"/>
+        <w:jc w:val="left"/>
+        <w:rPr/>
+      </w:pPr>
+      <w:r>
+        <w:rPr/>
+        <w:t xml:space="preserve">30% orgánico </w:t>
+      </w:r>
+    </w:p>
+    <w:p>
+      <w:pPr>
+        <w:pStyle w:val="Cuerpodetexto"/>
+        <w:numPr>
+          <w:ilvl w:val="0"/>
+          <w:numId w:val="49"/>
+        </w:numPr>
+        <w:tabs>
+          <w:tab w:val="clear" w:pos="709"/>
+          <w:tab w:val="left" w:pos="709" w:leader="none"/>
+        </w:tabs>
+        <w:bidi w:val="0"/>
+        <w:ind w:left="709" w:hanging="283"/>
+        <w:jc w:val="left"/>
+        <w:rPr/>
+      </w:pPr>
+      <w:r>
+        <w:rPr/>
+        <w:t xml:space="preserve">25% referral </w:t>
+      </w:r>
+    </w:p>
+    <w:p>
+      <w:pPr>
+        <w:pStyle w:val="Cuerpodetexto"/>
+        <w:bidi w:val="0"/>
+        <w:jc w:val="left"/>
+        <w:rPr/>
+      </w:pPr>
+      <w:r>
+        <w:rPr/>
+        <w:t>Eso es lo que cambia todo.</w:t>
+      </w:r>
+    </w:p>
+    <w:p>
+      <w:pPr>
+        <w:pStyle w:val="Lneahorizontal"/>
+        <w:suppressLineNumbers/>
+        <w:pBdr>
+          <w:bottom w:val="double" w:sz="2" w:space="0" w:color="808080"/>
+        </w:pBdr>
+        <w:bidi w:val="0"/>
+        <w:spacing w:before="0" w:after="283"/>
+        <w:jc w:val="left"/>
+        <w:rPr/>
+      </w:pPr>
+      <w:r>
+        <w:rPr/>
+      </w:r>
+    </w:p>
+    <w:p>
+      <w:pPr>
+        <w:pStyle w:val="Ttulo1"/>
+        <w:bidi w:val="0"/>
+        <w:jc w:val="left"/>
+        <w:rPr/>
+      </w:pPr>
+      <w:r>
+        <w:rPr/>
+        <w:t>SIGUIENTE PASO</w:t>
+      </w:r>
+    </w:p>
+    <w:p>
+      <w:pPr>
+        <w:pStyle w:val="Cuerpodetexto"/>
+        <w:bidi w:val="0"/>
+        <w:spacing w:lineRule="auto" w:line="276" w:before="0" w:after="140"/>
+        <w:jc w:val="left"/>
+        <w:rPr/>
+      </w:pPr>
+      <w:r>
+        <w:rPr/>
+        <w:t>Lo que te recomiendo hacer ahora mismo:</w:t>
+      </w:r>
+    </w:p>
+    <w:p>
+      <w:pPr>
+        <w:pStyle w:val="Ttulo2"/>
+        <w:bidi w:val="0"/>
+        <w:jc w:val="left"/>
+        <w:rPr/>
+      </w:pPr>
+      <w:r>
+        <w:rPr/>
+        <w:t>1.</w:t>
+      </w:r>
+    </w:p>
+    <w:p>
+      <w:pPr>
+        <w:pStyle w:val="Cuerpodetexto"/>
+        <w:bidi w:val="0"/>
+        <w:spacing w:lineRule="auto" w:line="276" w:before="0" w:after="140"/>
+        <w:jc w:val="left"/>
+        <w:rPr/>
+      </w:pPr>
+      <w:r>
+        <w:rPr/>
+        <w:t>Construir:</w:t>
+      </w:r>
+    </w:p>
+    <w:p>
+      <w:pPr>
+        <w:pStyle w:val="Ttulo1"/>
+        <w:bidi w:val="0"/>
+        <w:jc w:val="left"/>
+        <w:rPr/>
+      </w:pPr>
+      <w:r>
+        <w:rPr/>
+        <w:t>modelo financiero 36 meses</w:t>
+      </w:r>
+    </w:p>
+    <w:p>
+      <w:pPr>
+        <w:pStyle w:val="Ttulo2"/>
+        <w:bidi w:val="0"/>
+        <w:jc w:val="left"/>
+        <w:rPr/>
+      </w:pPr>
+      <w:r>
+        <w:rPr/>
+        <w:t>2.</w:t>
+      </w:r>
+    </w:p>
+    <w:p>
+      <w:pPr>
+        <w:pStyle w:val="Cuerpodetexto"/>
+        <w:bidi w:val="0"/>
+        <w:spacing w:lineRule="auto" w:line="276" w:before="0" w:after="140"/>
+        <w:jc w:val="left"/>
+        <w:rPr/>
+      </w:pPr>
+      <w:r>
+        <w:rPr/>
+        <w:t>Construir:</w:t>
+      </w:r>
+    </w:p>
+    <w:p>
+      <w:pPr>
+        <w:pStyle w:val="Ttulo1"/>
+        <w:bidi w:val="0"/>
+        <w:jc w:val="left"/>
+        <w:rPr/>
+      </w:pPr>
+      <w:r>
+        <w:rPr/>
+        <w:t>investor deck</w:t>
+      </w:r>
+    </w:p>
+    <w:p>
+      <w:pPr>
+        <w:pStyle w:val="Ttulo2"/>
+        <w:bidi w:val="0"/>
+        <w:jc w:val="left"/>
+        <w:rPr/>
+      </w:pPr>
+      <w:r>
+        <w:rPr/>
+        <w:t>3.</w:t>
+      </w:r>
+    </w:p>
+    <w:p>
+      <w:pPr>
+        <w:pStyle w:val="Cuerpodetexto"/>
+        <w:bidi w:val="0"/>
+        <w:spacing w:lineRule="auto" w:line="276" w:before="0" w:after="140"/>
+        <w:jc w:val="left"/>
+        <w:rPr/>
+      </w:pPr>
+      <w:r>
+        <w:rPr/>
+        <w:t>Construir:</w:t>
+      </w:r>
+    </w:p>
+    <w:p>
+      <w:pPr>
+        <w:pStyle w:val="Ttulo1"/>
+        <w:bidi w:val="0"/>
+        <w:jc w:val="left"/>
+        <w:rPr/>
+      </w:pPr>
+      <w:r>
+        <w:rPr/>
+        <w:t>narrativa de fundraising</w:t>
+      </w:r>
+    </w:p>
+    <w:p>
+      <w:pPr>
+        <w:pStyle w:val="Ttulo2"/>
+        <w:bidi w:val="0"/>
+        <w:jc w:val="left"/>
+        <w:rPr/>
+      </w:pPr>
+      <w:r>
+        <w:rPr/>
+        <w:t>4.</w:t>
+      </w:r>
+    </w:p>
+    <w:p>
+      <w:pPr>
+        <w:pStyle w:val="Cuerpodetexto"/>
+        <w:bidi w:val="0"/>
+        <w:spacing w:lineRule="auto" w:line="276" w:before="0" w:after="140"/>
+        <w:jc w:val="left"/>
+        <w:rPr/>
+      </w:pPr>
+      <w:r>
+        <w:rPr/>
+        <w:t>Definir:</w:t>
+      </w:r>
+    </w:p>
+    <w:p>
+      <w:pPr>
+        <w:pStyle w:val="Ttulo1"/>
+        <w:bidi w:val="0"/>
+        <w:jc w:val="left"/>
+        <w:rPr/>
+      </w:pPr>
+      <w:r>
+        <w:rPr/>
+        <w:t>cuánto dinero necesitarías realmente</w:t>
+      </w:r>
+    </w:p>
+    <w:p>
+      <w:pPr>
+        <w:pStyle w:val="Cuerpodetexto"/>
+        <w:bidi w:val="0"/>
+        <w:spacing w:lineRule="auto" w:line="276" w:before="0" w:after="140"/>
+        <w:jc w:val="left"/>
+        <w:rPr/>
+      </w:pPr>
+      <w:r>
+        <w:rPr/>
+        <w:t>Porque probablemente:</w:t>
+      </w:r>
+    </w:p>
+    <w:p>
+      <w:pPr>
+        <w:pStyle w:val="Cuerpodetexto"/>
+        <w:numPr>
+          <w:ilvl w:val="0"/>
+          <w:numId w:val="50"/>
+        </w:numPr>
+        <w:tabs>
+          <w:tab w:val="clear" w:pos="709"/>
+          <w:tab w:val="left" w:pos="709" w:leader="none"/>
+        </w:tabs>
+        <w:bidi w:val="0"/>
+        <w:spacing w:before="0" w:after="0"/>
+        <w:ind w:left="709" w:hanging="283"/>
+        <w:jc w:val="left"/>
+        <w:rPr/>
+      </w:pPr>
+      <w:r>
+        <w:rPr/>
+        <w:t xml:space="preserve">no necesites mucho, </w:t>
+      </w:r>
+    </w:p>
+    <w:p>
+      <w:pPr>
+        <w:pStyle w:val="Cuerpodetexto"/>
+        <w:numPr>
+          <w:ilvl w:val="0"/>
+          <w:numId w:val="50"/>
+        </w:numPr>
+        <w:tabs>
+          <w:tab w:val="clear" w:pos="709"/>
+          <w:tab w:val="left" w:pos="709" w:leader="none"/>
+        </w:tabs>
+        <w:bidi w:val="0"/>
+        <w:ind w:left="709" w:hanging="283"/>
+        <w:jc w:val="left"/>
+        <w:rPr/>
+      </w:pPr>
+      <w:r>
+        <w:rPr/>
+        <w:t xml:space="preserve">y eso es MUY atractivo. </w:t>
+      </w:r>
+    </w:p>
+    <w:p>
+      <w:pPr>
+        <w:pStyle w:val="Lneahorizontal"/>
+        <w:bidi w:val="0"/>
+        <w:jc w:val="left"/>
+        <w:rPr/>
+      </w:pPr>
+      <w:r>
+        <w:rPr/>
+      </w:r>
+    </w:p>
+    <w:p>
+      <w:pPr>
+        <w:pStyle w:val="Ttulo1"/>
+        <w:bidi w:val="0"/>
+        <w:jc w:val="left"/>
+        <w:rPr/>
+      </w:pPr>
+      <w:r>
+        <w:rPr/>
+        <w:t>Mi recomendación concreta</w:t>
+      </w:r>
+    </w:p>
+    <w:p>
+      <w:pPr>
+        <w:pStyle w:val="Cuerpodetexto"/>
+        <w:bidi w:val="0"/>
+        <w:spacing w:lineRule="auto" w:line="276" w:before="0" w:after="140"/>
+        <w:jc w:val="left"/>
+        <w:rPr/>
+      </w:pPr>
+      <w:r>
+        <w:rPr/>
+        <w:t>Yo haría:</w:t>
+      </w:r>
+    </w:p>
+    <w:p>
+      <w:pPr>
+        <w:pStyle w:val="Ttulo2"/>
+        <w:bidi w:val="0"/>
+        <w:jc w:val="left"/>
+        <w:rPr/>
+      </w:pPr>
+      <w:r>
+        <w:rPr/>
+        <w:t>Ronda ideal:</w:t>
+      </w:r>
+    </w:p>
+    <w:p>
+      <w:pPr>
+        <w:pStyle w:val="Cuerpodetexto"/>
+        <w:bidi w:val="0"/>
+        <w:spacing w:lineRule="auto" w:line="276" w:before="0" w:after="140"/>
+        <w:jc w:val="left"/>
+        <w:rPr/>
+      </w:pPr>
+      <w:r>
+        <w:rPr/>
+        <w:t>€</w:t>
+      </w:r>
+      <w:r>
+        <w:rPr/>
+        <w:t>250k SAFE</w:t>
+      </w:r>
+    </w:p>
+    <w:p>
+      <w:pPr>
+        <w:pStyle w:val="Ttulo2"/>
+        <w:bidi w:val="0"/>
+        <w:jc w:val="left"/>
+        <w:rPr/>
+      </w:pPr>
+      <w:r>
+        <w:rPr/>
+        <w:t>Objetivo:</w:t>
+      </w:r>
+    </w:p>
+    <w:p>
+      <w:pPr>
+        <w:pStyle w:val="Cuerpodetexto"/>
+        <w:bidi w:val="0"/>
+        <w:spacing w:lineRule="auto" w:line="276" w:before="0" w:after="140"/>
+        <w:jc w:val="left"/>
+        <w:rPr/>
+      </w:pPr>
+      <w:r>
+        <w:rPr/>
+        <w:t>18 meses runway</w:t>
+      </w:r>
+    </w:p>
+    <w:p>
+      <w:pPr>
+        <w:pStyle w:val="Ttulo2"/>
+        <w:bidi w:val="0"/>
+        <w:jc w:val="left"/>
+        <w:rPr/>
+      </w:pPr>
+      <w:r>
+        <w:rPr/>
+        <w:t>Uso:</w:t>
+      </w:r>
+    </w:p>
+    <w:p>
+      <w:pPr>
+        <w:pStyle w:val="Cuerpodetexto"/>
+        <w:numPr>
+          <w:ilvl w:val="0"/>
+          <w:numId w:val="51"/>
+        </w:numPr>
+        <w:tabs>
+          <w:tab w:val="clear" w:pos="709"/>
+          <w:tab w:val="left" w:pos="709" w:leader="none"/>
+        </w:tabs>
+        <w:bidi w:val="0"/>
+        <w:spacing w:before="0" w:after="0"/>
+        <w:ind w:left="709" w:hanging="283"/>
+        <w:jc w:val="left"/>
+        <w:rPr/>
+      </w:pPr>
+      <w:r>
+        <w:rPr/>
+        <w:t xml:space="preserve">1 dev </w:t>
+      </w:r>
+    </w:p>
+    <w:p>
+      <w:pPr>
+        <w:pStyle w:val="Cuerpodetexto"/>
+        <w:numPr>
+          <w:ilvl w:val="0"/>
+          <w:numId w:val="51"/>
+        </w:numPr>
+        <w:tabs>
+          <w:tab w:val="clear" w:pos="709"/>
+          <w:tab w:val="left" w:pos="709" w:leader="none"/>
+        </w:tabs>
+        <w:bidi w:val="0"/>
+        <w:spacing w:before="0" w:after="0"/>
+        <w:ind w:left="709" w:hanging="283"/>
+        <w:jc w:val="left"/>
+        <w:rPr/>
+      </w:pPr>
+      <w:r>
+        <w:rPr/>
+        <w:t xml:space="preserve">growth/content </w:t>
+      </w:r>
+    </w:p>
+    <w:p>
+      <w:pPr>
+        <w:pStyle w:val="Cuerpodetexto"/>
+        <w:numPr>
+          <w:ilvl w:val="0"/>
+          <w:numId w:val="51"/>
+        </w:numPr>
+        <w:tabs>
+          <w:tab w:val="clear" w:pos="709"/>
+          <w:tab w:val="left" w:pos="709" w:leader="none"/>
+        </w:tabs>
+        <w:bidi w:val="0"/>
+        <w:spacing w:before="0" w:after="0"/>
+        <w:ind w:left="709" w:hanging="283"/>
+        <w:jc w:val="left"/>
+        <w:rPr/>
+      </w:pPr>
+      <w:r>
+        <w:rPr/>
+        <w:t xml:space="preserve">customer success </w:t>
+      </w:r>
+    </w:p>
+    <w:p>
+      <w:pPr>
+        <w:pStyle w:val="Cuerpodetexto"/>
+        <w:numPr>
+          <w:ilvl w:val="0"/>
+          <w:numId w:val="51"/>
+        </w:numPr>
+        <w:tabs>
+          <w:tab w:val="clear" w:pos="709"/>
+          <w:tab w:val="left" w:pos="709" w:leader="none"/>
+        </w:tabs>
+        <w:bidi w:val="0"/>
+        <w:spacing w:before="0" w:after="0"/>
+        <w:ind w:left="709" w:hanging="283"/>
+        <w:jc w:val="left"/>
+        <w:rPr/>
+      </w:pPr>
+      <w:r>
+        <w:rPr/>
+        <w:t xml:space="preserve">marketing inicial </w:t>
+      </w:r>
+    </w:p>
+    <w:p>
+      <w:pPr>
+        <w:pStyle w:val="Cuerpodetexto"/>
+        <w:numPr>
+          <w:ilvl w:val="0"/>
+          <w:numId w:val="51"/>
+        </w:numPr>
+        <w:tabs>
+          <w:tab w:val="clear" w:pos="709"/>
+          <w:tab w:val="left" w:pos="709" w:leader="none"/>
+        </w:tabs>
+        <w:bidi w:val="0"/>
+        <w:ind w:left="709" w:hanging="283"/>
+        <w:jc w:val="left"/>
+        <w:rPr/>
+      </w:pPr>
+      <w:r>
+        <w:rPr/>
+        <w:t xml:space="preserve">runway suficiente hasta seed </w:t>
+      </w:r>
+    </w:p>
+    <w:p>
+      <w:pPr>
+        <w:pStyle w:val="Lneahorizontal"/>
+        <w:bidi w:val="0"/>
+        <w:jc w:val="left"/>
+        <w:rPr/>
+      </w:pPr>
+      <w:r>
+        <w:rPr/>
+      </w:r>
+    </w:p>
+    <w:p>
+      <w:pPr>
+        <w:pStyle w:val="Ttulo1"/>
+        <w:bidi w:val="0"/>
+        <w:jc w:val="left"/>
+        <w:rPr/>
+      </w:pPr>
+      <w:r>
+        <w:rPr/>
+        <w:t>Y sinceramente…</w:t>
+      </w:r>
+    </w:p>
+    <w:p>
+      <w:pPr>
+        <w:pStyle w:val="Cuerpodetexto"/>
+        <w:bidi w:val="0"/>
+        <w:spacing w:lineRule="auto" w:line="276" w:before="0" w:after="140"/>
+        <w:jc w:val="left"/>
+        <w:rPr/>
+      </w:pPr>
+      <w:r>
+        <w:rPr/>
+        <w:t>TradeFlow tiene una ventaja enorme:</w:t>
+      </w:r>
+    </w:p>
+    <w:p>
+      <w:pPr>
+        <w:pStyle w:val="Ttulo1"/>
+        <w:bidi w:val="0"/>
+        <w:jc w:val="left"/>
+        <w:rPr/>
+      </w:pPr>
+      <w:r>
+        <w:rPr/>
+        <w:t>el timing.</w:t>
+      </w:r>
+    </w:p>
+    <w:p>
+      <w:pPr>
+        <w:pStyle w:val="Cuerpodetexto"/>
+        <w:bidi w:val="0"/>
+        <w:spacing w:lineRule="auto" w:line="276" w:before="0" w:after="140"/>
+        <w:jc w:val="left"/>
+        <w:rPr/>
+      </w:pPr>
+      <w:r>
+        <w:rPr/>
+        <w:t>La combinación:</w:t>
+      </w:r>
+    </w:p>
+    <w:p>
+      <w:pPr>
+        <w:pStyle w:val="Cuerpodetexto"/>
+        <w:numPr>
+          <w:ilvl w:val="0"/>
+          <w:numId w:val="52"/>
+        </w:numPr>
+        <w:tabs>
+          <w:tab w:val="clear" w:pos="709"/>
+          <w:tab w:val="left" w:pos="709" w:leader="none"/>
+        </w:tabs>
+        <w:bidi w:val="0"/>
+        <w:spacing w:before="0" w:after="0"/>
+        <w:ind w:left="709" w:hanging="283"/>
+        <w:jc w:val="left"/>
+        <w:rPr/>
+      </w:pPr>
+      <w:r>
+        <w:rPr/>
+        <w:t xml:space="preserve">IA, </w:t>
+      </w:r>
+    </w:p>
+    <w:p>
+      <w:pPr>
+        <w:pStyle w:val="Cuerpodetexto"/>
+        <w:numPr>
+          <w:ilvl w:val="0"/>
+          <w:numId w:val="52"/>
+        </w:numPr>
+        <w:tabs>
+          <w:tab w:val="clear" w:pos="709"/>
+          <w:tab w:val="left" w:pos="709" w:leader="none"/>
+        </w:tabs>
+        <w:bidi w:val="0"/>
+        <w:spacing w:before="0" w:after="0"/>
+        <w:ind w:left="709" w:hanging="283"/>
+        <w:jc w:val="left"/>
+        <w:rPr/>
+      </w:pPr>
+      <w:r>
+        <w:rPr/>
+        <w:t xml:space="preserve">vertical SaaS, </w:t>
+      </w:r>
+    </w:p>
+    <w:p>
+      <w:pPr>
+        <w:pStyle w:val="Cuerpodetexto"/>
+        <w:numPr>
+          <w:ilvl w:val="0"/>
+          <w:numId w:val="52"/>
+        </w:numPr>
+        <w:tabs>
+          <w:tab w:val="clear" w:pos="709"/>
+          <w:tab w:val="left" w:pos="709" w:leader="none"/>
+        </w:tabs>
+        <w:bidi w:val="0"/>
+        <w:spacing w:before="0" w:after="0"/>
+        <w:ind w:left="709" w:hanging="283"/>
+        <w:jc w:val="left"/>
+        <w:rPr/>
+      </w:pPr>
+      <w:r>
+        <w:rPr/>
+        <w:t xml:space="preserve">WhatsApp workflows, </w:t>
+      </w:r>
+    </w:p>
+    <w:p>
+      <w:pPr>
+        <w:pStyle w:val="Cuerpodetexto"/>
+        <w:numPr>
+          <w:ilvl w:val="0"/>
+          <w:numId w:val="52"/>
+        </w:numPr>
+        <w:tabs>
+          <w:tab w:val="clear" w:pos="709"/>
+          <w:tab w:val="left" w:pos="709" w:leader="none"/>
+        </w:tabs>
+        <w:bidi w:val="0"/>
+        <w:spacing w:before="0" w:after="0"/>
+        <w:ind w:left="709" w:hanging="283"/>
+        <w:jc w:val="left"/>
+        <w:rPr/>
+      </w:pPr>
+      <w:r>
+        <w:rPr/>
+        <w:t xml:space="preserve">microempresas, </w:t>
+      </w:r>
+    </w:p>
+    <w:p>
+      <w:pPr>
+        <w:pStyle w:val="Cuerpodetexto"/>
+        <w:numPr>
+          <w:ilvl w:val="0"/>
+          <w:numId w:val="52"/>
+        </w:numPr>
+        <w:tabs>
+          <w:tab w:val="clear" w:pos="709"/>
+          <w:tab w:val="left" w:pos="709" w:leader="none"/>
+        </w:tabs>
+        <w:bidi w:val="0"/>
+        <w:ind w:left="709" w:hanging="283"/>
+        <w:jc w:val="left"/>
+        <w:rPr/>
+      </w:pPr>
+      <w:r>
+        <w:rPr/>
+        <w:t xml:space="preserve">baja digitalización, </w:t>
+      </w:r>
+    </w:p>
+    <w:p>
+      <w:pPr>
+        <w:pStyle w:val="Cuerpodetexto"/>
+        <w:bidi w:val="0"/>
+        <w:jc w:val="left"/>
+        <w:rPr/>
+      </w:pPr>
+      <w:r>
+        <w:rPr/>
+        <w:t>está MUY fuerte ahora mismo.</w:t>
+      </w:r>
+    </w:p>
+    <w:p>
+      <w:pPr>
+        <w:pStyle w:val="Cuerpodetexto"/>
+        <w:bidi w:val="0"/>
+        <w:spacing w:lineRule="auto" w:line="276" w:before="0" w:after="140"/>
+        <w:jc w:val="left"/>
+        <w:rPr/>
+      </w:pPr>
+      <w:r>
+        <w:rPr/>
+        <w:t>Y muy pocos están atacando este nicho bien.</w:t>
+      </w:r>
+    </w:p>
+    <w:p>
+      <w:pPr>
+        <w:pStyle w:val="Normal"/>
+        <w:bidi w:val="0"/>
+        <w:jc w:val="left"/>
+        <w:rPr/>
+      </w:pPr>
+      <w:r>
+        <w:rPr/>
+      </w:r>
+    </w:p>
     <w:sectPr>
       <w:type w:val="nextPage"/>
       <w:pgSz w:w="11906" w:h="16838"/>
@@ -8816,6 +13228,3294 @@
     </w:lvl>
   </w:abstractNum>
   <w:abstractNum w:abstractNumId="29">
+    <w:lvl w:ilvl="0">
+      <w:start w:val="1"/>
+      <w:numFmt w:val="bullet"/>
+      <w:lvlText w:val=""/>
+      <w:lvlJc w:val="left"/>
+      <w:pPr>
+        <w:tabs>
+          <w:tab w:val="num" w:pos="709"/>
+        </w:tabs>
+        <w:ind w:left="709" w:hanging="283"/>
+      </w:pPr>
+      <w:rPr>
+        <w:rFonts w:ascii="Symbol" w:hAnsi="Symbol" w:cs="Symbol" w:hint="default"/>
+      </w:rPr>
+    </w:lvl>
+    <w:lvl w:ilvl="1">
+      <w:start w:val="1"/>
+      <w:numFmt w:val="bullet"/>
+      <w:lvlText w:val=""/>
+      <w:lvlJc w:val="left"/>
+      <w:pPr>
+        <w:tabs>
+          <w:tab w:val="num" w:pos="1418"/>
+        </w:tabs>
+        <w:ind w:left="1418" w:hanging="283"/>
+      </w:pPr>
+      <w:rPr>
+        <w:rFonts w:ascii="Symbol" w:hAnsi="Symbol" w:cs="Symbol" w:hint="default"/>
+      </w:rPr>
+    </w:lvl>
+    <w:lvl w:ilvl="2">
+      <w:start w:val="1"/>
+      <w:numFmt w:val="bullet"/>
+      <w:lvlText w:val=""/>
+      <w:lvlJc w:val="left"/>
+      <w:pPr>
+        <w:tabs>
+          <w:tab w:val="num" w:pos="2127"/>
+        </w:tabs>
+        <w:ind w:left="2127" w:hanging="283"/>
+      </w:pPr>
+      <w:rPr>
+        <w:rFonts w:ascii="Symbol" w:hAnsi="Symbol" w:cs="Symbol" w:hint="default"/>
+      </w:rPr>
+    </w:lvl>
+    <w:lvl w:ilvl="3">
+      <w:start w:val="1"/>
+      <w:numFmt w:val="bullet"/>
+      <w:lvlText w:val=""/>
+      <w:lvlJc w:val="left"/>
+      <w:pPr>
+        <w:tabs>
+          <w:tab w:val="num" w:pos="2836"/>
+        </w:tabs>
+        <w:ind w:left="2836" w:hanging="283"/>
+      </w:pPr>
+      <w:rPr>
+        <w:rFonts w:ascii="Symbol" w:hAnsi="Symbol" w:cs="Symbol" w:hint="default"/>
+      </w:rPr>
+    </w:lvl>
+    <w:lvl w:ilvl="4">
+      <w:start w:val="1"/>
+      <w:numFmt w:val="bullet"/>
+      <w:lvlText w:val=""/>
+      <w:lvlJc w:val="left"/>
+      <w:pPr>
+        <w:tabs>
+          <w:tab w:val="num" w:pos="3545"/>
+        </w:tabs>
+        <w:ind w:left="3545" w:hanging="283"/>
+      </w:pPr>
+      <w:rPr>
+        <w:rFonts w:ascii="Symbol" w:hAnsi="Symbol" w:cs="Symbol" w:hint="default"/>
+      </w:rPr>
+    </w:lvl>
+    <w:lvl w:ilvl="5">
+      <w:start w:val="1"/>
+      <w:numFmt w:val="bullet"/>
+      <w:lvlText w:val=""/>
+      <w:lvlJc w:val="left"/>
+      <w:pPr>
+        <w:tabs>
+          <w:tab w:val="num" w:pos="4254"/>
+        </w:tabs>
+        <w:ind w:left="4254" w:hanging="283"/>
+      </w:pPr>
+      <w:rPr>
+        <w:rFonts w:ascii="Symbol" w:hAnsi="Symbol" w:cs="Symbol" w:hint="default"/>
+      </w:rPr>
+    </w:lvl>
+    <w:lvl w:ilvl="6">
+      <w:start w:val="1"/>
+      <w:numFmt w:val="bullet"/>
+      <w:lvlText w:val=""/>
+      <w:lvlJc w:val="left"/>
+      <w:pPr>
+        <w:tabs>
+          <w:tab w:val="num" w:pos="4963"/>
+        </w:tabs>
+        <w:ind w:left="4963" w:hanging="283"/>
+      </w:pPr>
+      <w:rPr>
+        <w:rFonts w:ascii="Symbol" w:hAnsi="Symbol" w:cs="Symbol" w:hint="default"/>
+      </w:rPr>
+    </w:lvl>
+    <w:lvl w:ilvl="7">
+      <w:start w:val="1"/>
+      <w:numFmt w:val="bullet"/>
+      <w:lvlText w:val=""/>
+      <w:lvlJc w:val="left"/>
+      <w:pPr>
+        <w:tabs>
+          <w:tab w:val="num" w:pos="5672"/>
+        </w:tabs>
+        <w:ind w:left="5672" w:hanging="283"/>
+      </w:pPr>
+      <w:rPr>
+        <w:rFonts w:ascii="Symbol" w:hAnsi="Symbol" w:cs="Symbol" w:hint="default"/>
+      </w:rPr>
+    </w:lvl>
+    <w:lvl w:ilvl="8">
+      <w:start w:val="1"/>
+      <w:numFmt w:val="bullet"/>
+      <w:lvlText w:val=""/>
+      <w:lvlJc w:val="left"/>
+      <w:pPr>
+        <w:tabs>
+          <w:tab w:val="num" w:pos="6381"/>
+        </w:tabs>
+        <w:ind w:left="6381" w:hanging="283"/>
+      </w:pPr>
+      <w:rPr>
+        <w:rFonts w:ascii="Symbol" w:hAnsi="Symbol" w:cs="Symbol" w:hint="default"/>
+      </w:rPr>
+    </w:lvl>
+  </w:abstractNum>
+  <w:abstractNum w:abstractNumId="30">
+    <w:lvl w:ilvl="0">
+      <w:start w:val="1"/>
+      <w:numFmt w:val="bullet"/>
+      <w:lvlText w:val=""/>
+      <w:lvlJc w:val="left"/>
+      <w:pPr>
+        <w:tabs>
+          <w:tab w:val="num" w:pos="709"/>
+        </w:tabs>
+        <w:ind w:left="709" w:hanging="283"/>
+      </w:pPr>
+      <w:rPr>
+        <w:rFonts w:ascii="Symbol" w:hAnsi="Symbol" w:cs="Symbol" w:hint="default"/>
+      </w:rPr>
+    </w:lvl>
+    <w:lvl w:ilvl="1">
+      <w:start w:val="1"/>
+      <w:numFmt w:val="bullet"/>
+      <w:lvlText w:val=""/>
+      <w:lvlJc w:val="left"/>
+      <w:pPr>
+        <w:tabs>
+          <w:tab w:val="num" w:pos="1418"/>
+        </w:tabs>
+        <w:ind w:left="1418" w:hanging="283"/>
+      </w:pPr>
+      <w:rPr>
+        <w:rFonts w:ascii="Symbol" w:hAnsi="Symbol" w:cs="Symbol" w:hint="default"/>
+      </w:rPr>
+    </w:lvl>
+    <w:lvl w:ilvl="2">
+      <w:start w:val="1"/>
+      <w:numFmt w:val="bullet"/>
+      <w:lvlText w:val=""/>
+      <w:lvlJc w:val="left"/>
+      <w:pPr>
+        <w:tabs>
+          <w:tab w:val="num" w:pos="2127"/>
+        </w:tabs>
+        <w:ind w:left="2127" w:hanging="283"/>
+      </w:pPr>
+      <w:rPr>
+        <w:rFonts w:ascii="Symbol" w:hAnsi="Symbol" w:cs="Symbol" w:hint="default"/>
+      </w:rPr>
+    </w:lvl>
+    <w:lvl w:ilvl="3">
+      <w:start w:val="1"/>
+      <w:numFmt w:val="bullet"/>
+      <w:lvlText w:val=""/>
+      <w:lvlJc w:val="left"/>
+      <w:pPr>
+        <w:tabs>
+          <w:tab w:val="num" w:pos="2836"/>
+        </w:tabs>
+        <w:ind w:left="2836" w:hanging="283"/>
+      </w:pPr>
+      <w:rPr>
+        <w:rFonts w:ascii="Symbol" w:hAnsi="Symbol" w:cs="Symbol" w:hint="default"/>
+      </w:rPr>
+    </w:lvl>
+    <w:lvl w:ilvl="4">
+      <w:start w:val="1"/>
+      <w:numFmt w:val="bullet"/>
+      <w:lvlText w:val=""/>
+      <w:lvlJc w:val="left"/>
+      <w:pPr>
+        <w:tabs>
+          <w:tab w:val="num" w:pos="3545"/>
+        </w:tabs>
+        <w:ind w:left="3545" w:hanging="283"/>
+      </w:pPr>
+      <w:rPr>
+        <w:rFonts w:ascii="Symbol" w:hAnsi="Symbol" w:cs="Symbol" w:hint="default"/>
+      </w:rPr>
+    </w:lvl>
+    <w:lvl w:ilvl="5">
+      <w:start w:val="1"/>
+      <w:numFmt w:val="bullet"/>
+      <w:lvlText w:val=""/>
+      <w:lvlJc w:val="left"/>
+      <w:pPr>
+        <w:tabs>
+          <w:tab w:val="num" w:pos="4254"/>
+        </w:tabs>
+        <w:ind w:left="4254" w:hanging="283"/>
+      </w:pPr>
+      <w:rPr>
+        <w:rFonts w:ascii="Symbol" w:hAnsi="Symbol" w:cs="Symbol" w:hint="default"/>
+      </w:rPr>
+    </w:lvl>
+    <w:lvl w:ilvl="6">
+      <w:start w:val="1"/>
+      <w:numFmt w:val="bullet"/>
+      <w:lvlText w:val=""/>
+      <w:lvlJc w:val="left"/>
+      <w:pPr>
+        <w:tabs>
+          <w:tab w:val="num" w:pos="4963"/>
+        </w:tabs>
+        <w:ind w:left="4963" w:hanging="283"/>
+      </w:pPr>
+      <w:rPr>
+        <w:rFonts w:ascii="Symbol" w:hAnsi="Symbol" w:cs="Symbol" w:hint="default"/>
+      </w:rPr>
+    </w:lvl>
+    <w:lvl w:ilvl="7">
+      <w:start w:val="1"/>
+      <w:numFmt w:val="bullet"/>
+      <w:lvlText w:val=""/>
+      <w:lvlJc w:val="left"/>
+      <w:pPr>
+        <w:tabs>
+          <w:tab w:val="num" w:pos="5672"/>
+        </w:tabs>
+        <w:ind w:left="5672" w:hanging="283"/>
+      </w:pPr>
+      <w:rPr>
+        <w:rFonts w:ascii="Symbol" w:hAnsi="Symbol" w:cs="Symbol" w:hint="default"/>
+      </w:rPr>
+    </w:lvl>
+    <w:lvl w:ilvl="8">
+      <w:start w:val="1"/>
+      <w:numFmt w:val="bullet"/>
+      <w:lvlText w:val=""/>
+      <w:lvlJc w:val="left"/>
+      <w:pPr>
+        <w:tabs>
+          <w:tab w:val="num" w:pos="6381"/>
+        </w:tabs>
+        <w:ind w:left="6381" w:hanging="283"/>
+      </w:pPr>
+      <w:rPr>
+        <w:rFonts w:ascii="Symbol" w:hAnsi="Symbol" w:cs="Symbol" w:hint="default"/>
+      </w:rPr>
+    </w:lvl>
+  </w:abstractNum>
+  <w:abstractNum w:abstractNumId="31">
+    <w:lvl w:ilvl="0">
+      <w:start w:val="1"/>
+      <w:numFmt w:val="bullet"/>
+      <w:lvlText w:val=""/>
+      <w:lvlJc w:val="left"/>
+      <w:pPr>
+        <w:tabs>
+          <w:tab w:val="num" w:pos="709"/>
+        </w:tabs>
+        <w:ind w:left="709" w:hanging="283"/>
+      </w:pPr>
+      <w:rPr>
+        <w:rFonts w:ascii="Symbol" w:hAnsi="Symbol" w:cs="Symbol" w:hint="default"/>
+      </w:rPr>
+    </w:lvl>
+    <w:lvl w:ilvl="1">
+      <w:start w:val="1"/>
+      <w:numFmt w:val="bullet"/>
+      <w:lvlText w:val=""/>
+      <w:lvlJc w:val="left"/>
+      <w:pPr>
+        <w:tabs>
+          <w:tab w:val="num" w:pos="1418"/>
+        </w:tabs>
+        <w:ind w:left="1418" w:hanging="283"/>
+      </w:pPr>
+      <w:rPr>
+        <w:rFonts w:ascii="Symbol" w:hAnsi="Symbol" w:cs="Symbol" w:hint="default"/>
+      </w:rPr>
+    </w:lvl>
+    <w:lvl w:ilvl="2">
+      <w:start w:val="1"/>
+      <w:numFmt w:val="bullet"/>
+      <w:lvlText w:val=""/>
+      <w:lvlJc w:val="left"/>
+      <w:pPr>
+        <w:tabs>
+          <w:tab w:val="num" w:pos="2127"/>
+        </w:tabs>
+        <w:ind w:left="2127" w:hanging="283"/>
+      </w:pPr>
+      <w:rPr>
+        <w:rFonts w:ascii="Symbol" w:hAnsi="Symbol" w:cs="Symbol" w:hint="default"/>
+      </w:rPr>
+    </w:lvl>
+    <w:lvl w:ilvl="3">
+      <w:start w:val="1"/>
+      <w:numFmt w:val="bullet"/>
+      <w:lvlText w:val=""/>
+      <w:lvlJc w:val="left"/>
+      <w:pPr>
+        <w:tabs>
+          <w:tab w:val="num" w:pos="2836"/>
+        </w:tabs>
+        <w:ind w:left="2836" w:hanging="283"/>
+      </w:pPr>
+      <w:rPr>
+        <w:rFonts w:ascii="Symbol" w:hAnsi="Symbol" w:cs="Symbol" w:hint="default"/>
+      </w:rPr>
+    </w:lvl>
+    <w:lvl w:ilvl="4">
+      <w:start w:val="1"/>
+      <w:numFmt w:val="bullet"/>
+      <w:lvlText w:val=""/>
+      <w:lvlJc w:val="left"/>
+      <w:pPr>
+        <w:tabs>
+          <w:tab w:val="num" w:pos="3545"/>
+        </w:tabs>
+        <w:ind w:left="3545" w:hanging="283"/>
+      </w:pPr>
+      <w:rPr>
+        <w:rFonts w:ascii="Symbol" w:hAnsi="Symbol" w:cs="Symbol" w:hint="default"/>
+      </w:rPr>
+    </w:lvl>
+    <w:lvl w:ilvl="5">
+      <w:start w:val="1"/>
+      <w:numFmt w:val="bullet"/>
+      <w:lvlText w:val=""/>
+      <w:lvlJc w:val="left"/>
+      <w:pPr>
+        <w:tabs>
+          <w:tab w:val="num" w:pos="4254"/>
+        </w:tabs>
+        <w:ind w:left="4254" w:hanging="283"/>
+      </w:pPr>
+      <w:rPr>
+        <w:rFonts w:ascii="Symbol" w:hAnsi="Symbol" w:cs="Symbol" w:hint="default"/>
+      </w:rPr>
+    </w:lvl>
+    <w:lvl w:ilvl="6">
+      <w:start w:val="1"/>
+      <w:numFmt w:val="bullet"/>
+      <w:lvlText w:val=""/>
+      <w:lvlJc w:val="left"/>
+      <w:pPr>
+        <w:tabs>
+          <w:tab w:val="num" w:pos="4963"/>
+        </w:tabs>
+        <w:ind w:left="4963" w:hanging="283"/>
+      </w:pPr>
+      <w:rPr>
+        <w:rFonts w:ascii="Symbol" w:hAnsi="Symbol" w:cs="Symbol" w:hint="default"/>
+      </w:rPr>
+    </w:lvl>
+    <w:lvl w:ilvl="7">
+      <w:start w:val="1"/>
+      <w:numFmt w:val="bullet"/>
+      <w:lvlText w:val=""/>
+      <w:lvlJc w:val="left"/>
+      <w:pPr>
+        <w:tabs>
+          <w:tab w:val="num" w:pos="5672"/>
+        </w:tabs>
+        <w:ind w:left="5672" w:hanging="283"/>
+      </w:pPr>
+      <w:rPr>
+        <w:rFonts w:ascii="Symbol" w:hAnsi="Symbol" w:cs="Symbol" w:hint="default"/>
+      </w:rPr>
+    </w:lvl>
+    <w:lvl w:ilvl="8">
+      <w:start w:val="1"/>
+      <w:numFmt w:val="bullet"/>
+      <w:lvlText w:val=""/>
+      <w:lvlJc w:val="left"/>
+      <w:pPr>
+        <w:tabs>
+          <w:tab w:val="num" w:pos="6381"/>
+        </w:tabs>
+        <w:ind w:left="6381" w:hanging="283"/>
+      </w:pPr>
+      <w:rPr>
+        <w:rFonts w:ascii="Symbol" w:hAnsi="Symbol" w:cs="Symbol" w:hint="default"/>
+      </w:rPr>
+    </w:lvl>
+  </w:abstractNum>
+  <w:abstractNum w:abstractNumId="32">
+    <w:lvl w:ilvl="0">
+      <w:start w:val="1"/>
+      <w:numFmt w:val="bullet"/>
+      <w:lvlText w:val=""/>
+      <w:lvlJc w:val="left"/>
+      <w:pPr>
+        <w:tabs>
+          <w:tab w:val="num" w:pos="709"/>
+        </w:tabs>
+        <w:ind w:left="709" w:hanging="283"/>
+      </w:pPr>
+      <w:rPr>
+        <w:rFonts w:ascii="Symbol" w:hAnsi="Symbol" w:cs="Symbol" w:hint="default"/>
+      </w:rPr>
+    </w:lvl>
+    <w:lvl w:ilvl="1">
+      <w:start w:val="1"/>
+      <w:numFmt w:val="bullet"/>
+      <w:lvlText w:val=""/>
+      <w:lvlJc w:val="left"/>
+      <w:pPr>
+        <w:tabs>
+          <w:tab w:val="num" w:pos="1418"/>
+        </w:tabs>
+        <w:ind w:left="1418" w:hanging="283"/>
+      </w:pPr>
+      <w:rPr>
+        <w:rFonts w:ascii="Symbol" w:hAnsi="Symbol" w:cs="Symbol" w:hint="default"/>
+      </w:rPr>
+    </w:lvl>
+    <w:lvl w:ilvl="2">
+      <w:start w:val="1"/>
+      <w:numFmt w:val="bullet"/>
+      <w:lvlText w:val=""/>
+      <w:lvlJc w:val="left"/>
+      <w:pPr>
+        <w:tabs>
+          <w:tab w:val="num" w:pos="2127"/>
+        </w:tabs>
+        <w:ind w:left="2127" w:hanging="283"/>
+      </w:pPr>
+      <w:rPr>
+        <w:rFonts w:ascii="Symbol" w:hAnsi="Symbol" w:cs="Symbol" w:hint="default"/>
+      </w:rPr>
+    </w:lvl>
+    <w:lvl w:ilvl="3">
+      <w:start w:val="1"/>
+      <w:numFmt w:val="bullet"/>
+      <w:lvlText w:val=""/>
+      <w:lvlJc w:val="left"/>
+      <w:pPr>
+        <w:tabs>
+          <w:tab w:val="num" w:pos="2836"/>
+        </w:tabs>
+        <w:ind w:left="2836" w:hanging="283"/>
+      </w:pPr>
+      <w:rPr>
+        <w:rFonts w:ascii="Symbol" w:hAnsi="Symbol" w:cs="Symbol" w:hint="default"/>
+      </w:rPr>
+    </w:lvl>
+    <w:lvl w:ilvl="4">
+      <w:start w:val="1"/>
+      <w:numFmt w:val="bullet"/>
+      <w:lvlText w:val=""/>
+      <w:lvlJc w:val="left"/>
+      <w:pPr>
+        <w:tabs>
+          <w:tab w:val="num" w:pos="3545"/>
+        </w:tabs>
+        <w:ind w:left="3545" w:hanging="283"/>
+      </w:pPr>
+      <w:rPr>
+        <w:rFonts w:ascii="Symbol" w:hAnsi="Symbol" w:cs="Symbol" w:hint="default"/>
+      </w:rPr>
+    </w:lvl>
+    <w:lvl w:ilvl="5">
+      <w:start w:val="1"/>
+      <w:numFmt w:val="bullet"/>
+      <w:lvlText w:val=""/>
+      <w:lvlJc w:val="left"/>
+      <w:pPr>
+        <w:tabs>
+          <w:tab w:val="num" w:pos="4254"/>
+        </w:tabs>
+        <w:ind w:left="4254" w:hanging="283"/>
+      </w:pPr>
+      <w:rPr>
+        <w:rFonts w:ascii="Symbol" w:hAnsi="Symbol" w:cs="Symbol" w:hint="default"/>
+      </w:rPr>
+    </w:lvl>
+    <w:lvl w:ilvl="6">
+      <w:start w:val="1"/>
+      <w:numFmt w:val="bullet"/>
+      <w:lvlText w:val=""/>
+      <w:lvlJc w:val="left"/>
+      <w:pPr>
+        <w:tabs>
+          <w:tab w:val="num" w:pos="4963"/>
+        </w:tabs>
+        <w:ind w:left="4963" w:hanging="283"/>
+      </w:pPr>
+      <w:rPr>
+        <w:rFonts w:ascii="Symbol" w:hAnsi="Symbol" w:cs="Symbol" w:hint="default"/>
+      </w:rPr>
+    </w:lvl>
+    <w:lvl w:ilvl="7">
+      <w:start w:val="1"/>
+      <w:numFmt w:val="bullet"/>
+      <w:lvlText w:val=""/>
+      <w:lvlJc w:val="left"/>
+      <w:pPr>
+        <w:tabs>
+          <w:tab w:val="num" w:pos="5672"/>
+        </w:tabs>
+        <w:ind w:left="5672" w:hanging="283"/>
+      </w:pPr>
+      <w:rPr>
+        <w:rFonts w:ascii="Symbol" w:hAnsi="Symbol" w:cs="Symbol" w:hint="default"/>
+      </w:rPr>
+    </w:lvl>
+    <w:lvl w:ilvl="8">
+      <w:start w:val="1"/>
+      <w:numFmt w:val="bullet"/>
+      <w:lvlText w:val=""/>
+      <w:lvlJc w:val="left"/>
+      <w:pPr>
+        <w:tabs>
+          <w:tab w:val="num" w:pos="6381"/>
+        </w:tabs>
+        <w:ind w:left="6381" w:hanging="283"/>
+      </w:pPr>
+      <w:rPr>
+        <w:rFonts w:ascii="Symbol" w:hAnsi="Symbol" w:cs="Symbol" w:hint="default"/>
+      </w:rPr>
+    </w:lvl>
+  </w:abstractNum>
+  <w:abstractNum w:abstractNumId="33">
+    <w:lvl w:ilvl="0">
+      <w:start w:val="1"/>
+      <w:numFmt w:val="bullet"/>
+      <w:lvlText w:val=""/>
+      <w:lvlJc w:val="left"/>
+      <w:pPr>
+        <w:tabs>
+          <w:tab w:val="num" w:pos="709"/>
+        </w:tabs>
+        <w:ind w:left="709" w:hanging="283"/>
+      </w:pPr>
+      <w:rPr>
+        <w:rFonts w:ascii="Symbol" w:hAnsi="Symbol" w:cs="Symbol" w:hint="default"/>
+      </w:rPr>
+    </w:lvl>
+    <w:lvl w:ilvl="1">
+      <w:start w:val="1"/>
+      <w:numFmt w:val="bullet"/>
+      <w:lvlText w:val=""/>
+      <w:lvlJc w:val="left"/>
+      <w:pPr>
+        <w:tabs>
+          <w:tab w:val="num" w:pos="1418"/>
+        </w:tabs>
+        <w:ind w:left="1418" w:hanging="283"/>
+      </w:pPr>
+      <w:rPr>
+        <w:rFonts w:ascii="Symbol" w:hAnsi="Symbol" w:cs="Symbol" w:hint="default"/>
+      </w:rPr>
+    </w:lvl>
+    <w:lvl w:ilvl="2">
+      <w:start w:val="1"/>
+      <w:numFmt w:val="bullet"/>
+      <w:lvlText w:val=""/>
+      <w:lvlJc w:val="left"/>
+      <w:pPr>
+        <w:tabs>
+          <w:tab w:val="num" w:pos="2127"/>
+        </w:tabs>
+        <w:ind w:left="2127" w:hanging="283"/>
+      </w:pPr>
+      <w:rPr>
+        <w:rFonts w:ascii="Symbol" w:hAnsi="Symbol" w:cs="Symbol" w:hint="default"/>
+      </w:rPr>
+    </w:lvl>
+    <w:lvl w:ilvl="3">
+      <w:start w:val="1"/>
+      <w:numFmt w:val="bullet"/>
+      <w:lvlText w:val=""/>
+      <w:lvlJc w:val="left"/>
+      <w:pPr>
+        <w:tabs>
+          <w:tab w:val="num" w:pos="2836"/>
+        </w:tabs>
+        <w:ind w:left="2836" w:hanging="283"/>
+      </w:pPr>
+      <w:rPr>
+        <w:rFonts w:ascii="Symbol" w:hAnsi="Symbol" w:cs="Symbol" w:hint="default"/>
+      </w:rPr>
+    </w:lvl>
+    <w:lvl w:ilvl="4">
+      <w:start w:val="1"/>
+      <w:numFmt w:val="bullet"/>
+      <w:lvlText w:val=""/>
+      <w:lvlJc w:val="left"/>
+      <w:pPr>
+        <w:tabs>
+          <w:tab w:val="num" w:pos="3545"/>
+        </w:tabs>
+        <w:ind w:left="3545" w:hanging="283"/>
+      </w:pPr>
+      <w:rPr>
+        <w:rFonts w:ascii="Symbol" w:hAnsi="Symbol" w:cs="Symbol" w:hint="default"/>
+      </w:rPr>
+    </w:lvl>
+    <w:lvl w:ilvl="5">
+      <w:start w:val="1"/>
+      <w:numFmt w:val="bullet"/>
+      <w:lvlText w:val=""/>
+      <w:lvlJc w:val="left"/>
+      <w:pPr>
+        <w:tabs>
+          <w:tab w:val="num" w:pos="4254"/>
+        </w:tabs>
+        <w:ind w:left="4254" w:hanging="283"/>
+      </w:pPr>
+      <w:rPr>
+        <w:rFonts w:ascii="Symbol" w:hAnsi="Symbol" w:cs="Symbol" w:hint="default"/>
+      </w:rPr>
+    </w:lvl>
+    <w:lvl w:ilvl="6">
+      <w:start w:val="1"/>
+      <w:numFmt w:val="bullet"/>
+      <w:lvlText w:val=""/>
+      <w:lvlJc w:val="left"/>
+      <w:pPr>
+        <w:tabs>
+          <w:tab w:val="num" w:pos="4963"/>
+        </w:tabs>
+        <w:ind w:left="4963" w:hanging="283"/>
+      </w:pPr>
+      <w:rPr>
+        <w:rFonts w:ascii="Symbol" w:hAnsi="Symbol" w:cs="Symbol" w:hint="default"/>
+      </w:rPr>
+    </w:lvl>
+    <w:lvl w:ilvl="7">
+      <w:start w:val="1"/>
+      <w:numFmt w:val="bullet"/>
+      <w:lvlText w:val=""/>
+      <w:lvlJc w:val="left"/>
+      <w:pPr>
+        <w:tabs>
+          <w:tab w:val="num" w:pos="5672"/>
+        </w:tabs>
+        <w:ind w:left="5672" w:hanging="283"/>
+      </w:pPr>
+      <w:rPr>
+        <w:rFonts w:ascii="Symbol" w:hAnsi="Symbol" w:cs="Symbol" w:hint="default"/>
+      </w:rPr>
+    </w:lvl>
+    <w:lvl w:ilvl="8">
+      <w:start w:val="1"/>
+      <w:numFmt w:val="bullet"/>
+      <w:lvlText w:val=""/>
+      <w:lvlJc w:val="left"/>
+      <w:pPr>
+        <w:tabs>
+          <w:tab w:val="num" w:pos="6381"/>
+        </w:tabs>
+        <w:ind w:left="6381" w:hanging="283"/>
+      </w:pPr>
+      <w:rPr>
+        <w:rFonts w:ascii="Symbol" w:hAnsi="Symbol" w:cs="Symbol" w:hint="default"/>
+      </w:rPr>
+    </w:lvl>
+  </w:abstractNum>
+  <w:abstractNum w:abstractNumId="34">
+    <w:lvl w:ilvl="0">
+      <w:start w:val="1"/>
+      <w:numFmt w:val="bullet"/>
+      <w:lvlText w:val=""/>
+      <w:lvlJc w:val="left"/>
+      <w:pPr>
+        <w:tabs>
+          <w:tab w:val="num" w:pos="709"/>
+        </w:tabs>
+        <w:ind w:left="709" w:hanging="283"/>
+      </w:pPr>
+      <w:rPr>
+        <w:rFonts w:ascii="Symbol" w:hAnsi="Symbol" w:cs="Symbol" w:hint="default"/>
+      </w:rPr>
+    </w:lvl>
+    <w:lvl w:ilvl="1">
+      <w:start w:val="1"/>
+      <w:numFmt w:val="bullet"/>
+      <w:lvlText w:val=""/>
+      <w:lvlJc w:val="left"/>
+      <w:pPr>
+        <w:tabs>
+          <w:tab w:val="num" w:pos="1418"/>
+        </w:tabs>
+        <w:ind w:left="1418" w:hanging="283"/>
+      </w:pPr>
+      <w:rPr>
+        <w:rFonts w:ascii="Symbol" w:hAnsi="Symbol" w:cs="Symbol" w:hint="default"/>
+      </w:rPr>
+    </w:lvl>
+    <w:lvl w:ilvl="2">
+      <w:start w:val="1"/>
+      <w:numFmt w:val="bullet"/>
+      <w:lvlText w:val=""/>
+      <w:lvlJc w:val="left"/>
+      <w:pPr>
+        <w:tabs>
+          <w:tab w:val="num" w:pos="2127"/>
+        </w:tabs>
+        <w:ind w:left="2127" w:hanging="283"/>
+      </w:pPr>
+      <w:rPr>
+        <w:rFonts w:ascii="Symbol" w:hAnsi="Symbol" w:cs="Symbol" w:hint="default"/>
+      </w:rPr>
+    </w:lvl>
+    <w:lvl w:ilvl="3">
+      <w:start w:val="1"/>
+      <w:numFmt w:val="bullet"/>
+      <w:lvlText w:val=""/>
+      <w:lvlJc w:val="left"/>
+      <w:pPr>
+        <w:tabs>
+          <w:tab w:val="num" w:pos="2836"/>
+        </w:tabs>
+        <w:ind w:left="2836" w:hanging="283"/>
+      </w:pPr>
+      <w:rPr>
+        <w:rFonts w:ascii="Symbol" w:hAnsi="Symbol" w:cs="Symbol" w:hint="default"/>
+      </w:rPr>
+    </w:lvl>
+    <w:lvl w:ilvl="4">
+      <w:start w:val="1"/>
+      <w:numFmt w:val="bullet"/>
+      <w:lvlText w:val=""/>
+      <w:lvlJc w:val="left"/>
+      <w:pPr>
+        <w:tabs>
+          <w:tab w:val="num" w:pos="3545"/>
+        </w:tabs>
+        <w:ind w:left="3545" w:hanging="283"/>
+      </w:pPr>
+      <w:rPr>
+        <w:rFonts w:ascii="Symbol" w:hAnsi="Symbol" w:cs="Symbol" w:hint="default"/>
+      </w:rPr>
+    </w:lvl>
+    <w:lvl w:ilvl="5">
+      <w:start w:val="1"/>
+      <w:numFmt w:val="bullet"/>
+      <w:lvlText w:val=""/>
+      <w:lvlJc w:val="left"/>
+      <w:pPr>
+        <w:tabs>
+          <w:tab w:val="num" w:pos="4254"/>
+        </w:tabs>
+        <w:ind w:left="4254" w:hanging="283"/>
+      </w:pPr>
+      <w:rPr>
+        <w:rFonts w:ascii="Symbol" w:hAnsi="Symbol" w:cs="Symbol" w:hint="default"/>
+      </w:rPr>
+    </w:lvl>
+    <w:lvl w:ilvl="6">
+      <w:start w:val="1"/>
+      <w:numFmt w:val="bullet"/>
+      <w:lvlText w:val=""/>
+      <w:lvlJc w:val="left"/>
+      <w:pPr>
+        <w:tabs>
+          <w:tab w:val="num" w:pos="4963"/>
+        </w:tabs>
+        <w:ind w:left="4963" w:hanging="283"/>
+      </w:pPr>
+      <w:rPr>
+        <w:rFonts w:ascii="Symbol" w:hAnsi="Symbol" w:cs="Symbol" w:hint="default"/>
+      </w:rPr>
+    </w:lvl>
+    <w:lvl w:ilvl="7">
+      <w:start w:val="1"/>
+      <w:numFmt w:val="bullet"/>
+      <w:lvlText w:val=""/>
+      <w:lvlJc w:val="left"/>
+      <w:pPr>
+        <w:tabs>
+          <w:tab w:val="num" w:pos="5672"/>
+        </w:tabs>
+        <w:ind w:left="5672" w:hanging="283"/>
+      </w:pPr>
+      <w:rPr>
+        <w:rFonts w:ascii="Symbol" w:hAnsi="Symbol" w:cs="Symbol" w:hint="default"/>
+      </w:rPr>
+    </w:lvl>
+    <w:lvl w:ilvl="8">
+      <w:start w:val="1"/>
+      <w:numFmt w:val="bullet"/>
+      <w:lvlText w:val=""/>
+      <w:lvlJc w:val="left"/>
+      <w:pPr>
+        <w:tabs>
+          <w:tab w:val="num" w:pos="6381"/>
+        </w:tabs>
+        <w:ind w:left="6381" w:hanging="283"/>
+      </w:pPr>
+      <w:rPr>
+        <w:rFonts w:ascii="Symbol" w:hAnsi="Symbol" w:cs="Symbol" w:hint="default"/>
+      </w:rPr>
+    </w:lvl>
+  </w:abstractNum>
+  <w:abstractNum w:abstractNumId="35">
+    <w:lvl w:ilvl="0">
+      <w:start w:val="1"/>
+      <w:numFmt w:val="bullet"/>
+      <w:lvlText w:val=""/>
+      <w:lvlJc w:val="left"/>
+      <w:pPr>
+        <w:tabs>
+          <w:tab w:val="num" w:pos="709"/>
+        </w:tabs>
+        <w:ind w:left="709" w:hanging="283"/>
+      </w:pPr>
+      <w:rPr>
+        <w:rFonts w:ascii="Symbol" w:hAnsi="Symbol" w:cs="Symbol" w:hint="default"/>
+      </w:rPr>
+    </w:lvl>
+    <w:lvl w:ilvl="1">
+      <w:start w:val="1"/>
+      <w:numFmt w:val="bullet"/>
+      <w:lvlText w:val=""/>
+      <w:lvlJc w:val="left"/>
+      <w:pPr>
+        <w:tabs>
+          <w:tab w:val="num" w:pos="1418"/>
+        </w:tabs>
+        <w:ind w:left="1418" w:hanging="283"/>
+      </w:pPr>
+      <w:rPr>
+        <w:rFonts w:ascii="Symbol" w:hAnsi="Symbol" w:cs="Symbol" w:hint="default"/>
+      </w:rPr>
+    </w:lvl>
+    <w:lvl w:ilvl="2">
+      <w:start w:val="1"/>
+      <w:numFmt w:val="bullet"/>
+      <w:lvlText w:val=""/>
+      <w:lvlJc w:val="left"/>
+      <w:pPr>
+        <w:tabs>
+          <w:tab w:val="num" w:pos="2127"/>
+        </w:tabs>
+        <w:ind w:left="2127" w:hanging="283"/>
+      </w:pPr>
+      <w:rPr>
+        <w:rFonts w:ascii="Symbol" w:hAnsi="Symbol" w:cs="Symbol" w:hint="default"/>
+      </w:rPr>
+    </w:lvl>
+    <w:lvl w:ilvl="3">
+      <w:start w:val="1"/>
+      <w:numFmt w:val="bullet"/>
+      <w:lvlText w:val=""/>
+      <w:lvlJc w:val="left"/>
+      <w:pPr>
+        <w:tabs>
+          <w:tab w:val="num" w:pos="2836"/>
+        </w:tabs>
+        <w:ind w:left="2836" w:hanging="283"/>
+      </w:pPr>
+      <w:rPr>
+        <w:rFonts w:ascii="Symbol" w:hAnsi="Symbol" w:cs="Symbol" w:hint="default"/>
+      </w:rPr>
+    </w:lvl>
+    <w:lvl w:ilvl="4">
+      <w:start w:val="1"/>
+      <w:numFmt w:val="bullet"/>
+      <w:lvlText w:val=""/>
+      <w:lvlJc w:val="left"/>
+      <w:pPr>
+        <w:tabs>
+          <w:tab w:val="num" w:pos="3545"/>
+        </w:tabs>
+        <w:ind w:left="3545" w:hanging="283"/>
+      </w:pPr>
+      <w:rPr>
+        <w:rFonts w:ascii="Symbol" w:hAnsi="Symbol" w:cs="Symbol" w:hint="default"/>
+      </w:rPr>
+    </w:lvl>
+    <w:lvl w:ilvl="5">
+      <w:start w:val="1"/>
+      <w:numFmt w:val="bullet"/>
+      <w:lvlText w:val=""/>
+      <w:lvlJc w:val="left"/>
+      <w:pPr>
+        <w:tabs>
+          <w:tab w:val="num" w:pos="4254"/>
+        </w:tabs>
+        <w:ind w:left="4254" w:hanging="283"/>
+      </w:pPr>
+      <w:rPr>
+        <w:rFonts w:ascii="Symbol" w:hAnsi="Symbol" w:cs="Symbol" w:hint="default"/>
+      </w:rPr>
+    </w:lvl>
+    <w:lvl w:ilvl="6">
+      <w:start w:val="1"/>
+      <w:numFmt w:val="bullet"/>
+      <w:lvlText w:val=""/>
+      <w:lvlJc w:val="left"/>
+      <w:pPr>
+        <w:tabs>
+          <w:tab w:val="num" w:pos="4963"/>
+        </w:tabs>
+        <w:ind w:left="4963" w:hanging="283"/>
+      </w:pPr>
+      <w:rPr>
+        <w:rFonts w:ascii="Symbol" w:hAnsi="Symbol" w:cs="Symbol" w:hint="default"/>
+      </w:rPr>
+    </w:lvl>
+    <w:lvl w:ilvl="7">
+      <w:start w:val="1"/>
+      <w:numFmt w:val="bullet"/>
+      <w:lvlText w:val=""/>
+      <w:lvlJc w:val="left"/>
+      <w:pPr>
+        <w:tabs>
+          <w:tab w:val="num" w:pos="5672"/>
+        </w:tabs>
+        <w:ind w:left="5672" w:hanging="283"/>
+      </w:pPr>
+      <w:rPr>
+        <w:rFonts w:ascii="Symbol" w:hAnsi="Symbol" w:cs="Symbol" w:hint="default"/>
+      </w:rPr>
+    </w:lvl>
+    <w:lvl w:ilvl="8">
+      <w:start w:val="1"/>
+      <w:numFmt w:val="bullet"/>
+      <w:lvlText w:val=""/>
+      <w:lvlJc w:val="left"/>
+      <w:pPr>
+        <w:tabs>
+          <w:tab w:val="num" w:pos="6381"/>
+        </w:tabs>
+        <w:ind w:left="6381" w:hanging="283"/>
+      </w:pPr>
+      <w:rPr>
+        <w:rFonts w:ascii="Symbol" w:hAnsi="Symbol" w:cs="Symbol" w:hint="default"/>
+      </w:rPr>
+    </w:lvl>
+  </w:abstractNum>
+  <w:abstractNum w:abstractNumId="36">
+    <w:lvl w:ilvl="0">
+      <w:start w:val="1"/>
+      <w:numFmt w:val="bullet"/>
+      <w:lvlText w:val=""/>
+      <w:lvlJc w:val="left"/>
+      <w:pPr>
+        <w:tabs>
+          <w:tab w:val="num" w:pos="709"/>
+        </w:tabs>
+        <w:ind w:left="709" w:hanging="283"/>
+      </w:pPr>
+      <w:rPr>
+        <w:rFonts w:ascii="Symbol" w:hAnsi="Symbol" w:cs="Symbol" w:hint="default"/>
+      </w:rPr>
+    </w:lvl>
+    <w:lvl w:ilvl="1">
+      <w:start w:val="1"/>
+      <w:numFmt w:val="bullet"/>
+      <w:lvlText w:val=""/>
+      <w:lvlJc w:val="left"/>
+      <w:pPr>
+        <w:tabs>
+          <w:tab w:val="num" w:pos="1418"/>
+        </w:tabs>
+        <w:ind w:left="1418" w:hanging="283"/>
+      </w:pPr>
+      <w:rPr>
+        <w:rFonts w:ascii="Symbol" w:hAnsi="Symbol" w:cs="Symbol" w:hint="default"/>
+      </w:rPr>
+    </w:lvl>
+    <w:lvl w:ilvl="2">
+      <w:start w:val="1"/>
+      <w:numFmt w:val="bullet"/>
+      <w:lvlText w:val=""/>
+      <w:lvlJc w:val="left"/>
+      <w:pPr>
+        <w:tabs>
+          <w:tab w:val="num" w:pos="2127"/>
+        </w:tabs>
+        <w:ind w:left="2127" w:hanging="283"/>
+      </w:pPr>
+      <w:rPr>
+        <w:rFonts w:ascii="Symbol" w:hAnsi="Symbol" w:cs="Symbol" w:hint="default"/>
+      </w:rPr>
+    </w:lvl>
+    <w:lvl w:ilvl="3">
+      <w:start w:val="1"/>
+      <w:numFmt w:val="bullet"/>
+      <w:lvlText w:val=""/>
+      <w:lvlJc w:val="left"/>
+      <w:pPr>
+        <w:tabs>
+          <w:tab w:val="num" w:pos="2836"/>
+        </w:tabs>
+        <w:ind w:left="2836" w:hanging="283"/>
+      </w:pPr>
+      <w:rPr>
+        <w:rFonts w:ascii="Symbol" w:hAnsi="Symbol" w:cs="Symbol" w:hint="default"/>
+      </w:rPr>
+    </w:lvl>
+    <w:lvl w:ilvl="4">
+      <w:start w:val="1"/>
+      <w:numFmt w:val="bullet"/>
+      <w:lvlText w:val=""/>
+      <w:lvlJc w:val="left"/>
+      <w:pPr>
+        <w:tabs>
+          <w:tab w:val="num" w:pos="3545"/>
+        </w:tabs>
+        <w:ind w:left="3545" w:hanging="283"/>
+      </w:pPr>
+      <w:rPr>
+        <w:rFonts w:ascii="Symbol" w:hAnsi="Symbol" w:cs="Symbol" w:hint="default"/>
+      </w:rPr>
+    </w:lvl>
+    <w:lvl w:ilvl="5">
+      <w:start w:val="1"/>
+      <w:numFmt w:val="bullet"/>
+      <w:lvlText w:val=""/>
+      <w:lvlJc w:val="left"/>
+      <w:pPr>
+        <w:tabs>
+          <w:tab w:val="num" w:pos="4254"/>
+        </w:tabs>
+        <w:ind w:left="4254" w:hanging="283"/>
+      </w:pPr>
+      <w:rPr>
+        <w:rFonts w:ascii="Symbol" w:hAnsi="Symbol" w:cs="Symbol" w:hint="default"/>
+      </w:rPr>
+    </w:lvl>
+    <w:lvl w:ilvl="6">
+      <w:start w:val="1"/>
+      <w:numFmt w:val="bullet"/>
+      <w:lvlText w:val=""/>
+      <w:lvlJc w:val="left"/>
+      <w:pPr>
+        <w:tabs>
+          <w:tab w:val="num" w:pos="4963"/>
+        </w:tabs>
+        <w:ind w:left="4963" w:hanging="283"/>
+      </w:pPr>
+      <w:rPr>
+        <w:rFonts w:ascii="Symbol" w:hAnsi="Symbol" w:cs="Symbol" w:hint="default"/>
+      </w:rPr>
+    </w:lvl>
+    <w:lvl w:ilvl="7">
+      <w:start w:val="1"/>
+      <w:numFmt w:val="bullet"/>
+      <w:lvlText w:val=""/>
+      <w:lvlJc w:val="left"/>
+      <w:pPr>
+        <w:tabs>
+          <w:tab w:val="num" w:pos="5672"/>
+        </w:tabs>
+        <w:ind w:left="5672" w:hanging="283"/>
+      </w:pPr>
+      <w:rPr>
+        <w:rFonts w:ascii="Symbol" w:hAnsi="Symbol" w:cs="Symbol" w:hint="default"/>
+      </w:rPr>
+    </w:lvl>
+    <w:lvl w:ilvl="8">
+      <w:start w:val="1"/>
+      <w:numFmt w:val="bullet"/>
+      <w:lvlText w:val=""/>
+      <w:lvlJc w:val="left"/>
+      <w:pPr>
+        <w:tabs>
+          <w:tab w:val="num" w:pos="6381"/>
+        </w:tabs>
+        <w:ind w:left="6381" w:hanging="283"/>
+      </w:pPr>
+      <w:rPr>
+        <w:rFonts w:ascii="Symbol" w:hAnsi="Symbol" w:cs="Symbol" w:hint="default"/>
+      </w:rPr>
+    </w:lvl>
+  </w:abstractNum>
+  <w:abstractNum w:abstractNumId="37">
+    <w:lvl w:ilvl="0">
+      <w:start w:val="1"/>
+      <w:numFmt w:val="bullet"/>
+      <w:lvlText w:val=""/>
+      <w:lvlJc w:val="left"/>
+      <w:pPr>
+        <w:tabs>
+          <w:tab w:val="num" w:pos="709"/>
+        </w:tabs>
+        <w:ind w:left="709" w:hanging="283"/>
+      </w:pPr>
+      <w:rPr>
+        <w:rFonts w:ascii="Symbol" w:hAnsi="Symbol" w:cs="Symbol" w:hint="default"/>
+      </w:rPr>
+    </w:lvl>
+    <w:lvl w:ilvl="1">
+      <w:start w:val="1"/>
+      <w:numFmt w:val="bullet"/>
+      <w:lvlText w:val=""/>
+      <w:lvlJc w:val="left"/>
+      <w:pPr>
+        <w:tabs>
+          <w:tab w:val="num" w:pos="1418"/>
+        </w:tabs>
+        <w:ind w:left="1418" w:hanging="283"/>
+      </w:pPr>
+      <w:rPr>
+        <w:rFonts w:ascii="Symbol" w:hAnsi="Symbol" w:cs="Symbol" w:hint="default"/>
+      </w:rPr>
+    </w:lvl>
+    <w:lvl w:ilvl="2">
+      <w:start w:val="1"/>
+      <w:numFmt w:val="bullet"/>
+      <w:lvlText w:val=""/>
+      <w:lvlJc w:val="left"/>
+      <w:pPr>
+        <w:tabs>
+          <w:tab w:val="num" w:pos="2127"/>
+        </w:tabs>
+        <w:ind w:left="2127" w:hanging="283"/>
+      </w:pPr>
+      <w:rPr>
+        <w:rFonts w:ascii="Symbol" w:hAnsi="Symbol" w:cs="Symbol" w:hint="default"/>
+      </w:rPr>
+    </w:lvl>
+    <w:lvl w:ilvl="3">
+      <w:start w:val="1"/>
+      <w:numFmt w:val="bullet"/>
+      <w:lvlText w:val=""/>
+      <w:lvlJc w:val="left"/>
+      <w:pPr>
+        <w:tabs>
+          <w:tab w:val="num" w:pos="2836"/>
+        </w:tabs>
+        <w:ind w:left="2836" w:hanging="283"/>
+      </w:pPr>
+      <w:rPr>
+        <w:rFonts w:ascii="Symbol" w:hAnsi="Symbol" w:cs="Symbol" w:hint="default"/>
+      </w:rPr>
+    </w:lvl>
+    <w:lvl w:ilvl="4">
+      <w:start w:val="1"/>
+      <w:numFmt w:val="bullet"/>
+      <w:lvlText w:val=""/>
+      <w:lvlJc w:val="left"/>
+      <w:pPr>
+        <w:tabs>
+          <w:tab w:val="num" w:pos="3545"/>
+        </w:tabs>
+        <w:ind w:left="3545" w:hanging="283"/>
+      </w:pPr>
+      <w:rPr>
+        <w:rFonts w:ascii="Symbol" w:hAnsi="Symbol" w:cs="Symbol" w:hint="default"/>
+      </w:rPr>
+    </w:lvl>
+    <w:lvl w:ilvl="5">
+      <w:start w:val="1"/>
+      <w:numFmt w:val="bullet"/>
+      <w:lvlText w:val=""/>
+      <w:lvlJc w:val="left"/>
+      <w:pPr>
+        <w:tabs>
+          <w:tab w:val="num" w:pos="4254"/>
+        </w:tabs>
+        <w:ind w:left="4254" w:hanging="283"/>
+      </w:pPr>
+      <w:rPr>
+        <w:rFonts w:ascii="Symbol" w:hAnsi="Symbol" w:cs="Symbol" w:hint="default"/>
+      </w:rPr>
+    </w:lvl>
+    <w:lvl w:ilvl="6">
+      <w:start w:val="1"/>
+      <w:numFmt w:val="bullet"/>
+      <w:lvlText w:val=""/>
+      <w:lvlJc w:val="left"/>
+      <w:pPr>
+        <w:tabs>
+          <w:tab w:val="num" w:pos="4963"/>
+        </w:tabs>
+        <w:ind w:left="4963" w:hanging="283"/>
+      </w:pPr>
+      <w:rPr>
+        <w:rFonts w:ascii="Symbol" w:hAnsi="Symbol" w:cs="Symbol" w:hint="default"/>
+      </w:rPr>
+    </w:lvl>
+    <w:lvl w:ilvl="7">
+      <w:start w:val="1"/>
+      <w:numFmt w:val="bullet"/>
+      <w:lvlText w:val=""/>
+      <w:lvlJc w:val="left"/>
+      <w:pPr>
+        <w:tabs>
+          <w:tab w:val="num" w:pos="5672"/>
+        </w:tabs>
+        <w:ind w:left="5672" w:hanging="283"/>
+      </w:pPr>
+      <w:rPr>
+        <w:rFonts w:ascii="Symbol" w:hAnsi="Symbol" w:cs="Symbol" w:hint="default"/>
+      </w:rPr>
+    </w:lvl>
+    <w:lvl w:ilvl="8">
+      <w:start w:val="1"/>
+      <w:numFmt w:val="bullet"/>
+      <w:lvlText w:val=""/>
+      <w:lvlJc w:val="left"/>
+      <w:pPr>
+        <w:tabs>
+          <w:tab w:val="num" w:pos="6381"/>
+        </w:tabs>
+        <w:ind w:left="6381" w:hanging="283"/>
+      </w:pPr>
+      <w:rPr>
+        <w:rFonts w:ascii="Symbol" w:hAnsi="Symbol" w:cs="Symbol" w:hint="default"/>
+      </w:rPr>
+    </w:lvl>
+  </w:abstractNum>
+  <w:abstractNum w:abstractNumId="38">
+    <w:lvl w:ilvl="0">
+      <w:start w:val="1"/>
+      <w:numFmt w:val="bullet"/>
+      <w:lvlText w:val=""/>
+      <w:lvlJc w:val="left"/>
+      <w:pPr>
+        <w:tabs>
+          <w:tab w:val="num" w:pos="709"/>
+        </w:tabs>
+        <w:ind w:left="709" w:hanging="283"/>
+      </w:pPr>
+      <w:rPr>
+        <w:rFonts w:ascii="Symbol" w:hAnsi="Symbol" w:cs="Symbol" w:hint="default"/>
+      </w:rPr>
+    </w:lvl>
+    <w:lvl w:ilvl="1">
+      <w:start w:val="1"/>
+      <w:numFmt w:val="bullet"/>
+      <w:lvlText w:val=""/>
+      <w:lvlJc w:val="left"/>
+      <w:pPr>
+        <w:tabs>
+          <w:tab w:val="num" w:pos="1418"/>
+        </w:tabs>
+        <w:ind w:left="1418" w:hanging="283"/>
+      </w:pPr>
+      <w:rPr>
+        <w:rFonts w:ascii="Symbol" w:hAnsi="Symbol" w:cs="Symbol" w:hint="default"/>
+      </w:rPr>
+    </w:lvl>
+    <w:lvl w:ilvl="2">
+      <w:start w:val="1"/>
+      <w:numFmt w:val="bullet"/>
+      <w:lvlText w:val=""/>
+      <w:lvlJc w:val="left"/>
+      <w:pPr>
+        <w:tabs>
+          <w:tab w:val="num" w:pos="2127"/>
+        </w:tabs>
+        <w:ind w:left="2127" w:hanging="283"/>
+      </w:pPr>
+      <w:rPr>
+        <w:rFonts w:ascii="Symbol" w:hAnsi="Symbol" w:cs="Symbol" w:hint="default"/>
+      </w:rPr>
+    </w:lvl>
+    <w:lvl w:ilvl="3">
+      <w:start w:val="1"/>
+      <w:numFmt w:val="bullet"/>
+      <w:lvlText w:val=""/>
+      <w:lvlJc w:val="left"/>
+      <w:pPr>
+        <w:tabs>
+          <w:tab w:val="num" w:pos="2836"/>
+        </w:tabs>
+        <w:ind w:left="2836" w:hanging="283"/>
+      </w:pPr>
+      <w:rPr>
+        <w:rFonts w:ascii="Symbol" w:hAnsi="Symbol" w:cs="Symbol" w:hint="default"/>
+      </w:rPr>
+    </w:lvl>
+    <w:lvl w:ilvl="4">
+      <w:start w:val="1"/>
+      <w:numFmt w:val="bullet"/>
+      <w:lvlText w:val=""/>
+      <w:lvlJc w:val="left"/>
+      <w:pPr>
+        <w:tabs>
+          <w:tab w:val="num" w:pos="3545"/>
+        </w:tabs>
+        <w:ind w:left="3545" w:hanging="283"/>
+      </w:pPr>
+      <w:rPr>
+        <w:rFonts w:ascii="Symbol" w:hAnsi="Symbol" w:cs="Symbol" w:hint="default"/>
+      </w:rPr>
+    </w:lvl>
+    <w:lvl w:ilvl="5">
+      <w:start w:val="1"/>
+      <w:numFmt w:val="bullet"/>
+      <w:lvlText w:val=""/>
+      <w:lvlJc w:val="left"/>
+      <w:pPr>
+        <w:tabs>
+          <w:tab w:val="num" w:pos="4254"/>
+        </w:tabs>
+        <w:ind w:left="4254" w:hanging="283"/>
+      </w:pPr>
+      <w:rPr>
+        <w:rFonts w:ascii="Symbol" w:hAnsi="Symbol" w:cs="Symbol" w:hint="default"/>
+      </w:rPr>
+    </w:lvl>
+    <w:lvl w:ilvl="6">
+      <w:start w:val="1"/>
+      <w:numFmt w:val="bullet"/>
+      <w:lvlText w:val=""/>
+      <w:lvlJc w:val="left"/>
+      <w:pPr>
+        <w:tabs>
+          <w:tab w:val="num" w:pos="4963"/>
+        </w:tabs>
+        <w:ind w:left="4963" w:hanging="283"/>
+      </w:pPr>
+      <w:rPr>
+        <w:rFonts w:ascii="Symbol" w:hAnsi="Symbol" w:cs="Symbol" w:hint="default"/>
+      </w:rPr>
+    </w:lvl>
+    <w:lvl w:ilvl="7">
+      <w:start w:val="1"/>
+      <w:numFmt w:val="bullet"/>
+      <w:lvlText w:val=""/>
+      <w:lvlJc w:val="left"/>
+      <w:pPr>
+        <w:tabs>
+          <w:tab w:val="num" w:pos="5672"/>
+        </w:tabs>
+        <w:ind w:left="5672" w:hanging="283"/>
+      </w:pPr>
+      <w:rPr>
+        <w:rFonts w:ascii="Symbol" w:hAnsi="Symbol" w:cs="Symbol" w:hint="default"/>
+      </w:rPr>
+    </w:lvl>
+    <w:lvl w:ilvl="8">
+      <w:start w:val="1"/>
+      <w:numFmt w:val="bullet"/>
+      <w:lvlText w:val=""/>
+      <w:lvlJc w:val="left"/>
+      <w:pPr>
+        <w:tabs>
+          <w:tab w:val="num" w:pos="6381"/>
+        </w:tabs>
+        <w:ind w:left="6381" w:hanging="283"/>
+      </w:pPr>
+      <w:rPr>
+        <w:rFonts w:ascii="Symbol" w:hAnsi="Symbol" w:cs="Symbol" w:hint="default"/>
+      </w:rPr>
+    </w:lvl>
+  </w:abstractNum>
+  <w:abstractNum w:abstractNumId="39">
+    <w:lvl w:ilvl="0">
+      <w:start w:val="1"/>
+      <w:numFmt w:val="bullet"/>
+      <w:lvlText w:val=""/>
+      <w:lvlJc w:val="left"/>
+      <w:pPr>
+        <w:tabs>
+          <w:tab w:val="num" w:pos="709"/>
+        </w:tabs>
+        <w:ind w:left="709" w:hanging="283"/>
+      </w:pPr>
+      <w:rPr>
+        <w:rFonts w:ascii="Symbol" w:hAnsi="Symbol" w:cs="Symbol" w:hint="default"/>
+      </w:rPr>
+    </w:lvl>
+    <w:lvl w:ilvl="1">
+      <w:start w:val="1"/>
+      <w:numFmt w:val="bullet"/>
+      <w:lvlText w:val=""/>
+      <w:lvlJc w:val="left"/>
+      <w:pPr>
+        <w:tabs>
+          <w:tab w:val="num" w:pos="1418"/>
+        </w:tabs>
+        <w:ind w:left="1418" w:hanging="283"/>
+      </w:pPr>
+      <w:rPr>
+        <w:rFonts w:ascii="Symbol" w:hAnsi="Symbol" w:cs="Symbol" w:hint="default"/>
+      </w:rPr>
+    </w:lvl>
+    <w:lvl w:ilvl="2">
+      <w:start w:val="1"/>
+      <w:numFmt w:val="bullet"/>
+      <w:lvlText w:val=""/>
+      <w:lvlJc w:val="left"/>
+      <w:pPr>
+        <w:tabs>
+          <w:tab w:val="num" w:pos="2127"/>
+        </w:tabs>
+        <w:ind w:left="2127" w:hanging="283"/>
+      </w:pPr>
+      <w:rPr>
+        <w:rFonts w:ascii="Symbol" w:hAnsi="Symbol" w:cs="Symbol" w:hint="default"/>
+      </w:rPr>
+    </w:lvl>
+    <w:lvl w:ilvl="3">
+      <w:start w:val="1"/>
+      <w:numFmt w:val="bullet"/>
+      <w:lvlText w:val=""/>
+      <w:lvlJc w:val="left"/>
+      <w:pPr>
+        <w:tabs>
+          <w:tab w:val="num" w:pos="2836"/>
+        </w:tabs>
+        <w:ind w:left="2836" w:hanging="283"/>
+      </w:pPr>
+      <w:rPr>
+        <w:rFonts w:ascii="Symbol" w:hAnsi="Symbol" w:cs="Symbol" w:hint="default"/>
+      </w:rPr>
+    </w:lvl>
+    <w:lvl w:ilvl="4">
+      <w:start w:val="1"/>
+      <w:numFmt w:val="bullet"/>
+      <w:lvlText w:val=""/>
+      <w:lvlJc w:val="left"/>
+      <w:pPr>
+        <w:tabs>
+          <w:tab w:val="num" w:pos="3545"/>
+        </w:tabs>
+        <w:ind w:left="3545" w:hanging="283"/>
+      </w:pPr>
+      <w:rPr>
+        <w:rFonts w:ascii="Symbol" w:hAnsi="Symbol" w:cs="Symbol" w:hint="default"/>
+      </w:rPr>
+    </w:lvl>
+    <w:lvl w:ilvl="5">
+      <w:start w:val="1"/>
+      <w:numFmt w:val="bullet"/>
+      <w:lvlText w:val=""/>
+      <w:lvlJc w:val="left"/>
+      <w:pPr>
+        <w:tabs>
+          <w:tab w:val="num" w:pos="4254"/>
+        </w:tabs>
+        <w:ind w:left="4254" w:hanging="283"/>
+      </w:pPr>
+      <w:rPr>
+        <w:rFonts w:ascii="Symbol" w:hAnsi="Symbol" w:cs="Symbol" w:hint="default"/>
+      </w:rPr>
+    </w:lvl>
+    <w:lvl w:ilvl="6">
+      <w:start w:val="1"/>
+      <w:numFmt w:val="bullet"/>
+      <w:lvlText w:val=""/>
+      <w:lvlJc w:val="left"/>
+      <w:pPr>
+        <w:tabs>
+          <w:tab w:val="num" w:pos="4963"/>
+        </w:tabs>
+        <w:ind w:left="4963" w:hanging="283"/>
+      </w:pPr>
+      <w:rPr>
+        <w:rFonts w:ascii="Symbol" w:hAnsi="Symbol" w:cs="Symbol" w:hint="default"/>
+      </w:rPr>
+    </w:lvl>
+    <w:lvl w:ilvl="7">
+      <w:start w:val="1"/>
+      <w:numFmt w:val="bullet"/>
+      <w:lvlText w:val=""/>
+      <w:lvlJc w:val="left"/>
+      <w:pPr>
+        <w:tabs>
+          <w:tab w:val="num" w:pos="5672"/>
+        </w:tabs>
+        <w:ind w:left="5672" w:hanging="283"/>
+      </w:pPr>
+      <w:rPr>
+        <w:rFonts w:ascii="Symbol" w:hAnsi="Symbol" w:cs="Symbol" w:hint="default"/>
+      </w:rPr>
+    </w:lvl>
+    <w:lvl w:ilvl="8">
+      <w:start w:val="1"/>
+      <w:numFmt w:val="bullet"/>
+      <w:lvlText w:val=""/>
+      <w:lvlJc w:val="left"/>
+      <w:pPr>
+        <w:tabs>
+          <w:tab w:val="num" w:pos="6381"/>
+        </w:tabs>
+        <w:ind w:left="6381" w:hanging="283"/>
+      </w:pPr>
+      <w:rPr>
+        <w:rFonts w:ascii="Symbol" w:hAnsi="Symbol" w:cs="Symbol" w:hint="default"/>
+      </w:rPr>
+    </w:lvl>
+  </w:abstractNum>
+  <w:abstractNum w:abstractNumId="40">
+    <w:lvl w:ilvl="0">
+      <w:start w:val="1"/>
+      <w:numFmt w:val="bullet"/>
+      <w:lvlText w:val=""/>
+      <w:lvlJc w:val="left"/>
+      <w:pPr>
+        <w:tabs>
+          <w:tab w:val="num" w:pos="709"/>
+        </w:tabs>
+        <w:ind w:left="709" w:hanging="283"/>
+      </w:pPr>
+      <w:rPr>
+        <w:rFonts w:ascii="Symbol" w:hAnsi="Symbol" w:cs="Symbol" w:hint="default"/>
+      </w:rPr>
+    </w:lvl>
+    <w:lvl w:ilvl="1">
+      <w:start w:val="1"/>
+      <w:numFmt w:val="bullet"/>
+      <w:lvlText w:val=""/>
+      <w:lvlJc w:val="left"/>
+      <w:pPr>
+        <w:tabs>
+          <w:tab w:val="num" w:pos="1418"/>
+        </w:tabs>
+        <w:ind w:left="1418" w:hanging="283"/>
+      </w:pPr>
+      <w:rPr>
+        <w:rFonts w:ascii="Symbol" w:hAnsi="Symbol" w:cs="Symbol" w:hint="default"/>
+      </w:rPr>
+    </w:lvl>
+    <w:lvl w:ilvl="2">
+      <w:start w:val="1"/>
+      <w:numFmt w:val="bullet"/>
+      <w:lvlText w:val=""/>
+      <w:lvlJc w:val="left"/>
+      <w:pPr>
+        <w:tabs>
+          <w:tab w:val="num" w:pos="2127"/>
+        </w:tabs>
+        <w:ind w:left="2127" w:hanging="283"/>
+      </w:pPr>
+      <w:rPr>
+        <w:rFonts w:ascii="Symbol" w:hAnsi="Symbol" w:cs="Symbol" w:hint="default"/>
+      </w:rPr>
+    </w:lvl>
+    <w:lvl w:ilvl="3">
+      <w:start w:val="1"/>
+      <w:numFmt w:val="bullet"/>
+      <w:lvlText w:val=""/>
+      <w:lvlJc w:val="left"/>
+      <w:pPr>
+        <w:tabs>
+          <w:tab w:val="num" w:pos="2836"/>
+        </w:tabs>
+        <w:ind w:left="2836" w:hanging="283"/>
+      </w:pPr>
+      <w:rPr>
+        <w:rFonts w:ascii="Symbol" w:hAnsi="Symbol" w:cs="Symbol" w:hint="default"/>
+      </w:rPr>
+    </w:lvl>
+    <w:lvl w:ilvl="4">
+      <w:start w:val="1"/>
+      <w:numFmt w:val="bullet"/>
+      <w:lvlText w:val=""/>
+      <w:lvlJc w:val="left"/>
+      <w:pPr>
+        <w:tabs>
+          <w:tab w:val="num" w:pos="3545"/>
+        </w:tabs>
+        <w:ind w:left="3545" w:hanging="283"/>
+      </w:pPr>
+      <w:rPr>
+        <w:rFonts w:ascii="Symbol" w:hAnsi="Symbol" w:cs="Symbol" w:hint="default"/>
+      </w:rPr>
+    </w:lvl>
+    <w:lvl w:ilvl="5">
+      <w:start w:val="1"/>
+      <w:numFmt w:val="bullet"/>
+      <w:lvlText w:val=""/>
+      <w:lvlJc w:val="left"/>
+      <w:pPr>
+        <w:tabs>
+          <w:tab w:val="num" w:pos="4254"/>
+        </w:tabs>
+        <w:ind w:left="4254" w:hanging="283"/>
+      </w:pPr>
+      <w:rPr>
+        <w:rFonts w:ascii="Symbol" w:hAnsi="Symbol" w:cs="Symbol" w:hint="default"/>
+      </w:rPr>
+    </w:lvl>
+    <w:lvl w:ilvl="6">
+      <w:start w:val="1"/>
+      <w:numFmt w:val="bullet"/>
+      <w:lvlText w:val=""/>
+      <w:lvlJc w:val="left"/>
+      <w:pPr>
+        <w:tabs>
+          <w:tab w:val="num" w:pos="4963"/>
+        </w:tabs>
+        <w:ind w:left="4963" w:hanging="283"/>
+      </w:pPr>
+      <w:rPr>
+        <w:rFonts w:ascii="Symbol" w:hAnsi="Symbol" w:cs="Symbol" w:hint="default"/>
+      </w:rPr>
+    </w:lvl>
+    <w:lvl w:ilvl="7">
+      <w:start w:val="1"/>
+      <w:numFmt w:val="bullet"/>
+      <w:lvlText w:val=""/>
+      <w:lvlJc w:val="left"/>
+      <w:pPr>
+        <w:tabs>
+          <w:tab w:val="num" w:pos="5672"/>
+        </w:tabs>
+        <w:ind w:left="5672" w:hanging="283"/>
+      </w:pPr>
+      <w:rPr>
+        <w:rFonts w:ascii="Symbol" w:hAnsi="Symbol" w:cs="Symbol" w:hint="default"/>
+      </w:rPr>
+    </w:lvl>
+    <w:lvl w:ilvl="8">
+      <w:start w:val="1"/>
+      <w:numFmt w:val="bullet"/>
+      <w:lvlText w:val=""/>
+      <w:lvlJc w:val="left"/>
+      <w:pPr>
+        <w:tabs>
+          <w:tab w:val="num" w:pos="6381"/>
+        </w:tabs>
+        <w:ind w:left="6381" w:hanging="283"/>
+      </w:pPr>
+      <w:rPr>
+        <w:rFonts w:ascii="Symbol" w:hAnsi="Symbol" w:cs="Symbol" w:hint="default"/>
+      </w:rPr>
+    </w:lvl>
+  </w:abstractNum>
+  <w:abstractNum w:abstractNumId="41">
+    <w:lvl w:ilvl="0">
+      <w:start w:val="1"/>
+      <w:numFmt w:val="bullet"/>
+      <w:lvlText w:val=""/>
+      <w:lvlJc w:val="left"/>
+      <w:pPr>
+        <w:tabs>
+          <w:tab w:val="num" w:pos="709"/>
+        </w:tabs>
+        <w:ind w:left="709" w:hanging="283"/>
+      </w:pPr>
+      <w:rPr>
+        <w:rFonts w:ascii="Symbol" w:hAnsi="Symbol" w:cs="Symbol" w:hint="default"/>
+      </w:rPr>
+    </w:lvl>
+    <w:lvl w:ilvl="1">
+      <w:start w:val="1"/>
+      <w:numFmt w:val="bullet"/>
+      <w:lvlText w:val=""/>
+      <w:lvlJc w:val="left"/>
+      <w:pPr>
+        <w:tabs>
+          <w:tab w:val="num" w:pos="1418"/>
+        </w:tabs>
+        <w:ind w:left="1418" w:hanging="283"/>
+      </w:pPr>
+      <w:rPr>
+        <w:rFonts w:ascii="Symbol" w:hAnsi="Symbol" w:cs="Symbol" w:hint="default"/>
+      </w:rPr>
+    </w:lvl>
+    <w:lvl w:ilvl="2">
+      <w:start w:val="1"/>
+      <w:numFmt w:val="bullet"/>
+      <w:lvlText w:val=""/>
+      <w:lvlJc w:val="left"/>
+      <w:pPr>
+        <w:tabs>
+          <w:tab w:val="num" w:pos="2127"/>
+        </w:tabs>
+        <w:ind w:left="2127" w:hanging="283"/>
+      </w:pPr>
+      <w:rPr>
+        <w:rFonts w:ascii="Symbol" w:hAnsi="Symbol" w:cs="Symbol" w:hint="default"/>
+      </w:rPr>
+    </w:lvl>
+    <w:lvl w:ilvl="3">
+      <w:start w:val="1"/>
+      <w:numFmt w:val="bullet"/>
+      <w:lvlText w:val=""/>
+      <w:lvlJc w:val="left"/>
+      <w:pPr>
+        <w:tabs>
+          <w:tab w:val="num" w:pos="2836"/>
+        </w:tabs>
+        <w:ind w:left="2836" w:hanging="283"/>
+      </w:pPr>
+      <w:rPr>
+        <w:rFonts w:ascii="Symbol" w:hAnsi="Symbol" w:cs="Symbol" w:hint="default"/>
+      </w:rPr>
+    </w:lvl>
+    <w:lvl w:ilvl="4">
+      <w:start w:val="1"/>
+      <w:numFmt w:val="bullet"/>
+      <w:lvlText w:val=""/>
+      <w:lvlJc w:val="left"/>
+      <w:pPr>
+        <w:tabs>
+          <w:tab w:val="num" w:pos="3545"/>
+        </w:tabs>
+        <w:ind w:left="3545" w:hanging="283"/>
+      </w:pPr>
+      <w:rPr>
+        <w:rFonts w:ascii="Symbol" w:hAnsi="Symbol" w:cs="Symbol" w:hint="default"/>
+      </w:rPr>
+    </w:lvl>
+    <w:lvl w:ilvl="5">
+      <w:start w:val="1"/>
+      <w:numFmt w:val="bullet"/>
+      <w:lvlText w:val=""/>
+      <w:lvlJc w:val="left"/>
+      <w:pPr>
+        <w:tabs>
+          <w:tab w:val="num" w:pos="4254"/>
+        </w:tabs>
+        <w:ind w:left="4254" w:hanging="283"/>
+      </w:pPr>
+      <w:rPr>
+        <w:rFonts w:ascii="Symbol" w:hAnsi="Symbol" w:cs="Symbol" w:hint="default"/>
+      </w:rPr>
+    </w:lvl>
+    <w:lvl w:ilvl="6">
+      <w:start w:val="1"/>
+      <w:numFmt w:val="bullet"/>
+      <w:lvlText w:val=""/>
+      <w:lvlJc w:val="left"/>
+      <w:pPr>
+        <w:tabs>
+          <w:tab w:val="num" w:pos="4963"/>
+        </w:tabs>
+        <w:ind w:left="4963" w:hanging="283"/>
+      </w:pPr>
+      <w:rPr>
+        <w:rFonts w:ascii="Symbol" w:hAnsi="Symbol" w:cs="Symbol" w:hint="default"/>
+      </w:rPr>
+    </w:lvl>
+    <w:lvl w:ilvl="7">
+      <w:start w:val="1"/>
+      <w:numFmt w:val="bullet"/>
+      <w:lvlText w:val=""/>
+      <w:lvlJc w:val="left"/>
+      <w:pPr>
+        <w:tabs>
+          <w:tab w:val="num" w:pos="5672"/>
+        </w:tabs>
+        <w:ind w:left="5672" w:hanging="283"/>
+      </w:pPr>
+      <w:rPr>
+        <w:rFonts w:ascii="Symbol" w:hAnsi="Symbol" w:cs="Symbol" w:hint="default"/>
+      </w:rPr>
+    </w:lvl>
+    <w:lvl w:ilvl="8">
+      <w:start w:val="1"/>
+      <w:numFmt w:val="bullet"/>
+      <w:lvlText w:val=""/>
+      <w:lvlJc w:val="left"/>
+      <w:pPr>
+        <w:tabs>
+          <w:tab w:val="num" w:pos="6381"/>
+        </w:tabs>
+        <w:ind w:left="6381" w:hanging="283"/>
+      </w:pPr>
+      <w:rPr>
+        <w:rFonts w:ascii="Symbol" w:hAnsi="Symbol" w:cs="Symbol" w:hint="default"/>
+      </w:rPr>
+    </w:lvl>
+  </w:abstractNum>
+  <w:abstractNum w:abstractNumId="42">
+    <w:lvl w:ilvl="0">
+      <w:start w:val="1"/>
+      <w:numFmt w:val="bullet"/>
+      <w:lvlText w:val=""/>
+      <w:lvlJc w:val="left"/>
+      <w:pPr>
+        <w:tabs>
+          <w:tab w:val="num" w:pos="709"/>
+        </w:tabs>
+        <w:ind w:left="709" w:hanging="283"/>
+      </w:pPr>
+      <w:rPr>
+        <w:rFonts w:ascii="Symbol" w:hAnsi="Symbol" w:cs="Symbol" w:hint="default"/>
+      </w:rPr>
+    </w:lvl>
+    <w:lvl w:ilvl="1">
+      <w:start w:val="1"/>
+      <w:numFmt w:val="bullet"/>
+      <w:lvlText w:val=""/>
+      <w:lvlJc w:val="left"/>
+      <w:pPr>
+        <w:tabs>
+          <w:tab w:val="num" w:pos="1418"/>
+        </w:tabs>
+        <w:ind w:left="1418" w:hanging="283"/>
+      </w:pPr>
+      <w:rPr>
+        <w:rFonts w:ascii="Symbol" w:hAnsi="Symbol" w:cs="Symbol" w:hint="default"/>
+      </w:rPr>
+    </w:lvl>
+    <w:lvl w:ilvl="2">
+      <w:start w:val="1"/>
+      <w:numFmt w:val="bullet"/>
+      <w:lvlText w:val=""/>
+      <w:lvlJc w:val="left"/>
+      <w:pPr>
+        <w:tabs>
+          <w:tab w:val="num" w:pos="2127"/>
+        </w:tabs>
+        <w:ind w:left="2127" w:hanging="283"/>
+      </w:pPr>
+      <w:rPr>
+        <w:rFonts w:ascii="Symbol" w:hAnsi="Symbol" w:cs="Symbol" w:hint="default"/>
+      </w:rPr>
+    </w:lvl>
+    <w:lvl w:ilvl="3">
+      <w:start w:val="1"/>
+      <w:numFmt w:val="bullet"/>
+      <w:lvlText w:val=""/>
+      <w:lvlJc w:val="left"/>
+      <w:pPr>
+        <w:tabs>
+          <w:tab w:val="num" w:pos="2836"/>
+        </w:tabs>
+        <w:ind w:left="2836" w:hanging="283"/>
+      </w:pPr>
+      <w:rPr>
+        <w:rFonts w:ascii="Symbol" w:hAnsi="Symbol" w:cs="Symbol" w:hint="default"/>
+      </w:rPr>
+    </w:lvl>
+    <w:lvl w:ilvl="4">
+      <w:start w:val="1"/>
+      <w:numFmt w:val="bullet"/>
+      <w:lvlText w:val=""/>
+      <w:lvlJc w:val="left"/>
+      <w:pPr>
+        <w:tabs>
+          <w:tab w:val="num" w:pos="3545"/>
+        </w:tabs>
+        <w:ind w:left="3545" w:hanging="283"/>
+      </w:pPr>
+      <w:rPr>
+        <w:rFonts w:ascii="Symbol" w:hAnsi="Symbol" w:cs="Symbol" w:hint="default"/>
+      </w:rPr>
+    </w:lvl>
+    <w:lvl w:ilvl="5">
+      <w:start w:val="1"/>
+      <w:numFmt w:val="bullet"/>
+      <w:lvlText w:val=""/>
+      <w:lvlJc w:val="left"/>
+      <w:pPr>
+        <w:tabs>
+          <w:tab w:val="num" w:pos="4254"/>
+        </w:tabs>
+        <w:ind w:left="4254" w:hanging="283"/>
+      </w:pPr>
+      <w:rPr>
+        <w:rFonts w:ascii="Symbol" w:hAnsi="Symbol" w:cs="Symbol" w:hint="default"/>
+      </w:rPr>
+    </w:lvl>
+    <w:lvl w:ilvl="6">
+      <w:start w:val="1"/>
+      <w:numFmt w:val="bullet"/>
+      <w:lvlText w:val=""/>
+      <w:lvlJc w:val="left"/>
+      <w:pPr>
+        <w:tabs>
+          <w:tab w:val="num" w:pos="4963"/>
+        </w:tabs>
+        <w:ind w:left="4963" w:hanging="283"/>
+      </w:pPr>
+      <w:rPr>
+        <w:rFonts w:ascii="Symbol" w:hAnsi="Symbol" w:cs="Symbol" w:hint="default"/>
+      </w:rPr>
+    </w:lvl>
+    <w:lvl w:ilvl="7">
+      <w:start w:val="1"/>
+      <w:numFmt w:val="bullet"/>
+      <w:lvlText w:val=""/>
+      <w:lvlJc w:val="left"/>
+      <w:pPr>
+        <w:tabs>
+          <w:tab w:val="num" w:pos="5672"/>
+        </w:tabs>
+        <w:ind w:left="5672" w:hanging="283"/>
+      </w:pPr>
+      <w:rPr>
+        <w:rFonts w:ascii="Symbol" w:hAnsi="Symbol" w:cs="Symbol" w:hint="default"/>
+      </w:rPr>
+    </w:lvl>
+    <w:lvl w:ilvl="8">
+      <w:start w:val="1"/>
+      <w:numFmt w:val="bullet"/>
+      <w:lvlText w:val=""/>
+      <w:lvlJc w:val="left"/>
+      <w:pPr>
+        <w:tabs>
+          <w:tab w:val="num" w:pos="6381"/>
+        </w:tabs>
+        <w:ind w:left="6381" w:hanging="283"/>
+      </w:pPr>
+      <w:rPr>
+        <w:rFonts w:ascii="Symbol" w:hAnsi="Symbol" w:cs="Symbol" w:hint="default"/>
+      </w:rPr>
+    </w:lvl>
+  </w:abstractNum>
+  <w:abstractNum w:abstractNumId="43">
+    <w:lvl w:ilvl="0">
+      <w:start w:val="1"/>
+      <w:numFmt w:val="bullet"/>
+      <w:lvlText w:val=""/>
+      <w:lvlJc w:val="left"/>
+      <w:pPr>
+        <w:tabs>
+          <w:tab w:val="num" w:pos="709"/>
+        </w:tabs>
+        <w:ind w:left="709" w:hanging="283"/>
+      </w:pPr>
+      <w:rPr>
+        <w:rFonts w:ascii="Symbol" w:hAnsi="Symbol" w:cs="Symbol" w:hint="default"/>
+      </w:rPr>
+    </w:lvl>
+    <w:lvl w:ilvl="1">
+      <w:start w:val="1"/>
+      <w:numFmt w:val="bullet"/>
+      <w:lvlText w:val=""/>
+      <w:lvlJc w:val="left"/>
+      <w:pPr>
+        <w:tabs>
+          <w:tab w:val="num" w:pos="1418"/>
+        </w:tabs>
+        <w:ind w:left="1418" w:hanging="283"/>
+      </w:pPr>
+      <w:rPr>
+        <w:rFonts w:ascii="Symbol" w:hAnsi="Symbol" w:cs="Symbol" w:hint="default"/>
+      </w:rPr>
+    </w:lvl>
+    <w:lvl w:ilvl="2">
+      <w:start w:val="1"/>
+      <w:numFmt w:val="bullet"/>
+      <w:lvlText w:val=""/>
+      <w:lvlJc w:val="left"/>
+      <w:pPr>
+        <w:tabs>
+          <w:tab w:val="num" w:pos="2127"/>
+        </w:tabs>
+        <w:ind w:left="2127" w:hanging="283"/>
+      </w:pPr>
+      <w:rPr>
+        <w:rFonts w:ascii="Symbol" w:hAnsi="Symbol" w:cs="Symbol" w:hint="default"/>
+      </w:rPr>
+    </w:lvl>
+    <w:lvl w:ilvl="3">
+      <w:start w:val="1"/>
+      <w:numFmt w:val="bullet"/>
+      <w:lvlText w:val=""/>
+      <w:lvlJc w:val="left"/>
+      <w:pPr>
+        <w:tabs>
+          <w:tab w:val="num" w:pos="2836"/>
+        </w:tabs>
+        <w:ind w:left="2836" w:hanging="283"/>
+      </w:pPr>
+      <w:rPr>
+        <w:rFonts w:ascii="Symbol" w:hAnsi="Symbol" w:cs="Symbol" w:hint="default"/>
+      </w:rPr>
+    </w:lvl>
+    <w:lvl w:ilvl="4">
+      <w:start w:val="1"/>
+      <w:numFmt w:val="bullet"/>
+      <w:lvlText w:val=""/>
+      <w:lvlJc w:val="left"/>
+      <w:pPr>
+        <w:tabs>
+          <w:tab w:val="num" w:pos="3545"/>
+        </w:tabs>
+        <w:ind w:left="3545" w:hanging="283"/>
+      </w:pPr>
+      <w:rPr>
+        <w:rFonts w:ascii="Symbol" w:hAnsi="Symbol" w:cs="Symbol" w:hint="default"/>
+      </w:rPr>
+    </w:lvl>
+    <w:lvl w:ilvl="5">
+      <w:start w:val="1"/>
+      <w:numFmt w:val="bullet"/>
+      <w:lvlText w:val=""/>
+      <w:lvlJc w:val="left"/>
+      <w:pPr>
+        <w:tabs>
+          <w:tab w:val="num" w:pos="4254"/>
+        </w:tabs>
+        <w:ind w:left="4254" w:hanging="283"/>
+      </w:pPr>
+      <w:rPr>
+        <w:rFonts w:ascii="Symbol" w:hAnsi="Symbol" w:cs="Symbol" w:hint="default"/>
+      </w:rPr>
+    </w:lvl>
+    <w:lvl w:ilvl="6">
+      <w:start w:val="1"/>
+      <w:numFmt w:val="bullet"/>
+      <w:lvlText w:val=""/>
+      <w:lvlJc w:val="left"/>
+      <w:pPr>
+        <w:tabs>
+          <w:tab w:val="num" w:pos="4963"/>
+        </w:tabs>
+        <w:ind w:left="4963" w:hanging="283"/>
+      </w:pPr>
+      <w:rPr>
+        <w:rFonts w:ascii="Symbol" w:hAnsi="Symbol" w:cs="Symbol" w:hint="default"/>
+      </w:rPr>
+    </w:lvl>
+    <w:lvl w:ilvl="7">
+      <w:start w:val="1"/>
+      <w:numFmt w:val="bullet"/>
+      <w:lvlText w:val=""/>
+      <w:lvlJc w:val="left"/>
+      <w:pPr>
+        <w:tabs>
+          <w:tab w:val="num" w:pos="5672"/>
+        </w:tabs>
+        <w:ind w:left="5672" w:hanging="283"/>
+      </w:pPr>
+      <w:rPr>
+        <w:rFonts w:ascii="Symbol" w:hAnsi="Symbol" w:cs="Symbol" w:hint="default"/>
+      </w:rPr>
+    </w:lvl>
+    <w:lvl w:ilvl="8">
+      <w:start w:val="1"/>
+      <w:numFmt w:val="bullet"/>
+      <w:lvlText w:val=""/>
+      <w:lvlJc w:val="left"/>
+      <w:pPr>
+        <w:tabs>
+          <w:tab w:val="num" w:pos="6381"/>
+        </w:tabs>
+        <w:ind w:left="6381" w:hanging="283"/>
+      </w:pPr>
+      <w:rPr>
+        <w:rFonts w:ascii="Symbol" w:hAnsi="Symbol" w:cs="Symbol" w:hint="default"/>
+      </w:rPr>
+    </w:lvl>
+  </w:abstractNum>
+  <w:abstractNum w:abstractNumId="44">
+    <w:lvl w:ilvl="0">
+      <w:start w:val="1"/>
+      <w:numFmt w:val="bullet"/>
+      <w:lvlText w:val=""/>
+      <w:lvlJc w:val="left"/>
+      <w:pPr>
+        <w:tabs>
+          <w:tab w:val="num" w:pos="709"/>
+        </w:tabs>
+        <w:ind w:left="709" w:hanging="283"/>
+      </w:pPr>
+      <w:rPr>
+        <w:rFonts w:ascii="Symbol" w:hAnsi="Symbol" w:cs="Symbol" w:hint="default"/>
+      </w:rPr>
+    </w:lvl>
+    <w:lvl w:ilvl="1">
+      <w:start w:val="1"/>
+      <w:numFmt w:val="bullet"/>
+      <w:lvlText w:val=""/>
+      <w:lvlJc w:val="left"/>
+      <w:pPr>
+        <w:tabs>
+          <w:tab w:val="num" w:pos="1418"/>
+        </w:tabs>
+        <w:ind w:left="1418" w:hanging="283"/>
+      </w:pPr>
+      <w:rPr>
+        <w:rFonts w:ascii="Symbol" w:hAnsi="Symbol" w:cs="Symbol" w:hint="default"/>
+      </w:rPr>
+    </w:lvl>
+    <w:lvl w:ilvl="2">
+      <w:start w:val="1"/>
+      <w:numFmt w:val="bullet"/>
+      <w:lvlText w:val=""/>
+      <w:lvlJc w:val="left"/>
+      <w:pPr>
+        <w:tabs>
+          <w:tab w:val="num" w:pos="2127"/>
+        </w:tabs>
+        <w:ind w:left="2127" w:hanging="283"/>
+      </w:pPr>
+      <w:rPr>
+        <w:rFonts w:ascii="Symbol" w:hAnsi="Symbol" w:cs="Symbol" w:hint="default"/>
+      </w:rPr>
+    </w:lvl>
+    <w:lvl w:ilvl="3">
+      <w:start w:val="1"/>
+      <w:numFmt w:val="bullet"/>
+      <w:lvlText w:val=""/>
+      <w:lvlJc w:val="left"/>
+      <w:pPr>
+        <w:tabs>
+          <w:tab w:val="num" w:pos="2836"/>
+        </w:tabs>
+        <w:ind w:left="2836" w:hanging="283"/>
+      </w:pPr>
+      <w:rPr>
+        <w:rFonts w:ascii="Symbol" w:hAnsi="Symbol" w:cs="Symbol" w:hint="default"/>
+      </w:rPr>
+    </w:lvl>
+    <w:lvl w:ilvl="4">
+      <w:start w:val="1"/>
+      <w:numFmt w:val="bullet"/>
+      <w:lvlText w:val=""/>
+      <w:lvlJc w:val="left"/>
+      <w:pPr>
+        <w:tabs>
+          <w:tab w:val="num" w:pos="3545"/>
+        </w:tabs>
+        <w:ind w:left="3545" w:hanging="283"/>
+      </w:pPr>
+      <w:rPr>
+        <w:rFonts w:ascii="Symbol" w:hAnsi="Symbol" w:cs="Symbol" w:hint="default"/>
+      </w:rPr>
+    </w:lvl>
+    <w:lvl w:ilvl="5">
+      <w:start w:val="1"/>
+      <w:numFmt w:val="bullet"/>
+      <w:lvlText w:val=""/>
+      <w:lvlJc w:val="left"/>
+      <w:pPr>
+        <w:tabs>
+          <w:tab w:val="num" w:pos="4254"/>
+        </w:tabs>
+        <w:ind w:left="4254" w:hanging="283"/>
+      </w:pPr>
+      <w:rPr>
+        <w:rFonts w:ascii="Symbol" w:hAnsi="Symbol" w:cs="Symbol" w:hint="default"/>
+      </w:rPr>
+    </w:lvl>
+    <w:lvl w:ilvl="6">
+      <w:start w:val="1"/>
+      <w:numFmt w:val="bullet"/>
+      <w:lvlText w:val=""/>
+      <w:lvlJc w:val="left"/>
+      <w:pPr>
+        <w:tabs>
+          <w:tab w:val="num" w:pos="4963"/>
+        </w:tabs>
+        <w:ind w:left="4963" w:hanging="283"/>
+      </w:pPr>
+      <w:rPr>
+        <w:rFonts w:ascii="Symbol" w:hAnsi="Symbol" w:cs="Symbol" w:hint="default"/>
+      </w:rPr>
+    </w:lvl>
+    <w:lvl w:ilvl="7">
+      <w:start w:val="1"/>
+      <w:numFmt w:val="bullet"/>
+      <w:lvlText w:val=""/>
+      <w:lvlJc w:val="left"/>
+      <w:pPr>
+        <w:tabs>
+          <w:tab w:val="num" w:pos="5672"/>
+        </w:tabs>
+        <w:ind w:left="5672" w:hanging="283"/>
+      </w:pPr>
+      <w:rPr>
+        <w:rFonts w:ascii="Symbol" w:hAnsi="Symbol" w:cs="Symbol" w:hint="default"/>
+      </w:rPr>
+    </w:lvl>
+    <w:lvl w:ilvl="8">
+      <w:start w:val="1"/>
+      <w:numFmt w:val="bullet"/>
+      <w:lvlText w:val=""/>
+      <w:lvlJc w:val="left"/>
+      <w:pPr>
+        <w:tabs>
+          <w:tab w:val="num" w:pos="6381"/>
+        </w:tabs>
+        <w:ind w:left="6381" w:hanging="283"/>
+      </w:pPr>
+      <w:rPr>
+        <w:rFonts w:ascii="Symbol" w:hAnsi="Symbol" w:cs="Symbol" w:hint="default"/>
+      </w:rPr>
+    </w:lvl>
+  </w:abstractNum>
+  <w:abstractNum w:abstractNumId="45">
+    <w:lvl w:ilvl="0">
+      <w:start w:val="1"/>
+      <w:numFmt w:val="bullet"/>
+      <w:lvlText w:val=""/>
+      <w:lvlJc w:val="left"/>
+      <w:pPr>
+        <w:tabs>
+          <w:tab w:val="num" w:pos="709"/>
+        </w:tabs>
+        <w:ind w:left="709" w:hanging="283"/>
+      </w:pPr>
+      <w:rPr>
+        <w:rFonts w:ascii="Symbol" w:hAnsi="Symbol" w:cs="Symbol" w:hint="default"/>
+      </w:rPr>
+    </w:lvl>
+    <w:lvl w:ilvl="1">
+      <w:start w:val="1"/>
+      <w:numFmt w:val="bullet"/>
+      <w:lvlText w:val=""/>
+      <w:lvlJc w:val="left"/>
+      <w:pPr>
+        <w:tabs>
+          <w:tab w:val="num" w:pos="1418"/>
+        </w:tabs>
+        <w:ind w:left="1418" w:hanging="283"/>
+      </w:pPr>
+      <w:rPr>
+        <w:rFonts w:ascii="Symbol" w:hAnsi="Symbol" w:cs="Symbol" w:hint="default"/>
+      </w:rPr>
+    </w:lvl>
+    <w:lvl w:ilvl="2">
+      <w:start w:val="1"/>
+      <w:numFmt w:val="bullet"/>
+      <w:lvlText w:val=""/>
+      <w:lvlJc w:val="left"/>
+      <w:pPr>
+        <w:tabs>
+          <w:tab w:val="num" w:pos="2127"/>
+        </w:tabs>
+        <w:ind w:left="2127" w:hanging="283"/>
+      </w:pPr>
+      <w:rPr>
+        <w:rFonts w:ascii="Symbol" w:hAnsi="Symbol" w:cs="Symbol" w:hint="default"/>
+      </w:rPr>
+    </w:lvl>
+    <w:lvl w:ilvl="3">
+      <w:start w:val="1"/>
+      <w:numFmt w:val="bullet"/>
+      <w:lvlText w:val=""/>
+      <w:lvlJc w:val="left"/>
+      <w:pPr>
+        <w:tabs>
+          <w:tab w:val="num" w:pos="2836"/>
+        </w:tabs>
+        <w:ind w:left="2836" w:hanging="283"/>
+      </w:pPr>
+      <w:rPr>
+        <w:rFonts w:ascii="Symbol" w:hAnsi="Symbol" w:cs="Symbol" w:hint="default"/>
+      </w:rPr>
+    </w:lvl>
+    <w:lvl w:ilvl="4">
+      <w:start w:val="1"/>
+      <w:numFmt w:val="bullet"/>
+      <w:lvlText w:val=""/>
+      <w:lvlJc w:val="left"/>
+      <w:pPr>
+        <w:tabs>
+          <w:tab w:val="num" w:pos="3545"/>
+        </w:tabs>
+        <w:ind w:left="3545" w:hanging="283"/>
+      </w:pPr>
+      <w:rPr>
+        <w:rFonts w:ascii="Symbol" w:hAnsi="Symbol" w:cs="Symbol" w:hint="default"/>
+      </w:rPr>
+    </w:lvl>
+    <w:lvl w:ilvl="5">
+      <w:start w:val="1"/>
+      <w:numFmt w:val="bullet"/>
+      <w:lvlText w:val=""/>
+      <w:lvlJc w:val="left"/>
+      <w:pPr>
+        <w:tabs>
+          <w:tab w:val="num" w:pos="4254"/>
+        </w:tabs>
+        <w:ind w:left="4254" w:hanging="283"/>
+      </w:pPr>
+      <w:rPr>
+        <w:rFonts w:ascii="Symbol" w:hAnsi="Symbol" w:cs="Symbol" w:hint="default"/>
+      </w:rPr>
+    </w:lvl>
+    <w:lvl w:ilvl="6">
+      <w:start w:val="1"/>
+      <w:numFmt w:val="bullet"/>
+      <w:lvlText w:val=""/>
+      <w:lvlJc w:val="left"/>
+      <w:pPr>
+        <w:tabs>
+          <w:tab w:val="num" w:pos="4963"/>
+        </w:tabs>
+        <w:ind w:left="4963" w:hanging="283"/>
+      </w:pPr>
+      <w:rPr>
+        <w:rFonts w:ascii="Symbol" w:hAnsi="Symbol" w:cs="Symbol" w:hint="default"/>
+      </w:rPr>
+    </w:lvl>
+    <w:lvl w:ilvl="7">
+      <w:start w:val="1"/>
+      <w:numFmt w:val="bullet"/>
+      <w:lvlText w:val=""/>
+      <w:lvlJc w:val="left"/>
+      <w:pPr>
+        <w:tabs>
+          <w:tab w:val="num" w:pos="5672"/>
+        </w:tabs>
+        <w:ind w:left="5672" w:hanging="283"/>
+      </w:pPr>
+      <w:rPr>
+        <w:rFonts w:ascii="Symbol" w:hAnsi="Symbol" w:cs="Symbol" w:hint="default"/>
+      </w:rPr>
+    </w:lvl>
+    <w:lvl w:ilvl="8">
+      <w:start w:val="1"/>
+      <w:numFmt w:val="bullet"/>
+      <w:lvlText w:val=""/>
+      <w:lvlJc w:val="left"/>
+      <w:pPr>
+        <w:tabs>
+          <w:tab w:val="num" w:pos="6381"/>
+        </w:tabs>
+        <w:ind w:left="6381" w:hanging="283"/>
+      </w:pPr>
+      <w:rPr>
+        <w:rFonts w:ascii="Symbol" w:hAnsi="Symbol" w:cs="Symbol" w:hint="default"/>
+      </w:rPr>
+    </w:lvl>
+  </w:abstractNum>
+  <w:abstractNum w:abstractNumId="46">
+    <w:lvl w:ilvl="0">
+      <w:start w:val="1"/>
+      <w:numFmt w:val="bullet"/>
+      <w:lvlText w:val=""/>
+      <w:lvlJc w:val="left"/>
+      <w:pPr>
+        <w:tabs>
+          <w:tab w:val="num" w:pos="709"/>
+        </w:tabs>
+        <w:ind w:left="709" w:hanging="283"/>
+      </w:pPr>
+      <w:rPr>
+        <w:rFonts w:ascii="Symbol" w:hAnsi="Symbol" w:cs="Symbol" w:hint="default"/>
+      </w:rPr>
+    </w:lvl>
+    <w:lvl w:ilvl="1">
+      <w:start w:val="1"/>
+      <w:numFmt w:val="bullet"/>
+      <w:lvlText w:val=""/>
+      <w:lvlJc w:val="left"/>
+      <w:pPr>
+        <w:tabs>
+          <w:tab w:val="num" w:pos="1418"/>
+        </w:tabs>
+        <w:ind w:left="1418" w:hanging="283"/>
+      </w:pPr>
+      <w:rPr>
+        <w:rFonts w:ascii="Symbol" w:hAnsi="Symbol" w:cs="Symbol" w:hint="default"/>
+      </w:rPr>
+    </w:lvl>
+    <w:lvl w:ilvl="2">
+      <w:start w:val="1"/>
+      <w:numFmt w:val="bullet"/>
+      <w:lvlText w:val=""/>
+      <w:lvlJc w:val="left"/>
+      <w:pPr>
+        <w:tabs>
+          <w:tab w:val="num" w:pos="2127"/>
+        </w:tabs>
+        <w:ind w:left="2127" w:hanging="283"/>
+      </w:pPr>
+      <w:rPr>
+        <w:rFonts w:ascii="Symbol" w:hAnsi="Symbol" w:cs="Symbol" w:hint="default"/>
+      </w:rPr>
+    </w:lvl>
+    <w:lvl w:ilvl="3">
+      <w:start w:val="1"/>
+      <w:numFmt w:val="bullet"/>
+      <w:lvlText w:val=""/>
+      <w:lvlJc w:val="left"/>
+      <w:pPr>
+        <w:tabs>
+          <w:tab w:val="num" w:pos="2836"/>
+        </w:tabs>
+        <w:ind w:left="2836" w:hanging="283"/>
+      </w:pPr>
+      <w:rPr>
+        <w:rFonts w:ascii="Symbol" w:hAnsi="Symbol" w:cs="Symbol" w:hint="default"/>
+      </w:rPr>
+    </w:lvl>
+    <w:lvl w:ilvl="4">
+      <w:start w:val="1"/>
+      <w:numFmt w:val="bullet"/>
+      <w:lvlText w:val=""/>
+      <w:lvlJc w:val="left"/>
+      <w:pPr>
+        <w:tabs>
+          <w:tab w:val="num" w:pos="3545"/>
+        </w:tabs>
+        <w:ind w:left="3545" w:hanging="283"/>
+      </w:pPr>
+      <w:rPr>
+        <w:rFonts w:ascii="Symbol" w:hAnsi="Symbol" w:cs="Symbol" w:hint="default"/>
+      </w:rPr>
+    </w:lvl>
+    <w:lvl w:ilvl="5">
+      <w:start w:val="1"/>
+      <w:numFmt w:val="bullet"/>
+      <w:lvlText w:val=""/>
+      <w:lvlJc w:val="left"/>
+      <w:pPr>
+        <w:tabs>
+          <w:tab w:val="num" w:pos="4254"/>
+        </w:tabs>
+        <w:ind w:left="4254" w:hanging="283"/>
+      </w:pPr>
+      <w:rPr>
+        <w:rFonts w:ascii="Symbol" w:hAnsi="Symbol" w:cs="Symbol" w:hint="default"/>
+      </w:rPr>
+    </w:lvl>
+    <w:lvl w:ilvl="6">
+      <w:start w:val="1"/>
+      <w:numFmt w:val="bullet"/>
+      <w:lvlText w:val=""/>
+      <w:lvlJc w:val="left"/>
+      <w:pPr>
+        <w:tabs>
+          <w:tab w:val="num" w:pos="4963"/>
+        </w:tabs>
+        <w:ind w:left="4963" w:hanging="283"/>
+      </w:pPr>
+      <w:rPr>
+        <w:rFonts w:ascii="Symbol" w:hAnsi="Symbol" w:cs="Symbol" w:hint="default"/>
+      </w:rPr>
+    </w:lvl>
+    <w:lvl w:ilvl="7">
+      <w:start w:val="1"/>
+      <w:numFmt w:val="bullet"/>
+      <w:lvlText w:val=""/>
+      <w:lvlJc w:val="left"/>
+      <w:pPr>
+        <w:tabs>
+          <w:tab w:val="num" w:pos="5672"/>
+        </w:tabs>
+        <w:ind w:left="5672" w:hanging="283"/>
+      </w:pPr>
+      <w:rPr>
+        <w:rFonts w:ascii="Symbol" w:hAnsi="Symbol" w:cs="Symbol" w:hint="default"/>
+      </w:rPr>
+    </w:lvl>
+    <w:lvl w:ilvl="8">
+      <w:start w:val="1"/>
+      <w:numFmt w:val="bullet"/>
+      <w:lvlText w:val=""/>
+      <w:lvlJc w:val="left"/>
+      <w:pPr>
+        <w:tabs>
+          <w:tab w:val="num" w:pos="6381"/>
+        </w:tabs>
+        <w:ind w:left="6381" w:hanging="283"/>
+      </w:pPr>
+      <w:rPr>
+        <w:rFonts w:ascii="Symbol" w:hAnsi="Symbol" w:cs="Symbol" w:hint="default"/>
+      </w:rPr>
+    </w:lvl>
+  </w:abstractNum>
+  <w:abstractNum w:abstractNumId="47">
+    <w:lvl w:ilvl="0">
+      <w:start w:val="1"/>
+      <w:numFmt w:val="bullet"/>
+      <w:lvlText w:val=""/>
+      <w:lvlJc w:val="left"/>
+      <w:pPr>
+        <w:tabs>
+          <w:tab w:val="num" w:pos="709"/>
+        </w:tabs>
+        <w:ind w:left="709" w:hanging="283"/>
+      </w:pPr>
+      <w:rPr>
+        <w:rFonts w:ascii="Symbol" w:hAnsi="Symbol" w:cs="Symbol" w:hint="default"/>
+      </w:rPr>
+    </w:lvl>
+    <w:lvl w:ilvl="1">
+      <w:start w:val="1"/>
+      <w:numFmt w:val="bullet"/>
+      <w:lvlText w:val=""/>
+      <w:lvlJc w:val="left"/>
+      <w:pPr>
+        <w:tabs>
+          <w:tab w:val="num" w:pos="1418"/>
+        </w:tabs>
+        <w:ind w:left="1418" w:hanging="283"/>
+      </w:pPr>
+      <w:rPr>
+        <w:rFonts w:ascii="Symbol" w:hAnsi="Symbol" w:cs="Symbol" w:hint="default"/>
+      </w:rPr>
+    </w:lvl>
+    <w:lvl w:ilvl="2">
+      <w:start w:val="1"/>
+      <w:numFmt w:val="bullet"/>
+      <w:lvlText w:val=""/>
+      <w:lvlJc w:val="left"/>
+      <w:pPr>
+        <w:tabs>
+          <w:tab w:val="num" w:pos="2127"/>
+        </w:tabs>
+        <w:ind w:left="2127" w:hanging="283"/>
+      </w:pPr>
+      <w:rPr>
+        <w:rFonts w:ascii="Symbol" w:hAnsi="Symbol" w:cs="Symbol" w:hint="default"/>
+      </w:rPr>
+    </w:lvl>
+    <w:lvl w:ilvl="3">
+      <w:start w:val="1"/>
+      <w:numFmt w:val="bullet"/>
+      <w:lvlText w:val=""/>
+      <w:lvlJc w:val="left"/>
+      <w:pPr>
+        <w:tabs>
+          <w:tab w:val="num" w:pos="2836"/>
+        </w:tabs>
+        <w:ind w:left="2836" w:hanging="283"/>
+      </w:pPr>
+      <w:rPr>
+        <w:rFonts w:ascii="Symbol" w:hAnsi="Symbol" w:cs="Symbol" w:hint="default"/>
+      </w:rPr>
+    </w:lvl>
+    <w:lvl w:ilvl="4">
+      <w:start w:val="1"/>
+      <w:numFmt w:val="bullet"/>
+      <w:lvlText w:val=""/>
+      <w:lvlJc w:val="left"/>
+      <w:pPr>
+        <w:tabs>
+          <w:tab w:val="num" w:pos="3545"/>
+        </w:tabs>
+        <w:ind w:left="3545" w:hanging="283"/>
+      </w:pPr>
+      <w:rPr>
+        <w:rFonts w:ascii="Symbol" w:hAnsi="Symbol" w:cs="Symbol" w:hint="default"/>
+      </w:rPr>
+    </w:lvl>
+    <w:lvl w:ilvl="5">
+      <w:start w:val="1"/>
+      <w:numFmt w:val="bullet"/>
+      <w:lvlText w:val=""/>
+      <w:lvlJc w:val="left"/>
+      <w:pPr>
+        <w:tabs>
+          <w:tab w:val="num" w:pos="4254"/>
+        </w:tabs>
+        <w:ind w:left="4254" w:hanging="283"/>
+      </w:pPr>
+      <w:rPr>
+        <w:rFonts w:ascii="Symbol" w:hAnsi="Symbol" w:cs="Symbol" w:hint="default"/>
+      </w:rPr>
+    </w:lvl>
+    <w:lvl w:ilvl="6">
+      <w:start w:val="1"/>
+      <w:numFmt w:val="bullet"/>
+      <w:lvlText w:val=""/>
+      <w:lvlJc w:val="left"/>
+      <w:pPr>
+        <w:tabs>
+          <w:tab w:val="num" w:pos="4963"/>
+        </w:tabs>
+        <w:ind w:left="4963" w:hanging="283"/>
+      </w:pPr>
+      <w:rPr>
+        <w:rFonts w:ascii="Symbol" w:hAnsi="Symbol" w:cs="Symbol" w:hint="default"/>
+      </w:rPr>
+    </w:lvl>
+    <w:lvl w:ilvl="7">
+      <w:start w:val="1"/>
+      <w:numFmt w:val="bullet"/>
+      <w:lvlText w:val=""/>
+      <w:lvlJc w:val="left"/>
+      <w:pPr>
+        <w:tabs>
+          <w:tab w:val="num" w:pos="5672"/>
+        </w:tabs>
+        <w:ind w:left="5672" w:hanging="283"/>
+      </w:pPr>
+      <w:rPr>
+        <w:rFonts w:ascii="Symbol" w:hAnsi="Symbol" w:cs="Symbol" w:hint="default"/>
+      </w:rPr>
+    </w:lvl>
+    <w:lvl w:ilvl="8">
+      <w:start w:val="1"/>
+      <w:numFmt w:val="bullet"/>
+      <w:lvlText w:val=""/>
+      <w:lvlJc w:val="left"/>
+      <w:pPr>
+        <w:tabs>
+          <w:tab w:val="num" w:pos="6381"/>
+        </w:tabs>
+        <w:ind w:left="6381" w:hanging="283"/>
+      </w:pPr>
+      <w:rPr>
+        <w:rFonts w:ascii="Symbol" w:hAnsi="Symbol" w:cs="Symbol" w:hint="default"/>
+      </w:rPr>
+    </w:lvl>
+  </w:abstractNum>
+  <w:abstractNum w:abstractNumId="48">
+    <w:lvl w:ilvl="0">
+      <w:start w:val="1"/>
+      <w:numFmt w:val="bullet"/>
+      <w:lvlText w:val=""/>
+      <w:lvlJc w:val="left"/>
+      <w:pPr>
+        <w:tabs>
+          <w:tab w:val="num" w:pos="709"/>
+        </w:tabs>
+        <w:ind w:left="709" w:hanging="283"/>
+      </w:pPr>
+      <w:rPr>
+        <w:rFonts w:ascii="Symbol" w:hAnsi="Symbol" w:cs="Symbol" w:hint="default"/>
+      </w:rPr>
+    </w:lvl>
+    <w:lvl w:ilvl="1">
+      <w:start w:val="1"/>
+      <w:numFmt w:val="bullet"/>
+      <w:lvlText w:val=""/>
+      <w:lvlJc w:val="left"/>
+      <w:pPr>
+        <w:tabs>
+          <w:tab w:val="num" w:pos="1418"/>
+        </w:tabs>
+        <w:ind w:left="1418" w:hanging="283"/>
+      </w:pPr>
+      <w:rPr>
+        <w:rFonts w:ascii="Symbol" w:hAnsi="Symbol" w:cs="Symbol" w:hint="default"/>
+      </w:rPr>
+    </w:lvl>
+    <w:lvl w:ilvl="2">
+      <w:start w:val="1"/>
+      <w:numFmt w:val="bullet"/>
+      <w:lvlText w:val=""/>
+      <w:lvlJc w:val="left"/>
+      <w:pPr>
+        <w:tabs>
+          <w:tab w:val="num" w:pos="2127"/>
+        </w:tabs>
+        <w:ind w:left="2127" w:hanging="283"/>
+      </w:pPr>
+      <w:rPr>
+        <w:rFonts w:ascii="Symbol" w:hAnsi="Symbol" w:cs="Symbol" w:hint="default"/>
+      </w:rPr>
+    </w:lvl>
+    <w:lvl w:ilvl="3">
+      <w:start w:val="1"/>
+      <w:numFmt w:val="bullet"/>
+      <w:lvlText w:val=""/>
+      <w:lvlJc w:val="left"/>
+      <w:pPr>
+        <w:tabs>
+          <w:tab w:val="num" w:pos="2836"/>
+        </w:tabs>
+        <w:ind w:left="2836" w:hanging="283"/>
+      </w:pPr>
+      <w:rPr>
+        <w:rFonts w:ascii="Symbol" w:hAnsi="Symbol" w:cs="Symbol" w:hint="default"/>
+      </w:rPr>
+    </w:lvl>
+    <w:lvl w:ilvl="4">
+      <w:start w:val="1"/>
+      <w:numFmt w:val="bullet"/>
+      <w:lvlText w:val=""/>
+      <w:lvlJc w:val="left"/>
+      <w:pPr>
+        <w:tabs>
+          <w:tab w:val="num" w:pos="3545"/>
+        </w:tabs>
+        <w:ind w:left="3545" w:hanging="283"/>
+      </w:pPr>
+      <w:rPr>
+        <w:rFonts w:ascii="Symbol" w:hAnsi="Symbol" w:cs="Symbol" w:hint="default"/>
+      </w:rPr>
+    </w:lvl>
+    <w:lvl w:ilvl="5">
+      <w:start w:val="1"/>
+      <w:numFmt w:val="bullet"/>
+      <w:lvlText w:val=""/>
+      <w:lvlJc w:val="left"/>
+      <w:pPr>
+        <w:tabs>
+          <w:tab w:val="num" w:pos="4254"/>
+        </w:tabs>
+        <w:ind w:left="4254" w:hanging="283"/>
+      </w:pPr>
+      <w:rPr>
+        <w:rFonts w:ascii="Symbol" w:hAnsi="Symbol" w:cs="Symbol" w:hint="default"/>
+      </w:rPr>
+    </w:lvl>
+    <w:lvl w:ilvl="6">
+      <w:start w:val="1"/>
+      <w:numFmt w:val="bullet"/>
+      <w:lvlText w:val=""/>
+      <w:lvlJc w:val="left"/>
+      <w:pPr>
+        <w:tabs>
+          <w:tab w:val="num" w:pos="4963"/>
+        </w:tabs>
+        <w:ind w:left="4963" w:hanging="283"/>
+      </w:pPr>
+      <w:rPr>
+        <w:rFonts w:ascii="Symbol" w:hAnsi="Symbol" w:cs="Symbol" w:hint="default"/>
+      </w:rPr>
+    </w:lvl>
+    <w:lvl w:ilvl="7">
+      <w:start w:val="1"/>
+      <w:numFmt w:val="bullet"/>
+      <w:lvlText w:val=""/>
+      <w:lvlJc w:val="left"/>
+      <w:pPr>
+        <w:tabs>
+          <w:tab w:val="num" w:pos="5672"/>
+        </w:tabs>
+        <w:ind w:left="5672" w:hanging="283"/>
+      </w:pPr>
+      <w:rPr>
+        <w:rFonts w:ascii="Symbol" w:hAnsi="Symbol" w:cs="Symbol" w:hint="default"/>
+      </w:rPr>
+    </w:lvl>
+    <w:lvl w:ilvl="8">
+      <w:start w:val="1"/>
+      <w:numFmt w:val="bullet"/>
+      <w:lvlText w:val=""/>
+      <w:lvlJc w:val="left"/>
+      <w:pPr>
+        <w:tabs>
+          <w:tab w:val="num" w:pos="6381"/>
+        </w:tabs>
+        <w:ind w:left="6381" w:hanging="283"/>
+      </w:pPr>
+      <w:rPr>
+        <w:rFonts w:ascii="Symbol" w:hAnsi="Symbol" w:cs="Symbol" w:hint="default"/>
+      </w:rPr>
+    </w:lvl>
+  </w:abstractNum>
+  <w:abstractNum w:abstractNumId="49">
+    <w:lvl w:ilvl="0">
+      <w:start w:val="1"/>
+      <w:numFmt w:val="bullet"/>
+      <w:lvlText w:val=""/>
+      <w:lvlJc w:val="left"/>
+      <w:pPr>
+        <w:tabs>
+          <w:tab w:val="num" w:pos="709"/>
+        </w:tabs>
+        <w:ind w:left="709" w:hanging="283"/>
+      </w:pPr>
+      <w:rPr>
+        <w:rFonts w:ascii="Symbol" w:hAnsi="Symbol" w:cs="Symbol" w:hint="default"/>
+      </w:rPr>
+    </w:lvl>
+    <w:lvl w:ilvl="1">
+      <w:start w:val="1"/>
+      <w:numFmt w:val="bullet"/>
+      <w:lvlText w:val=""/>
+      <w:lvlJc w:val="left"/>
+      <w:pPr>
+        <w:tabs>
+          <w:tab w:val="num" w:pos="1418"/>
+        </w:tabs>
+        <w:ind w:left="1418" w:hanging="283"/>
+      </w:pPr>
+      <w:rPr>
+        <w:rFonts w:ascii="Symbol" w:hAnsi="Symbol" w:cs="Symbol" w:hint="default"/>
+      </w:rPr>
+    </w:lvl>
+    <w:lvl w:ilvl="2">
+      <w:start w:val="1"/>
+      <w:numFmt w:val="bullet"/>
+      <w:lvlText w:val=""/>
+      <w:lvlJc w:val="left"/>
+      <w:pPr>
+        <w:tabs>
+          <w:tab w:val="num" w:pos="2127"/>
+        </w:tabs>
+        <w:ind w:left="2127" w:hanging="283"/>
+      </w:pPr>
+      <w:rPr>
+        <w:rFonts w:ascii="Symbol" w:hAnsi="Symbol" w:cs="Symbol" w:hint="default"/>
+      </w:rPr>
+    </w:lvl>
+    <w:lvl w:ilvl="3">
+      <w:start w:val="1"/>
+      <w:numFmt w:val="bullet"/>
+      <w:lvlText w:val=""/>
+      <w:lvlJc w:val="left"/>
+      <w:pPr>
+        <w:tabs>
+          <w:tab w:val="num" w:pos="2836"/>
+        </w:tabs>
+        <w:ind w:left="2836" w:hanging="283"/>
+      </w:pPr>
+      <w:rPr>
+        <w:rFonts w:ascii="Symbol" w:hAnsi="Symbol" w:cs="Symbol" w:hint="default"/>
+      </w:rPr>
+    </w:lvl>
+    <w:lvl w:ilvl="4">
+      <w:start w:val="1"/>
+      <w:numFmt w:val="bullet"/>
+      <w:lvlText w:val=""/>
+      <w:lvlJc w:val="left"/>
+      <w:pPr>
+        <w:tabs>
+          <w:tab w:val="num" w:pos="3545"/>
+        </w:tabs>
+        <w:ind w:left="3545" w:hanging="283"/>
+      </w:pPr>
+      <w:rPr>
+        <w:rFonts w:ascii="Symbol" w:hAnsi="Symbol" w:cs="Symbol" w:hint="default"/>
+      </w:rPr>
+    </w:lvl>
+    <w:lvl w:ilvl="5">
+      <w:start w:val="1"/>
+      <w:numFmt w:val="bullet"/>
+      <w:lvlText w:val=""/>
+      <w:lvlJc w:val="left"/>
+      <w:pPr>
+        <w:tabs>
+          <w:tab w:val="num" w:pos="4254"/>
+        </w:tabs>
+        <w:ind w:left="4254" w:hanging="283"/>
+      </w:pPr>
+      <w:rPr>
+        <w:rFonts w:ascii="Symbol" w:hAnsi="Symbol" w:cs="Symbol" w:hint="default"/>
+      </w:rPr>
+    </w:lvl>
+    <w:lvl w:ilvl="6">
+      <w:start w:val="1"/>
+      <w:numFmt w:val="bullet"/>
+      <w:lvlText w:val=""/>
+      <w:lvlJc w:val="left"/>
+      <w:pPr>
+        <w:tabs>
+          <w:tab w:val="num" w:pos="4963"/>
+        </w:tabs>
+        <w:ind w:left="4963" w:hanging="283"/>
+      </w:pPr>
+      <w:rPr>
+        <w:rFonts w:ascii="Symbol" w:hAnsi="Symbol" w:cs="Symbol" w:hint="default"/>
+      </w:rPr>
+    </w:lvl>
+    <w:lvl w:ilvl="7">
+      <w:start w:val="1"/>
+      <w:numFmt w:val="bullet"/>
+      <w:lvlText w:val=""/>
+      <w:lvlJc w:val="left"/>
+      <w:pPr>
+        <w:tabs>
+          <w:tab w:val="num" w:pos="5672"/>
+        </w:tabs>
+        <w:ind w:left="5672" w:hanging="283"/>
+      </w:pPr>
+      <w:rPr>
+        <w:rFonts w:ascii="Symbol" w:hAnsi="Symbol" w:cs="Symbol" w:hint="default"/>
+      </w:rPr>
+    </w:lvl>
+    <w:lvl w:ilvl="8">
+      <w:start w:val="1"/>
+      <w:numFmt w:val="bullet"/>
+      <w:lvlText w:val=""/>
+      <w:lvlJc w:val="left"/>
+      <w:pPr>
+        <w:tabs>
+          <w:tab w:val="num" w:pos="6381"/>
+        </w:tabs>
+        <w:ind w:left="6381" w:hanging="283"/>
+      </w:pPr>
+      <w:rPr>
+        <w:rFonts w:ascii="Symbol" w:hAnsi="Symbol" w:cs="Symbol" w:hint="default"/>
+      </w:rPr>
+    </w:lvl>
+  </w:abstractNum>
+  <w:abstractNum w:abstractNumId="50">
+    <w:lvl w:ilvl="0">
+      <w:start w:val="1"/>
+      <w:numFmt w:val="bullet"/>
+      <w:lvlText w:val=""/>
+      <w:lvlJc w:val="left"/>
+      <w:pPr>
+        <w:tabs>
+          <w:tab w:val="num" w:pos="709"/>
+        </w:tabs>
+        <w:ind w:left="709" w:hanging="283"/>
+      </w:pPr>
+      <w:rPr>
+        <w:rFonts w:ascii="Symbol" w:hAnsi="Symbol" w:cs="Symbol" w:hint="default"/>
+      </w:rPr>
+    </w:lvl>
+    <w:lvl w:ilvl="1">
+      <w:start w:val="1"/>
+      <w:numFmt w:val="bullet"/>
+      <w:lvlText w:val=""/>
+      <w:lvlJc w:val="left"/>
+      <w:pPr>
+        <w:tabs>
+          <w:tab w:val="num" w:pos="1418"/>
+        </w:tabs>
+        <w:ind w:left="1418" w:hanging="283"/>
+      </w:pPr>
+      <w:rPr>
+        <w:rFonts w:ascii="Symbol" w:hAnsi="Symbol" w:cs="Symbol" w:hint="default"/>
+      </w:rPr>
+    </w:lvl>
+    <w:lvl w:ilvl="2">
+      <w:start w:val="1"/>
+      <w:numFmt w:val="bullet"/>
+      <w:lvlText w:val=""/>
+      <w:lvlJc w:val="left"/>
+      <w:pPr>
+        <w:tabs>
+          <w:tab w:val="num" w:pos="2127"/>
+        </w:tabs>
+        <w:ind w:left="2127" w:hanging="283"/>
+      </w:pPr>
+      <w:rPr>
+        <w:rFonts w:ascii="Symbol" w:hAnsi="Symbol" w:cs="Symbol" w:hint="default"/>
+      </w:rPr>
+    </w:lvl>
+    <w:lvl w:ilvl="3">
+      <w:start w:val="1"/>
+      <w:numFmt w:val="bullet"/>
+      <w:lvlText w:val=""/>
+      <w:lvlJc w:val="left"/>
+      <w:pPr>
+        <w:tabs>
+          <w:tab w:val="num" w:pos="2836"/>
+        </w:tabs>
+        <w:ind w:left="2836" w:hanging="283"/>
+      </w:pPr>
+      <w:rPr>
+        <w:rFonts w:ascii="Symbol" w:hAnsi="Symbol" w:cs="Symbol" w:hint="default"/>
+      </w:rPr>
+    </w:lvl>
+    <w:lvl w:ilvl="4">
+      <w:start w:val="1"/>
+      <w:numFmt w:val="bullet"/>
+      <w:lvlText w:val=""/>
+      <w:lvlJc w:val="left"/>
+      <w:pPr>
+        <w:tabs>
+          <w:tab w:val="num" w:pos="3545"/>
+        </w:tabs>
+        <w:ind w:left="3545" w:hanging="283"/>
+      </w:pPr>
+      <w:rPr>
+        <w:rFonts w:ascii="Symbol" w:hAnsi="Symbol" w:cs="Symbol" w:hint="default"/>
+      </w:rPr>
+    </w:lvl>
+    <w:lvl w:ilvl="5">
+      <w:start w:val="1"/>
+      <w:numFmt w:val="bullet"/>
+      <w:lvlText w:val=""/>
+      <w:lvlJc w:val="left"/>
+      <w:pPr>
+        <w:tabs>
+          <w:tab w:val="num" w:pos="4254"/>
+        </w:tabs>
+        <w:ind w:left="4254" w:hanging="283"/>
+      </w:pPr>
+      <w:rPr>
+        <w:rFonts w:ascii="Symbol" w:hAnsi="Symbol" w:cs="Symbol" w:hint="default"/>
+      </w:rPr>
+    </w:lvl>
+    <w:lvl w:ilvl="6">
+      <w:start w:val="1"/>
+      <w:numFmt w:val="bullet"/>
+      <w:lvlText w:val=""/>
+      <w:lvlJc w:val="left"/>
+      <w:pPr>
+        <w:tabs>
+          <w:tab w:val="num" w:pos="4963"/>
+        </w:tabs>
+        <w:ind w:left="4963" w:hanging="283"/>
+      </w:pPr>
+      <w:rPr>
+        <w:rFonts w:ascii="Symbol" w:hAnsi="Symbol" w:cs="Symbol" w:hint="default"/>
+      </w:rPr>
+    </w:lvl>
+    <w:lvl w:ilvl="7">
+      <w:start w:val="1"/>
+      <w:numFmt w:val="bullet"/>
+      <w:lvlText w:val=""/>
+      <w:lvlJc w:val="left"/>
+      <w:pPr>
+        <w:tabs>
+          <w:tab w:val="num" w:pos="5672"/>
+        </w:tabs>
+        <w:ind w:left="5672" w:hanging="283"/>
+      </w:pPr>
+      <w:rPr>
+        <w:rFonts w:ascii="Symbol" w:hAnsi="Symbol" w:cs="Symbol" w:hint="default"/>
+      </w:rPr>
+    </w:lvl>
+    <w:lvl w:ilvl="8">
+      <w:start w:val="1"/>
+      <w:numFmt w:val="bullet"/>
+      <w:lvlText w:val=""/>
+      <w:lvlJc w:val="left"/>
+      <w:pPr>
+        <w:tabs>
+          <w:tab w:val="num" w:pos="6381"/>
+        </w:tabs>
+        <w:ind w:left="6381" w:hanging="283"/>
+      </w:pPr>
+      <w:rPr>
+        <w:rFonts w:ascii="Symbol" w:hAnsi="Symbol" w:cs="Symbol" w:hint="default"/>
+      </w:rPr>
+    </w:lvl>
+  </w:abstractNum>
+  <w:abstractNum w:abstractNumId="51">
+    <w:lvl w:ilvl="0">
+      <w:start w:val="1"/>
+      <w:numFmt w:val="bullet"/>
+      <w:lvlText w:val=""/>
+      <w:lvlJc w:val="left"/>
+      <w:pPr>
+        <w:tabs>
+          <w:tab w:val="num" w:pos="709"/>
+        </w:tabs>
+        <w:ind w:left="709" w:hanging="283"/>
+      </w:pPr>
+      <w:rPr>
+        <w:rFonts w:ascii="Symbol" w:hAnsi="Symbol" w:cs="Symbol" w:hint="default"/>
+      </w:rPr>
+    </w:lvl>
+    <w:lvl w:ilvl="1">
+      <w:start w:val="1"/>
+      <w:numFmt w:val="bullet"/>
+      <w:lvlText w:val=""/>
+      <w:lvlJc w:val="left"/>
+      <w:pPr>
+        <w:tabs>
+          <w:tab w:val="num" w:pos="1418"/>
+        </w:tabs>
+        <w:ind w:left="1418" w:hanging="283"/>
+      </w:pPr>
+      <w:rPr>
+        <w:rFonts w:ascii="Symbol" w:hAnsi="Symbol" w:cs="Symbol" w:hint="default"/>
+      </w:rPr>
+    </w:lvl>
+    <w:lvl w:ilvl="2">
+      <w:start w:val="1"/>
+      <w:numFmt w:val="bullet"/>
+      <w:lvlText w:val=""/>
+      <w:lvlJc w:val="left"/>
+      <w:pPr>
+        <w:tabs>
+          <w:tab w:val="num" w:pos="2127"/>
+        </w:tabs>
+        <w:ind w:left="2127" w:hanging="283"/>
+      </w:pPr>
+      <w:rPr>
+        <w:rFonts w:ascii="Symbol" w:hAnsi="Symbol" w:cs="Symbol" w:hint="default"/>
+      </w:rPr>
+    </w:lvl>
+    <w:lvl w:ilvl="3">
+      <w:start w:val="1"/>
+      <w:numFmt w:val="bullet"/>
+      <w:lvlText w:val=""/>
+      <w:lvlJc w:val="left"/>
+      <w:pPr>
+        <w:tabs>
+          <w:tab w:val="num" w:pos="2836"/>
+        </w:tabs>
+        <w:ind w:left="2836" w:hanging="283"/>
+      </w:pPr>
+      <w:rPr>
+        <w:rFonts w:ascii="Symbol" w:hAnsi="Symbol" w:cs="Symbol" w:hint="default"/>
+      </w:rPr>
+    </w:lvl>
+    <w:lvl w:ilvl="4">
+      <w:start w:val="1"/>
+      <w:numFmt w:val="bullet"/>
+      <w:lvlText w:val=""/>
+      <w:lvlJc w:val="left"/>
+      <w:pPr>
+        <w:tabs>
+          <w:tab w:val="num" w:pos="3545"/>
+        </w:tabs>
+        <w:ind w:left="3545" w:hanging="283"/>
+      </w:pPr>
+      <w:rPr>
+        <w:rFonts w:ascii="Symbol" w:hAnsi="Symbol" w:cs="Symbol" w:hint="default"/>
+      </w:rPr>
+    </w:lvl>
+    <w:lvl w:ilvl="5">
+      <w:start w:val="1"/>
+      <w:numFmt w:val="bullet"/>
+      <w:lvlText w:val=""/>
+      <w:lvlJc w:val="left"/>
+      <w:pPr>
+        <w:tabs>
+          <w:tab w:val="num" w:pos="4254"/>
+        </w:tabs>
+        <w:ind w:left="4254" w:hanging="283"/>
+      </w:pPr>
+      <w:rPr>
+        <w:rFonts w:ascii="Symbol" w:hAnsi="Symbol" w:cs="Symbol" w:hint="default"/>
+      </w:rPr>
+    </w:lvl>
+    <w:lvl w:ilvl="6">
+      <w:start w:val="1"/>
+      <w:numFmt w:val="bullet"/>
+      <w:lvlText w:val=""/>
+      <w:lvlJc w:val="left"/>
+      <w:pPr>
+        <w:tabs>
+          <w:tab w:val="num" w:pos="4963"/>
+        </w:tabs>
+        <w:ind w:left="4963" w:hanging="283"/>
+      </w:pPr>
+      <w:rPr>
+        <w:rFonts w:ascii="Symbol" w:hAnsi="Symbol" w:cs="Symbol" w:hint="default"/>
+      </w:rPr>
+    </w:lvl>
+    <w:lvl w:ilvl="7">
+      <w:start w:val="1"/>
+      <w:numFmt w:val="bullet"/>
+      <w:lvlText w:val=""/>
+      <w:lvlJc w:val="left"/>
+      <w:pPr>
+        <w:tabs>
+          <w:tab w:val="num" w:pos="5672"/>
+        </w:tabs>
+        <w:ind w:left="5672" w:hanging="283"/>
+      </w:pPr>
+      <w:rPr>
+        <w:rFonts w:ascii="Symbol" w:hAnsi="Symbol" w:cs="Symbol" w:hint="default"/>
+      </w:rPr>
+    </w:lvl>
+    <w:lvl w:ilvl="8">
+      <w:start w:val="1"/>
+      <w:numFmt w:val="bullet"/>
+      <w:lvlText w:val=""/>
+      <w:lvlJc w:val="left"/>
+      <w:pPr>
+        <w:tabs>
+          <w:tab w:val="num" w:pos="6381"/>
+        </w:tabs>
+        <w:ind w:left="6381" w:hanging="283"/>
+      </w:pPr>
+      <w:rPr>
+        <w:rFonts w:ascii="Symbol" w:hAnsi="Symbol" w:cs="Symbol" w:hint="default"/>
+      </w:rPr>
+    </w:lvl>
+  </w:abstractNum>
+  <w:abstractNum w:abstractNumId="52">
+    <w:lvl w:ilvl="0">
+      <w:start w:val="1"/>
+      <w:numFmt w:val="bullet"/>
+      <w:lvlText w:val=""/>
+      <w:lvlJc w:val="left"/>
+      <w:pPr>
+        <w:tabs>
+          <w:tab w:val="num" w:pos="709"/>
+        </w:tabs>
+        <w:ind w:left="709" w:hanging="283"/>
+      </w:pPr>
+      <w:rPr>
+        <w:rFonts w:ascii="Symbol" w:hAnsi="Symbol" w:cs="Symbol" w:hint="default"/>
+      </w:rPr>
+    </w:lvl>
+    <w:lvl w:ilvl="1">
+      <w:start w:val="1"/>
+      <w:numFmt w:val="bullet"/>
+      <w:lvlText w:val=""/>
+      <w:lvlJc w:val="left"/>
+      <w:pPr>
+        <w:tabs>
+          <w:tab w:val="num" w:pos="1418"/>
+        </w:tabs>
+        <w:ind w:left="1418" w:hanging="283"/>
+      </w:pPr>
+      <w:rPr>
+        <w:rFonts w:ascii="Symbol" w:hAnsi="Symbol" w:cs="Symbol" w:hint="default"/>
+      </w:rPr>
+    </w:lvl>
+    <w:lvl w:ilvl="2">
+      <w:start w:val="1"/>
+      <w:numFmt w:val="bullet"/>
+      <w:lvlText w:val=""/>
+      <w:lvlJc w:val="left"/>
+      <w:pPr>
+        <w:tabs>
+          <w:tab w:val="num" w:pos="2127"/>
+        </w:tabs>
+        <w:ind w:left="2127" w:hanging="283"/>
+      </w:pPr>
+      <w:rPr>
+        <w:rFonts w:ascii="Symbol" w:hAnsi="Symbol" w:cs="Symbol" w:hint="default"/>
+      </w:rPr>
+    </w:lvl>
+    <w:lvl w:ilvl="3">
+      <w:start w:val="1"/>
+      <w:numFmt w:val="bullet"/>
+      <w:lvlText w:val=""/>
+      <w:lvlJc w:val="left"/>
+      <w:pPr>
+        <w:tabs>
+          <w:tab w:val="num" w:pos="2836"/>
+        </w:tabs>
+        <w:ind w:left="2836" w:hanging="283"/>
+      </w:pPr>
+      <w:rPr>
+        <w:rFonts w:ascii="Symbol" w:hAnsi="Symbol" w:cs="Symbol" w:hint="default"/>
+      </w:rPr>
+    </w:lvl>
+    <w:lvl w:ilvl="4">
+      <w:start w:val="1"/>
+      <w:numFmt w:val="bullet"/>
+      <w:lvlText w:val=""/>
+      <w:lvlJc w:val="left"/>
+      <w:pPr>
+        <w:tabs>
+          <w:tab w:val="num" w:pos="3545"/>
+        </w:tabs>
+        <w:ind w:left="3545" w:hanging="283"/>
+      </w:pPr>
+      <w:rPr>
+        <w:rFonts w:ascii="Symbol" w:hAnsi="Symbol" w:cs="Symbol" w:hint="default"/>
+      </w:rPr>
+    </w:lvl>
+    <w:lvl w:ilvl="5">
+      <w:start w:val="1"/>
+      <w:numFmt w:val="bullet"/>
+      <w:lvlText w:val=""/>
+      <w:lvlJc w:val="left"/>
+      <w:pPr>
+        <w:tabs>
+          <w:tab w:val="num" w:pos="4254"/>
+        </w:tabs>
+        <w:ind w:left="4254" w:hanging="283"/>
+      </w:pPr>
+      <w:rPr>
+        <w:rFonts w:ascii="Symbol" w:hAnsi="Symbol" w:cs="Symbol" w:hint="default"/>
+      </w:rPr>
+    </w:lvl>
+    <w:lvl w:ilvl="6">
+      <w:start w:val="1"/>
+      <w:numFmt w:val="bullet"/>
+      <w:lvlText w:val=""/>
+      <w:lvlJc w:val="left"/>
+      <w:pPr>
+        <w:tabs>
+          <w:tab w:val="num" w:pos="4963"/>
+        </w:tabs>
+        <w:ind w:left="4963" w:hanging="283"/>
+      </w:pPr>
+      <w:rPr>
+        <w:rFonts w:ascii="Symbol" w:hAnsi="Symbol" w:cs="Symbol" w:hint="default"/>
+      </w:rPr>
+    </w:lvl>
+    <w:lvl w:ilvl="7">
+      <w:start w:val="1"/>
+      <w:numFmt w:val="bullet"/>
+      <w:lvlText w:val=""/>
+      <w:lvlJc w:val="left"/>
+      <w:pPr>
+        <w:tabs>
+          <w:tab w:val="num" w:pos="5672"/>
+        </w:tabs>
+        <w:ind w:left="5672" w:hanging="283"/>
+      </w:pPr>
+      <w:rPr>
+        <w:rFonts w:ascii="Symbol" w:hAnsi="Symbol" w:cs="Symbol" w:hint="default"/>
+      </w:rPr>
+    </w:lvl>
+    <w:lvl w:ilvl="8">
+      <w:start w:val="1"/>
+      <w:numFmt w:val="bullet"/>
+      <w:lvlText w:val=""/>
+      <w:lvlJc w:val="left"/>
+      <w:pPr>
+        <w:tabs>
+          <w:tab w:val="num" w:pos="6381"/>
+        </w:tabs>
+        <w:ind w:left="6381" w:hanging="283"/>
+      </w:pPr>
+      <w:rPr>
+        <w:rFonts w:ascii="Symbol" w:hAnsi="Symbol" w:cs="Symbol" w:hint="default"/>
+      </w:rPr>
+    </w:lvl>
+  </w:abstractNum>
+  <w:abstractNum w:abstractNumId="53">
     <w:lvl w:ilvl="0">
       <w:start w:val="1"/>
       <w:pStyle w:val="Ttulo1"/>
@@ -9023,6 +16723,78 @@
   </w:num>
   <w:num w:numId="29">
     <w:abstractNumId w:val="29"/>
+  </w:num>
+  <w:num w:numId="30">
+    <w:abstractNumId w:val="30"/>
+  </w:num>
+  <w:num w:numId="31">
+    <w:abstractNumId w:val="31"/>
+  </w:num>
+  <w:num w:numId="32">
+    <w:abstractNumId w:val="32"/>
+  </w:num>
+  <w:num w:numId="33">
+    <w:abstractNumId w:val="33"/>
+  </w:num>
+  <w:num w:numId="34">
+    <w:abstractNumId w:val="34"/>
+  </w:num>
+  <w:num w:numId="35">
+    <w:abstractNumId w:val="35"/>
+  </w:num>
+  <w:num w:numId="36">
+    <w:abstractNumId w:val="36"/>
+  </w:num>
+  <w:num w:numId="37">
+    <w:abstractNumId w:val="37"/>
+  </w:num>
+  <w:num w:numId="38">
+    <w:abstractNumId w:val="38"/>
+  </w:num>
+  <w:num w:numId="39">
+    <w:abstractNumId w:val="39"/>
+  </w:num>
+  <w:num w:numId="40">
+    <w:abstractNumId w:val="40"/>
+  </w:num>
+  <w:num w:numId="41">
+    <w:abstractNumId w:val="41"/>
+  </w:num>
+  <w:num w:numId="42">
+    <w:abstractNumId w:val="42"/>
+  </w:num>
+  <w:num w:numId="43">
+    <w:abstractNumId w:val="43"/>
+  </w:num>
+  <w:num w:numId="44">
+    <w:abstractNumId w:val="44"/>
+  </w:num>
+  <w:num w:numId="45">
+    <w:abstractNumId w:val="45"/>
+  </w:num>
+  <w:num w:numId="46">
+    <w:abstractNumId w:val="46"/>
+  </w:num>
+  <w:num w:numId="47">
+    <w:abstractNumId w:val="47"/>
+  </w:num>
+  <w:num w:numId="48">
+    <w:abstractNumId w:val="48"/>
+  </w:num>
+  <w:num w:numId="49">
+    <w:abstractNumId w:val="49"/>
+  </w:num>
+  <w:num w:numId="50">
+    <w:abstractNumId w:val="50"/>
+  </w:num>
+  <w:num w:numId="51">
+    <w:abstractNumId w:val="51"/>
+  </w:num>
+  <w:num w:numId="52">
+    <w:abstractNumId w:val="52"/>
+  </w:num>
+  <w:num w:numId="53">
+    <w:abstractNumId w:val="53"/>
   </w:num>
 </w:numbering>
 </file>
